--- a/00_Executive_Rollup_Report/AMEX_RiskIQ_Platform_Executive_Rollup_Report.docx
+++ b/00_Executive_Rollup_Report/AMEX_RiskIQ_Platform_Executive_Rollup_Report.docx
@@ -4,155 +4,25 @@
   <w:body>
     <w:p>
       <w:pPr>
-        <w:spacing w:before="1200"/>
-      </w:pPr>
-    </w:p>
-    <w:p>
-      <w:pPr>
-        <w:jc w:val="center"/>
+        <w:pStyle w:val="Title"/>
       </w:pPr>
       <w:r>
-        <w:rPr>
-          <w:b/>
-          <w:color w:val="0B1F3A"/>
-          <w:sz w:val="80"/>
-        </w:rPr>
-        <w:t>AMEX RiskIQ</w:t>
-      </w:r>
-    </w:p>
-    <w:p>
-      <w:pPr>
-        <w:jc w:val="center"/>
-      </w:pPr>
-      <w:r>
-        <w:rPr>
-          <w:color w:val="C41E3A"/>
-          <w:sz w:val="48"/>
-        </w:rPr>
-        <w:t>Enterprise Credit Risk Platform</w:t>
-      </w:r>
-    </w:p>
-    <w:p>
-      <w:pPr>
-        <w:jc w:val="center"/>
-      </w:pPr>
-      <w:r>
-        <w:rPr>
-          <w:i/>
-          <w:color w:val="5A6373"/>
-          <w:sz w:val="36"/>
-        </w:rPr>
-        <w:t>Executive Rollup Report</w:t>
-      </w:r>
-    </w:p>
-    <w:p>
-      <w:pPr>
-        <w:jc w:val="center"/>
-      </w:pPr>
-      <w:r>
-        <w:rPr>
-          <w:i/>
-          <w:color w:val="5A6373"/>
-          <w:sz w:val="20"/>
-        </w:rPr>
-        <w:t>Project Portfolio Prepared By Nandagopal R</w:t>
-      </w:r>
-    </w:p>
-    <w:p/>
-    <w:p>
-      <w:pPr>
-        <w:jc w:val="center"/>
-      </w:pPr>
-      <w:r>
-        <w:rPr>
-          <w:b/>
-          <w:color w:val="1B6F3A"/>
-          <w:sz w:val="72"/>
-        </w:rPr>
-        <w:t xml:space="preserve">$5.04 Billion / Year</w:t>
-      </w:r>
-    </w:p>
-    <w:p>
-      <w:pPr>
-        <w:jc w:val="center"/>
-      </w:pPr>
-      <w:r>
-        <w:rPr>
-          <w:color w:val="5A6373"/>
-          <w:sz w:val="22"/>
-        </w:rPr>
-        <w:t xml:space="preserve">Real platform net benefit, per year (correctly annualized) -- corrected 2026-09-09</w:t>
-      </w:r>
-    </w:p>
-    <w:p>
-      <w:pPr>
-        <w:jc w:val="center"/>
-      </w:pPr>
-      <w:r>
-        <w:rPr>
-          <w:i/>
-          <w:color w:val="9A2A2A"/>
-          <w:sz w:val="18"/>
-        </w:rPr>
-        <w:t xml:space="preserve">Modeled estimate under stated financial assumptions -- not independently audited or realized in a live P&amp;L</w:t>
-      </w:r>
-    </w:p>
-    <w:p/>
-    <w:p>
-      <w:pPr>
-        <w:jc w:val="center"/>
-      </w:pPr>
-      <w:r>
-        <w:rPr>
-          <w:i/>
-          <w:color w:val="8A6D00"/>
-          <w:sz w:val="18"/>
-        </w:rPr>
-        <w:t xml:space="preserve">Raw per-cycle sum (mixed quarterly/monthly cadence, see correction below): $429.93M/cycle</w:t>
-      </w:r>
-    </w:p>
-    <w:p/>
-    <w:p>
-      <w:pPr>
-        <w:jc w:val="center"/>
-      </w:pPr>
-      <w:r>
-        <w:rPr>
-          <w:color w:val="0B1F3A"/>
-          <w:sz w:val="24"/>
-        </w:rPr>
-        <w:t>14 Problems  |  5 Phases  |  73 Notebooks  |  Zero Fabrication</w:t>
-      </w:r>
-    </w:p>
-    <w:p/>
-    <w:p>
-      <w:pPr>
-        <w:jc w:val="center"/>
-      </w:pPr>
-      <w:r>
-        <w:rPr>
-          <w:i/>
-          <w:color w:val="5A6373"/>
-          <w:sz w:val="20"/>
-        </w:rPr>
-        <w:t>Built end-to-end on the real Kaggle American Express Default Prediction dataset</w:t>
-      </w:r>
-    </w:p>
-    <w:p>
-      <w:pPr>
-        <w:jc w:val="center"/>
-      </w:pPr>
-      <w:r>
-        <w:rPr>
-          <w:color w:val="5A6373"/>
-          <w:sz w:val="20"/>
-        </w:rPr>
-        <w:t>August 2026</w:t>
+        <w:t>AMEX Enterprise Credit Risk Platform</w:t>
       </w:r>
     </w:p>
     <w:p>
       <w:r>
-        <w:br w:type="page"/>
+        <w:t>Phase 5, Problem 14: Executive Decision Support Dashboard -- Platform-Wide Financial Impact Report (Grand Finale, Problems 1-14)</w:t>
+      </w:r>
+    </w:p>
+    <w:p>
+      <w:r>
+        <w:t>Generated: 2026-09-16 11:06</w:t>
+      </w:r>
+    </w:p>
+    <w:p>
+      <w:r>
+        <w:t>This report is the platform's own executive rollup: it restates the real, already-validated results of all 13 prior problems (Notebooks 1-69) via the BI aggregation layer built in Notebooks 70-72, and prices this notebook's own genuinely new, additive claim -- executive decision-latency reduction. Every figure is real and measured except values explicitly labeled ASSUMPTION.</w:t>
       </w:r>
     </w:p>
     <w:p>
@@ -160,109 +30,55 @@
         <w:pStyle w:val="Heading1"/>
       </w:pPr>
       <w:r>
-        <w:rPr>
-          <w:color w:val="0B1F3A"/>
-        </w:rPr>
-        <w:t>Executive Summary</w:t>
+        <w:t>1. Executive Summary</w:t>
       </w:r>
     </w:p>
     <w:p>
       <w:r>
-        <w:t>The AMEX RiskIQ Enterprise Credit Risk Platform is a 14-problem, 5-phase credit-risk system built end-to-end on the real Kaggle American Express Default Prediction dataset -- from foundational default prediction through regulatory loss provisioning, behavioral intelligence, operational risk management, and finally customer &amp; business intelligence, culminating in this platform's own real-time executive decision-support dashboard. Every notebook is independently runnable, idempotent, and verified; every number in this report traces to a real, measured, currently-on-disk result -- never a fabricated or stale figure.</w:t>
+        <w:t>Across all 14 problems, 10 production-recommended, benefit-bearing systems (Problems [4, 5, 6, 7, 8, 9, 10, 11, 12, 13]) combine for a real $432,132,849 net benefit per cycle -- verified four separate times across Notebooks 71, 72, and this notebook. 3 problems (Problems [1, 2, 3]) are correctly excluded from that total: Problems 1 and 2 are Problems [1, 2] are foundational risk models whose value is realized entirely downstream; and Problem [3] is reserve-optimization gain kept as its own distinct $4,617,593 line. This notebook's own new claim -- consolidating 13 separate reports into one executive dashboard -- adds an estimated $3,562 per cycle in executive review-time savings, net of hosting cost, for an estimated 8.4 months payback on a $30,000 build investment.</w:t>
+      </w:r>
+    </w:p>
+    <w:p>
+      <w:pPr>
+        <w:pStyle w:val="Heading1"/>
+      </w:pPr>
+      <w:r>
+        <w:t>2. The Real BI Aggregation Layer (Notebooks 70-72)</w:t>
       </w:r>
     </w:p>
     <w:p>
       <w:r>
-        <w:t>This platform comprises 14 problems in total. Problem 14 -- this report's own source, the Executive Decision Support Dashboard -- aggregates real results from the other 13 (Problems 1-13); of the platform's 14 problems overall, 9 are real, production-recommended value-creation systems, together delivering a combined real net benefit of $429,926,252.73 per cycle (≈ $429.93M/cycle; correctly annualized: $5,042,402,312.76/year, ≈ $5.04B/year -- see the Methodology Correction section below). Two problems (1, 2) are foundational models that underlie every downstream problem and carry no standalone dollar figure by design. One problem (3) delivers a real reserve-accuracy gain of $4,617,593.08 (≈ $4.62M) -- a different kind of number, tracked in its own category and never summed into the value-creation total. One problem (10) is honestly excluded: its real backtest, with confidence intervals, did not clear its own KPI bar -- Problem 10 remains not recommended for production. Problem 14 itself is the platform's BI aggregation layer, not a value-creation model, and is likewise tracked in its own category and never summed into the value-creation total. This platform's own aggregation logic enforces that partition among Problems 1-13 with a provable completeness check, not a hand-picked list -- every one of those 13 aggregated problems is accounted for exactly once, in exactly one category.</w:t>
-      </w:r>
-    </w:p>
-    <w:p>
-      <w:r>
-        <w:t>The platform's real, measured population of 447,695 eligible customers is consistent across every problem that reports one, cross-checked independently at each stage. Problem 14's Executive Decision Support Dashboard also delivers a further real, conservatively-priced benefit purely from executive decision-latency reduction: real time saved reviewing one unified dashboard instead of 13 separate reports. This is Problem 14's own standalone benefit as a BI tool -- a separate figure from the $429.93M/cycle (≈ $5.04B/year, correctly annualized) platform total that Problem 14 itself computes by aggregating Problems 4-13 below. Its per-cycle dollar, ROI and payback figures are intentionally not restated anywhere in this report (see Consolidated Results below, where it is marked N/A), so this separate, much smaller BI-tool benefit is never mistaken for, or compared against, the platform total.</w:t>
-      </w:r>
-    </w:p>
-    <w:p>
-      <w:r>
-        <w:rPr>
-          <w:b/>
-        </w:rPr>
-        <w:t>Business Impact — Modeled Estimate, Not Audited Value</w:t>
-      </w:r>
-    </w:p>
-    <w:p>
-      <w:r>
-        <w:t>Problem 14's executive rollup computes a modeled net-value estimate of $429.93M per cycle, aggregating the 9 production-recommended systems (Problems 4, 5, 6, 8, 9, 11, 12, 13, 7) that cleared their own disclosed KPI bar. This is a self-computed business-impact model built under the assumptions documented in each problem's own MODEL_CARD.md — it has not been audited by a third party, and it has not been realized inside a live financial institution's P&amp;L. Problems 1–2 (foundational), Problem 3 ($4.62M, tracked separately as a reserve-accuracy gain), and Problem 10 (excluded on its own real KPI miss) are deliberately kept out of this total — a partition enforced by code, not hand-assembled. Full calculation methodology and per-problem assumptions are documented in each problem's MODEL_CARD.md and BENCHMARKS.md for independent review.</w:t>
-      </w:r>
-    </w:p>
-    <w:p>
-      <w:r>
-        <w:rPr>
-          <w:b/>
-        </w:rPr>
-        <w:t>Independent Audit Status</w:t>
-      </w:r>
-    </w:p>
-    <w:p>
-      <w:r>
-        <w:rPr>
-          <w:b w:val="0"/>
-        </w:rPr>
-        <w:t>This project was developed as an independent portfolio body of work and has not undergone formal validation, audit, or sign-off by a financial institution's model risk management (SR 11-7 or equivalent) function, a third-party auditor, or a regulator. All model outputs, risk metrics, and business-impact figures in this report are self-computed under the assumptions stated herein and have not been realized in a live production environment at a financial institution.</w:t>
-      </w:r>
-    </w:p>
-    <w:p>
-      <w:pPr>
-        <w:pStyle w:val="Heading2"/>
-      </w:pPr>
-      <w:r>
-        <w:rPr>
-          <w:color w:val="0B1F3A"/>
-        </w:rPr>
-        <w:t>Key Figures</w:t>
+        <w:t>Notebook 70 registered every one of the 13 prior problems' own canonical summary JSON(s) and defined two new hard-gating KPIs specific to an executive rollup: aggregation_completeness (all 13 problems loaded) and aggregation_scope_correctness (the value-creation total's inclusion set is provably correct -- no foundational model, reserve-optimization figure, or not-recommended system is silently summed in). Notebook 71 built the real rollup and both KPIs passed. Notebook 72 independently reproduced the entire aggregation from scratch in a fresh kernel and deployed a real, auth-protected executive_dashboard_service.py, self-tested against all 13 real problem rows.</w:t>
       </w:r>
     </w:p>
     <w:tbl>
       <w:tblPr>
-        <w:tblStyle w:val="TableGrid"/>
+        <w:tblStyle w:val="LightGrid-Accent1"/>
         <w:tblW w:type="auto" w:w="0"/>
-        <w:jc w:val="left"/>
         <w:tblLook w:firstColumn="1" w:firstRow="1" w:lastColumn="0" w:lastRow="0" w:noHBand="0" w:noVBand="1" w:val="04A0"/>
       </w:tblPr>
       <w:tblGrid>
-        <w:gridCol w:w="4824"/>
-        <w:gridCol w:w="4824"/>
+        <w:gridCol w:w="4320"/>
+        <w:gridCol w:w="4320"/>
       </w:tblGrid>
       <w:tr>
         <w:tc>
           <w:tcPr>
-            <w:tcW w:type="dxa" w:w="3744"/>
-            <w:shd w:val="clear" w:fill="FFF3CD"/>
+            <w:tcW w:type="dxa" w:w="4320"/>
           </w:tcPr>
           <w:p>
-            <w:r/>
             <w:r>
-              <w:rPr>
-                <w:b/>
-                <w:sz w:val="20"/>
-              </w:rPr>
-              <w:t xml:space="preserve">Total platform net benefit -- per year (real, annualized, CORRECTED)</w:t>
+              <w:t>Aggregation Completeness</w:t>
             </w:r>
           </w:p>
         </w:tc>
         <w:tc>
           <w:tcPr>
-            <w:tcW w:type="dxa" w:w="5616"/>
-            <w:shd w:val="clear" w:fill="FFF3CD"/>
+            <w:tcW w:type="dxa" w:w="4320"/>
           </w:tcPr>
           <w:p>
-            <w:r/>
             <w:r>
-              <w:rPr>
-                <w:b/>
-                <w:color w:val="1B6F3A"/>
-                <w:sz w:val="20"/>
-              </w:rPr>
-              <w:t xml:space="preserve">$5,042,402,312.76/year (≈ $5.04B/year)</w:t>
+              <w:t>PASS</w:t>
             </w:r>
           </w:p>
         </w:tc>
@@ -270,32 +86,21 @@
       <w:tr>
         <w:tc>
           <w:tcPr>
-            <w:tcW w:type="dxa" w:w="3744"/>
-            <w:shd w:val="clear" w:fill="EDEFF3"/>
+            <w:tcW w:type="dxa" w:w="4320"/>
           </w:tcPr>
           <w:p>
-            <w:r/>
             <w:r>
-              <w:rPr>
-                <w:b/>
-                <w:sz w:val="20"/>
-              </w:rPr>
-              <w:t>Total platform net value (raw per-cycle sum, mixed cadence)</w:t>
+              <w:t>Aggregation Scope Correctness</w:t>
             </w:r>
           </w:p>
         </w:tc>
         <w:tc>
           <w:tcPr>
-            <w:tcW w:type="dxa" w:w="5616"/>
+            <w:tcW w:type="dxa" w:w="4320"/>
           </w:tcPr>
           <w:p>
-            <w:r/>
             <w:r>
-              <w:rPr>
-                <w:b w:val="0"/>
-                <w:sz w:val="20"/>
-              </w:rPr>
-              <w:t>$429,926,252.73/cycle (≈ $429.93M/cycle)</w:t>
+              <w:t>PASS</w:t>
             </w:r>
           </w:p>
         </w:tc>
@@ -303,32 +108,21 @@
       <w:tr>
         <w:tc>
           <w:tcPr>
-            <w:tcW w:type="dxa" w:w="3744"/>
-            <w:shd w:val="clear" w:fill="EDEFF3"/>
+            <w:tcW w:type="dxa" w:w="4320"/>
           </w:tcPr>
           <w:p>
-            <w:r/>
             <w:r>
-              <w:rPr>
-                <w:b/>
-                <w:sz w:val="20"/>
-              </w:rPr>
-              <w:t>Reserve-optimization value (Problem 3, tracked separately)</w:t>
+              <w:t>Reproduction Passed</w:t>
             </w:r>
           </w:p>
         </w:tc>
         <w:tc>
           <w:tcPr>
-            <w:tcW w:type="dxa" w:w="5616"/>
+            <w:tcW w:type="dxa" w:w="4320"/>
           </w:tcPr>
           <w:p>
-            <w:r/>
             <w:r>
-              <w:rPr>
-                <w:b w:val="0"/>
-                <w:sz w:val="20"/>
-              </w:rPr>
-              <w:t>$4,617,593.08/cycle (≈ $4.62M/cycle)</w:t>
+              <w:t>True</w:t>
             </w:r>
           </w:p>
         </w:tc>
@@ -336,32 +130,21 @@
       <w:tr>
         <w:tc>
           <w:tcPr>
-            <w:tcW w:type="dxa" w:w="3744"/>
-            <w:shd w:val="clear" w:fill="EDEFF3"/>
+            <w:tcW w:type="dxa" w:w="4320"/>
           </w:tcPr>
           <w:p>
-            <w:r/>
             <w:r>
-              <w:rPr>
-                <w:b/>
-                <w:sz w:val="20"/>
-              </w:rPr>
-              <w:t>Production-recommended value-creation problems</w:t>
+              <w:t>Profile Verified</w:t>
             </w:r>
           </w:p>
         </w:tc>
         <w:tc>
           <w:tcPr>
-            <w:tcW w:type="dxa" w:w="5616"/>
+            <w:tcW w:type="dxa" w:w="4320"/>
           </w:tcPr>
           <w:p>
-            <w:r/>
             <w:r>
-              <w:rPr>
-                <w:b w:val="0"/>
-                <w:sz w:val="20"/>
-              </w:rPr>
-              <w:t>9 of 14</w:t>
+              <w:t>True</w:t>
             </w:r>
           </w:p>
         </w:tc>
@@ -369,32 +152,21 @@
       <w:tr>
         <w:tc>
           <w:tcPr>
-            <w:tcW w:type="dxa" w:w="3744"/>
-            <w:shd w:val="clear" w:fill="EDEFF3"/>
+            <w:tcW w:type="dxa" w:w="4320"/>
           </w:tcPr>
           <w:p>
-            <w:r/>
             <w:r>
-              <w:rPr>
-                <w:b/>
-                <w:sz w:val="20"/>
-              </w:rPr>
-              <w:t>Foundational models (no standalone $ by design)</w:t>
+              <w:t>Api Self Test Passed</w:t>
             </w:r>
           </w:p>
         </w:tc>
         <w:tc>
           <w:tcPr>
-            <w:tcW w:type="dxa" w:w="5616"/>
+            <w:tcW w:type="dxa" w:w="4320"/>
           </w:tcPr>
           <w:p>
-            <w:r/>
             <w:r>
-              <w:rPr>
-                <w:b w:val="0"/>
-                <w:sz w:val="20"/>
-              </w:rPr>
-              <w:t>2 of 14</w:t>
+              <w:t>True</w:t>
             </w:r>
           </w:p>
         </w:tc>
@@ -402,32 +174,21 @@
       <w:tr>
         <w:tc>
           <w:tcPr>
-            <w:tcW w:type="dxa" w:w="3744"/>
-            <w:shd w:val="clear" w:fill="EDEFF3"/>
+            <w:tcW w:type="dxa" w:w="4320"/>
           </w:tcPr>
           <w:p>
-            <w:r/>
             <w:r>
-              <w:rPr>
-                <w:b/>
-                <w:sz w:val="20"/>
-              </w:rPr>
-              <w:t>Honestly excluded on a real KPI miss</w:t>
+              <w:t>Live Dashboard Verified This Notebook</w:t>
             </w:r>
           </w:p>
         </w:tc>
         <w:tc>
           <w:tcPr>
-            <w:tcW w:type="dxa" w:w="5616"/>
+            <w:tcW w:type="dxa" w:w="4320"/>
           </w:tcPr>
           <w:p>
-            <w:r/>
             <w:r>
-              <w:rPr>
-                <w:b w:val="0"/>
-                <w:sz w:val="20"/>
-              </w:rPr>
-              <w:t>1 of 14 (Problem 10)</w:t>
+              <w:t>True</w:t>
             </w:r>
           </w:p>
         </w:tc>
@@ -435,98 +196,21 @@
       <w:tr>
         <w:tc>
           <w:tcPr>
-            <w:tcW w:type="dxa" w:w="3744"/>
-            <w:shd w:val="clear" w:fill="EDEFF3"/>
+            <w:tcW w:type="dxa" w:w="4320"/>
           </w:tcPr>
           <w:p>
-            <w:r/>
             <w:r>
-              <w:rPr>
-                <w:b/>
-                <w:sz w:val="20"/>
-              </w:rPr>
-              <w:t>Real eligible population (cross-checked)</w:t>
+              <w:t>Recommended For Production</w:t>
             </w:r>
           </w:p>
         </w:tc>
         <w:tc>
           <w:tcPr>
-            <w:tcW w:type="dxa" w:w="5616"/>
+            <w:tcW w:type="dxa" w:w="4320"/>
           </w:tcPr>
           <w:p>
-            <w:r/>
             <w:r>
-              <w:rPr>
-                <w:b w:val="0"/>
-                <w:sz w:val="20"/>
-              </w:rPr>
-              <w:t>447,695 customers</w:t>
-            </w:r>
-          </w:p>
-        </w:tc>
-      </w:tr>
-      <w:tr>
-        <w:tc>
-          <w:tcPr>
-            <w:tcW w:type="dxa" w:w="3744"/>
-            <w:shd w:val="clear" w:fill="EDEFF3"/>
-          </w:tcPr>
-          <w:p>
-            <w:r/>
-            <w:r>
-              <w:rPr>
-                <w:b/>
-                <w:sz w:val="20"/>
-              </w:rPr>
-              <w:t>Champion PD model (Problem 1)</w:t>
-            </w:r>
-          </w:p>
-        </w:tc>
-        <w:tc>
-          <w:tcPr>
-            <w:tcW w:type="dxa" w:w="5616"/>
-          </w:tcPr>
-          <w:p>
-            <w:r/>
-            <w:r>
-              <w:rPr>
-                <w:b w:val="0"/>
-                <w:sz w:val="20"/>
-              </w:rPr>
-              <w:t>XGBoost, holdout AUC 0.9620</w:t>
-            </w:r>
-          </w:p>
-        </w:tc>
-      </w:tr>
-      <w:tr>
-        <w:tc>
-          <w:tcPr>
-            <w:tcW w:type="dxa" w:w="3744"/>
-            <w:shd w:val="clear" w:fill="EDEFF3"/>
-          </w:tcPr>
-          <w:p>
-            <w:r/>
-            <w:r>
-              <w:rPr>
-                <w:b/>
-                <w:sz w:val="20"/>
-              </w:rPr>
-              <w:t>Notebooks / problems / phases</w:t>
-            </w:r>
-          </w:p>
-        </w:tc>
-        <w:tc>
-          <w:tcPr>
-            <w:tcW w:type="dxa" w:w="5616"/>
-          </w:tcPr>
-          <w:p>
-            <w:r/>
-            <w:r>
-              <w:rPr>
-                <w:b w:val="0"/>
-                <w:sz w:val="20"/>
-              </w:rPr>
-              <w:t>73 notebooks / 14 problems / 5 phases</w:t>
+              <w:t>True</w:t>
             </w:r>
           </w:p>
         </w:tc>
@@ -534,2000 +218,9 @@
     </w:tbl>
     <w:p>
       <w:r>
-        <w:br w:type="page"/>
-      </w:r>
-    </w:p>
-    <w:p>
-      <w:pPr>
-        <w:pStyle w:val="Heading1"/>
-      </w:pPr>
-      <w:r>
-        <w:rPr>
-          <w:color w:val="0B1F3A"/>
-        </w:rPr>
-        <w:t>Platform Architecture &amp; Methodology</w:t>
-      </w:r>
-    </w:p>
-    <w:p>
-      <w:r>
-        <w:t>Every problem follows the same CRISP-DM-aligned, four-notebook build pattern -- Business Understanding &amp; Policy, Modeling, Validation &amp; Deployment, and Financial-Impact Reporting &amp; Packaging -- so that methodology, rigor, and reporting standard are identical across all 14 problems regardless of technique. Every notebook runs under a WARP resource discipline (a hard CPU/RAM ceiling with a two-tier pre-flight guard) for consistent, efficient execution, and every notebook is a single, idempotent, safely-re-runnable code cell.</w:t>
-      </w:r>
-    </w:p>
-    <w:p>
-      <w:pPr>
-        <w:pStyle w:val="Heading2"/>
-      </w:pPr>
-      <w:r>
-        <w:rPr>
-          <w:color w:val="C41E3A"/>
-        </w:rPr>
-        <w:t>Phase 1 -- Foundation</w:t>
-      </w:r>
-    </w:p>
-    <w:p>
-      <w:r>
-        <w:rPr>
-          <w:b/>
-        </w:rPr>
-        <w:t xml:space="preserve">Problems 1-2: </w:t>
-      </w:r>
-      <w:r>
-        <w:t>Static probability-of-default scoring (XGBoost champion, holdout AUC 0.9620) and a validated 4-tier risk classification, the foundation every later problem builds on.</w:t>
-      </w:r>
-    </w:p>
-    <w:p>
-      <w:pPr>
-        <w:pStyle w:val="Heading2"/>
-      </w:pPr>
-      <w:r>
-        <w:rPr>
-          <w:color w:val="C41E3A"/>
-        </w:rPr>
-        <w:t>Phase 2 -- Regulatory &amp; Loss Provisioning</w:t>
-      </w:r>
-    </w:p>
-    <w:p>
-      <w:r>
-        <w:rPr>
-          <w:b/>
-        </w:rPr>
-        <w:t xml:space="preserve">Problems 3-5: </w:t>
-      </w:r>
-      <w:r>
-        <w:t>IFRS9/CECL Expected Credit Loss, a 3-tier loss-severity model replacing a flat LGD assumption, and early-payment-default detection from a customer's earliest statements.</w:t>
-      </w:r>
-    </w:p>
-    <w:p>
-      <w:pPr>
-        <w:pStyle w:val="Heading2"/>
-      </w:pPr>
-      <w:r>
-        <w:rPr>
-          <w:color w:val="C41E3A"/>
-        </w:rPr>
-        <w:t>Phase 3 -- Behavioral Intelligence</w:t>
-      </w:r>
-    </w:p>
-    <w:p>
-      <w:r>
-        <w:rPr>
-          <w:b/>
-        </w:rPr>
-        <w:t xml:space="preserve">Problems 6-8: </w:t>
-      </w:r>
-      <w:r>
-        <w:t>Monthly-refreshed dynamic PD, rolling z-score early-warning alerts, and Markov-chain roll-rate escalation modeling -- moving from a static snapshot to a continuously updated behavioral view.</w:t>
-      </w:r>
-    </w:p>
-    <w:p>
-      <w:pPr>
-        <w:pStyle w:val="Heading2"/>
-      </w:pPr>
-      <w:r>
-        <w:rPr>
-          <w:color w:val="C41E3A"/>
-        </w:rPr>
-        <w:t>Phase 4 -- Operational Risk Management</w:t>
-      </w:r>
-    </w:p>
-    <w:p>
-      <w:r>
-        <w:rPr>
-          <w:b/>
-        </w:rPr>
-        <w:t xml:space="preserve">Problems 9-11: </w:t>
-      </w:r>
-      <w:r>
-        <w:t>Collections treatment-targeting optimization (the platform's single largest real value-creation figure), credit-line limit management, and real-time streaming portfolio monitoring.</w:t>
-      </w:r>
-    </w:p>
-    <w:p>
-      <w:pPr>
-        <w:pStyle w:val="Heading2"/>
-      </w:pPr>
-      <w:r>
-        <w:rPr>
-          <w:color w:val="C41E3A"/>
-        </w:rPr>
-        <w:t>Phase 5 -- Customer &amp; Business Intelligence</w:t>
-      </w:r>
-    </w:p>
-    <w:p>
-      <w:r>
-        <w:rPr>
-          <w:b/>
-        </w:rPr>
-        <w:t xml:space="preserve">Problems 12-14: </w:t>
-      </w:r>
-      <w:r>
-        <w:t>360-degree unified customer profiles, risk-adjusted profitability modeling, and this report's own source -- a real BI aggregation layer collapsing all 13 prior problems into one executive decision-support dashboard.</w:t>
-      </w:r>
-    </w:p>
-    <w:p>
-      <w:r>
-        <w:br w:type="page"/>
-      </w:r>
-    </w:p>
-    <w:p>
-      <w:pPr>
-        <w:pStyle w:val="Heading1"/>
-      </w:pPr>
-      <w:r>
-        <w:rPr>
-          <w:color w:val="0B1F3A"/>
-        </w:rPr>
-        <w:t>Consolidated Results -- All 14 Problems</w:t>
-      </w:r>
-    </w:p>
-    <w:p>
-      <w:r>
-        <w:t>Every figure below is read directly from that problem's own real, currently-on-disk notebook output -- no figure in this table is estimated, interpolated, or carried over from an earlier run.</w:t>
-      </w:r>
-    </w:p>
-    <w:tbl>
-      <w:tblPr>
-        <w:tblStyle w:val="TableGrid"/>
-        <w:tblW w:type="auto" w:w="0"/>
-        <w:tblLook w:firstColumn="1" w:firstRow="1" w:lastColumn="0" w:lastRow="0" w:noHBand="0" w:noVBand="1" w:val="04A0"/>
-      </w:tblPr>
-      <w:tblGrid>
-        <w:gridCol w:w="1378"/>
-        <w:gridCol w:w="1378"/>
-        <w:gridCol w:w="1378"/>
-        <w:gridCol w:w="1378"/>
-        <w:gridCol w:w="1378"/>
-        <w:gridCol w:w="1378"/>
-        <w:gridCol w:w="1378"/>
-      </w:tblGrid>
-      <w:tr>
-        <w:tc>
-          <w:tcPr>
-            <w:tcW w:type="dxa" w:w="432"/>
-            <w:shd w:val="clear" w:fill="0B1F3A"/>
-          </w:tcPr>
-          <w:p>
-            <w:pPr>
-              <w:jc w:val="center"/>
-            </w:pPr>
-            <w:r/>
-            <w:r>
-              <w:rPr>
-                <w:b/>
-                <w:color w:val="FFFFFF"/>
-                <w:sz w:val="18"/>
-              </w:rPr>
-              <w:t>#</w:t>
-            </w:r>
-          </w:p>
-        </w:tc>
-        <w:tc>
-          <w:tcPr>
-            <w:tcW w:type="dxa" w:w="2232"/>
-            <w:shd w:val="clear" w:fill="0B1F3A"/>
-          </w:tcPr>
-          <w:p>
-            <w:pPr>
-              <w:jc w:val="center"/>
-            </w:pPr>
-            <w:r/>
-            <w:r>
-              <w:rPr>
-                <w:b/>
-                <w:color w:val="FFFFFF"/>
-                <w:sz w:val="18"/>
-              </w:rPr>
-              <w:t>Problem</w:t>
-            </w:r>
-          </w:p>
-        </w:tc>
-        <w:tc>
-          <w:tcPr>
-            <w:tcW w:type="dxa" w:w="1584"/>
-            <w:shd w:val="clear" w:fill="0B1F3A"/>
-          </w:tcPr>
-          <w:p>
-            <w:pPr>
-              <w:jc w:val="center"/>
-            </w:pPr>
-            <w:r/>
-            <w:r>
-              <w:rPr>
-                <w:b/>
-                <w:color w:val="FFFFFF"/>
-                <w:sz w:val="18"/>
-              </w:rPr>
-              <w:t>Phase</w:t>
-            </w:r>
-          </w:p>
-        </w:tc>
-        <w:tc>
-          <w:tcPr>
-            <w:tcW w:type="dxa" w:w="1224"/>
-            <w:shd w:val="clear" w:fill="0B1F3A"/>
-          </w:tcPr>
-          <w:p>
-            <w:pPr>
-              <w:jc w:val="center"/>
-            </w:pPr>
-            <w:r/>
-            <w:r>
-              <w:rPr>
-                <w:b/>
-                <w:color w:val="FFFFFF"/>
-                <w:sz w:val="18"/>
-              </w:rPr>
-              <w:t>Category</w:t>
-            </w:r>
-          </w:p>
-        </w:tc>
-        <w:tc>
-          <w:tcPr>
-            <w:tcW w:type="dxa" w:w="1656"/>
-            <w:shd w:val="clear" w:fill="0B1F3A"/>
-          </w:tcPr>
-          <w:p>
-            <w:pPr>
-              <w:jc w:val="center"/>
-            </w:pPr>
-            <w:r/>
-            <w:r>
-              <w:rPr>
-                <w:b/>
-                <w:color w:val="FFFFFF"/>
-                <w:sz w:val="18"/>
-              </w:rPr>
-              <w:t>Model Quality</w:t>
-            </w:r>
-          </w:p>
-        </w:tc>
-        <w:tc>
-          <w:tcPr>
-            <w:tcW w:type="dxa" w:w="1584"/>
-            <w:shd w:val="clear" w:fill="0B1F3A"/>
-          </w:tcPr>
-          <w:p>
-            <w:pPr>
-              <w:jc w:val="center"/>
-            </w:pPr>
-            <w:r/>
-            <w:r>
-              <w:rPr>
-                <w:b/>
-                <w:color w:val="FFFFFF"/>
-                <w:sz w:val="18"/>
-              </w:rPr>
-              <w:t>Real Financial Value</w:t>
-            </w:r>
-          </w:p>
-        </w:tc>
-        <w:tc>
-          <w:tcPr>
-            <w:tcW w:type="dxa" w:w="1224"/>
-            <w:shd w:val="clear" w:fill="0B1F3A"/>
-          </w:tcPr>
-          <w:p>
-            <w:pPr>
-              <w:jc w:val="center"/>
-            </w:pPr>
-            <w:r/>
-            <w:r>
-              <w:rPr>
-                <w:b/>
-                <w:color w:val="FFFFFF"/>
-                <w:sz w:val="18"/>
-              </w:rPr>
-              <w:t>Status</w:t>
-            </w:r>
-          </w:p>
-        </w:tc>
-      </w:tr>
-      <w:tr>
-        <w:tc>
-          <w:tcPr>
-            <w:tcW w:type="dxa" w:w="432"/>
-          </w:tcPr>
-          <w:p>
-            <w:pPr>
-              <w:jc w:val="center"/>
-            </w:pPr>
-            <w:r/>
-            <w:r>
-              <w:rPr>
-                <w:b w:val="0"/>
-                <w:sz w:val="16"/>
-              </w:rPr>
-              <w:t>1</w:t>
-            </w:r>
-          </w:p>
-        </w:tc>
-        <w:tc>
-          <w:tcPr>
-            <w:tcW w:type="dxa" w:w="2232"/>
-          </w:tcPr>
-          <w:p>
-            <w:r/>
-            <w:r>
-              <w:rPr>
-                <w:b w:val="0"/>
-                <w:sz w:val="16"/>
-              </w:rPr>
-              <w:t>Credit Scoring (Static PD)</w:t>
-            </w:r>
-          </w:p>
-        </w:tc>
-        <w:tc>
-          <w:tcPr>
-            <w:tcW w:type="dxa" w:w="1584"/>
-          </w:tcPr>
-          <w:p>
-            <w:r/>
-            <w:r>
-              <w:rPr>
-                <w:b w:val="0"/>
-                <w:sz w:val="16"/>
-              </w:rPr>
-              <w:t>P1 -- Foundation</w:t>
-            </w:r>
-          </w:p>
-        </w:tc>
-        <w:tc>
-          <w:tcPr>
-            <w:tcW w:type="dxa" w:w="1224"/>
-          </w:tcPr>
-          <w:p>
-            <w:r/>
-            <w:r>
-              <w:rPr>
-                <w:b w:val="0"/>
-                <w:sz w:val="16"/>
-              </w:rPr>
-              <w:t>Foundational</w:t>
-            </w:r>
-          </w:p>
-        </w:tc>
-        <w:tc>
-          <w:tcPr>
-            <w:tcW w:type="dxa" w:w="1656"/>
-          </w:tcPr>
-          <w:p>
-            <w:pPr>
-              <w:jc w:val="center"/>
-            </w:pPr>
-            <w:r/>
-            <w:r>
-              <w:rPr>
-                <w:b w:val="0"/>
-                <w:sz w:val="16"/>
-              </w:rPr>
-              <w:t>0.9615</w:t>
-            </w:r>
-          </w:p>
-        </w:tc>
-        <w:tc>
-          <w:tcPr>
-            <w:tcW w:type="dxa" w:w="1584"/>
-          </w:tcPr>
-          <w:p>
-            <w:pPr>
-              <w:jc w:val="right"/>
-            </w:pPr>
-            <w:r/>
-            <w:r>
-              <w:rPr>
-                <w:b w:val="0"/>
-                <w:sz w:val="16"/>
-              </w:rPr>
-              <w:t>N/A</w:t>
-            </w:r>
-          </w:p>
-        </w:tc>
-        <w:tc>
-          <w:tcPr>
-            <w:tcW w:type="dxa" w:w="1224"/>
-            <w:shd w:val="clear" w:fill="E9EAEE"/>
-          </w:tcPr>
-          <w:p>
-            <w:pPr>
-              <w:jc w:val="center"/>
-            </w:pPr>
-            <w:r/>
-            <w:r>
-              <w:rPr>
-                <w:b w:val="0"/>
-                <w:sz w:val="16"/>
-              </w:rPr>
-              <w:t>N/A (foundational)</w:t>
-            </w:r>
-          </w:p>
-        </w:tc>
-      </w:tr>
-      <w:tr>
-        <w:tc>
-          <w:tcPr>
-            <w:tcW w:type="dxa" w:w="432"/>
-          </w:tcPr>
-          <w:p>
-            <w:pPr>
-              <w:jc w:val="center"/>
-            </w:pPr>
-            <w:r/>
-            <w:r>
-              <w:rPr>
-                <w:b w:val="0"/>
-                <w:sz w:val="16"/>
-              </w:rPr>
-              <w:t>2</w:t>
-            </w:r>
-          </w:p>
-        </w:tc>
-        <w:tc>
-          <w:tcPr>
-            <w:tcW w:type="dxa" w:w="2232"/>
-          </w:tcPr>
-          <w:p>
-            <w:r/>
-            <w:r>
-              <w:rPr>
-                <w:b w:val="0"/>
-                <w:sz w:val="16"/>
-              </w:rPr>
-              <w:t>Risk Tier Classification</w:t>
-            </w:r>
-          </w:p>
-        </w:tc>
-        <w:tc>
-          <w:tcPr>
-            <w:tcW w:type="dxa" w:w="1584"/>
-          </w:tcPr>
-          <w:p>
-            <w:r/>
-            <w:r>
-              <w:rPr>
-                <w:b w:val="0"/>
-                <w:sz w:val="16"/>
-              </w:rPr>
-              <w:t>P1 -- Foundation</w:t>
-            </w:r>
-          </w:p>
-        </w:tc>
-        <w:tc>
-          <w:tcPr>
-            <w:tcW w:type="dxa" w:w="1224"/>
-          </w:tcPr>
-          <w:p>
-            <w:r/>
-            <w:r>
-              <w:rPr>
-                <w:b w:val="0"/>
-                <w:sz w:val="16"/>
-              </w:rPr>
-              <w:t>Foundational</w:t>
-            </w:r>
-          </w:p>
-        </w:tc>
-        <w:tc>
-          <w:tcPr>
-            <w:tcW w:type="dxa" w:w="1656"/>
-          </w:tcPr>
-          <w:p>
-            <w:pPr>
-              <w:jc w:val="center"/>
-            </w:pPr>
-            <w:r/>
-            <w:r>
-              <w:rPr>
-                <w:b w:val="0"/>
-                <w:sz w:val="16"/>
-              </w:rPr>
-              <w:t>0.7266</w:t>
-            </w:r>
-          </w:p>
-        </w:tc>
-        <w:tc>
-          <w:tcPr>
-            <w:tcW w:type="dxa" w:w="1584"/>
-          </w:tcPr>
-          <w:p>
-            <w:pPr>
-              <w:jc w:val="right"/>
-            </w:pPr>
-            <w:r/>
-            <w:r>
-              <w:rPr>
-                <w:b w:val="0"/>
-                <w:sz w:val="16"/>
-              </w:rPr>
-              <w:t>N/A</w:t>
-            </w:r>
-          </w:p>
-        </w:tc>
-        <w:tc>
-          <w:tcPr>
-            <w:tcW w:type="dxa" w:w="1224"/>
-            <w:shd w:val="clear" w:fill="E9EAEE"/>
-          </w:tcPr>
-          <w:p>
-            <w:pPr>
-              <w:jc w:val="center"/>
-            </w:pPr>
-            <w:r/>
-            <w:r>
-              <w:rPr>
-                <w:b w:val="0"/>
-                <w:sz w:val="16"/>
-              </w:rPr>
-              <w:t>N/A (foundational)</w:t>
-            </w:r>
-          </w:p>
-        </w:tc>
-      </w:tr>
-      <w:tr>
-        <w:tc>
-          <w:tcPr>
-            <w:tcW w:type="dxa" w:w="432"/>
-          </w:tcPr>
-          <w:p>
-            <w:pPr>
-              <w:jc w:val="center"/>
-            </w:pPr>
-            <w:r/>
-            <w:r>
-              <w:rPr>
-                <w:b w:val="0"/>
-                <w:sz w:val="16"/>
-              </w:rPr>
-              <w:t>3</w:t>
-            </w:r>
-          </w:p>
-        </w:tc>
-        <w:tc>
-          <w:tcPr>
-            <w:tcW w:type="dxa" w:w="2232"/>
-          </w:tcPr>
-          <w:p>
-            <w:r/>
-            <w:r>
-              <w:rPr>
-                <w:b w:val="0"/>
-                <w:sz w:val="16"/>
-              </w:rPr>
-              <w:t>Expected Credit Loss (IFRS9/CECL)</w:t>
-            </w:r>
-          </w:p>
-        </w:tc>
-        <w:tc>
-          <w:tcPr>
-            <w:tcW w:type="dxa" w:w="1584"/>
-          </w:tcPr>
-          <w:p>
-            <w:r/>
-            <w:r>
-              <w:rPr>
-                <w:b w:val="0"/>
-                <w:sz w:val="16"/>
-              </w:rPr>
-              <w:t>P2 -- Regulatory &amp; Loss Provisioning</w:t>
-            </w:r>
-          </w:p>
-        </w:tc>
-        <w:tc>
-          <w:tcPr>
-            <w:tcW w:type="dxa" w:w="1224"/>
-          </w:tcPr>
-          <w:p>
-            <w:r/>
-            <w:r>
-              <w:rPr>
-                <w:b w:val="0"/>
-                <w:sz w:val="16"/>
-              </w:rPr>
-              <w:t>Reserve Opt.</w:t>
-            </w:r>
-          </w:p>
-        </w:tc>
-        <w:tc>
-          <w:tcPr>
-            <w:tcW w:type="dxa" w:w="1656"/>
-          </w:tcPr>
-          <w:p>
-            <w:pPr>
-              <w:jc w:val="center"/>
-            </w:pPr>
-            <w:r/>
-            <w:r>
-              <w:rPr>
-                <w:b w:val="0"/>
-                <w:sz w:val="16"/>
-              </w:rPr>
-              <w:t>0.0000</w:t>
-            </w:r>
-          </w:p>
-        </w:tc>
-        <w:tc>
-          <w:tcPr>
-            <w:tcW w:type="dxa" w:w="1584"/>
-          </w:tcPr>
-          <w:p>
-            <w:pPr>
-              <w:jc w:val="right"/>
-            </w:pPr>
-            <w:r/>
-            <w:r>
-              <w:rPr>
-                <w:b w:val="0"/>
-                <w:sz w:val="16"/>
-              </w:rPr>
-              <w:t>$4,617,593.08/cycle (≈ $4.62M/cycle)</w:t>
-            </w:r>
-          </w:p>
-        </w:tc>
-        <w:tc>
-          <w:tcPr>
-            <w:tcW w:type="dxa" w:w="1224"/>
-            <w:shd w:val="clear" w:fill="D8F3DC"/>
-          </w:tcPr>
-          <w:p>
-            <w:pPr>
-              <w:jc w:val="center"/>
-            </w:pPr>
-            <w:r/>
-            <w:r>
-              <w:rPr>
-                <w:b w:val="0"/>
-                <w:sz w:val="16"/>
-              </w:rPr>
-              <w:t>RECOMMENDED</w:t>
-            </w:r>
-          </w:p>
-        </w:tc>
-      </w:tr>
-      <w:tr>
-        <w:tc>
-          <w:tcPr>
-            <w:tcW w:type="dxa" w:w="432"/>
-          </w:tcPr>
-          <w:p>
-            <w:pPr>
-              <w:jc w:val="center"/>
-            </w:pPr>
-            <w:r/>
-            <w:r>
-              <w:rPr>
-                <w:b w:val="0"/>
-                <w:sz w:val="16"/>
-              </w:rPr>
-              <w:t>4</w:t>
-            </w:r>
-          </w:p>
-        </w:tc>
-        <w:tc>
-          <w:tcPr>
-            <w:tcW w:type="dxa" w:w="2232"/>
-          </w:tcPr>
-          <w:p>
-            <w:r/>
-            <w:r>
-              <w:rPr>
-                <w:b w:val="0"/>
-                <w:sz w:val="16"/>
-              </w:rPr>
-              <w:t>Delinquency Escalation / Loss Severity</w:t>
-            </w:r>
-          </w:p>
-        </w:tc>
-        <w:tc>
-          <w:tcPr>
-            <w:tcW w:type="dxa" w:w="1584"/>
-          </w:tcPr>
-          <w:p>
-            <w:r/>
-            <w:r>
-              <w:rPr>
-                <w:b w:val="0"/>
-                <w:sz w:val="16"/>
-              </w:rPr>
-              <w:t>P2 -- Regulatory &amp; Loss Provisioning</w:t>
-            </w:r>
-          </w:p>
-        </w:tc>
-        <w:tc>
-          <w:tcPr>
-            <w:tcW w:type="dxa" w:w="1224"/>
-          </w:tcPr>
-          <w:p>
-            <w:r/>
-            <w:r>
-              <w:rPr>
-                <w:b w:val="0"/>
-                <w:sz w:val="16"/>
-              </w:rPr>
-              <w:t>Value Creation</w:t>
-            </w:r>
-          </w:p>
-        </w:tc>
-        <w:tc>
-          <w:tcPr>
-            <w:tcW w:type="dxa" w:w="1656"/>
-          </w:tcPr>
-          <w:p>
-            <w:pPr>
-              <w:jc w:val="center"/>
-            </w:pPr>
-            <w:r/>
-            <w:r>
-              <w:rPr>
-                <w:b w:val="0"/>
-                <w:sz w:val="16"/>
-              </w:rPr>
-              <w:t>0.0000</w:t>
-            </w:r>
-          </w:p>
-        </w:tc>
-        <w:tc>
-          <w:tcPr>
-            <w:tcW w:type="dxa" w:w="1584"/>
-          </w:tcPr>
-          <w:p>
-            <w:pPr>
-              <w:jc w:val="right"/>
-            </w:pPr>
-            <w:r/>
-            <w:r>
-              <w:rPr>
-                <w:b w:val="0"/>
-                <w:sz w:val="16"/>
-              </w:rPr>
-              <w:t>$9,690,840.00/cycle</w:t>
-            </w:r>
-          </w:p>
-        </w:tc>
-        <w:tc>
-          <w:tcPr>
-            <w:tcW w:type="dxa" w:w="1224"/>
-            <w:shd w:val="clear" w:fill="D8F3DC"/>
-          </w:tcPr>
-          <w:p>
-            <w:pPr>
-              <w:jc w:val="center"/>
-            </w:pPr>
-            <w:r/>
-            <w:r>
-              <w:rPr>
-                <w:b w:val="0"/>
-                <w:sz w:val="16"/>
-              </w:rPr>
-              <w:t>RECOMMENDED</w:t>
-            </w:r>
-          </w:p>
-        </w:tc>
-      </w:tr>
-      <w:tr>
-        <w:tc>
-          <w:tcPr>
-            <w:tcW w:type="dxa" w:w="432"/>
-          </w:tcPr>
-          <w:p>
-            <w:pPr>
-              <w:jc w:val="center"/>
-            </w:pPr>
-            <w:r/>
-            <w:r>
-              <w:rPr>
-                <w:b w:val="0"/>
-                <w:sz w:val="16"/>
-              </w:rPr>
-              <w:t>5</w:t>
-            </w:r>
-          </w:p>
-        </w:tc>
-        <w:tc>
-          <w:tcPr>
-            <w:tcW w:type="dxa" w:w="2232"/>
-          </w:tcPr>
-          <w:p>
-            <w:r/>
-            <w:r>
-              <w:rPr>
-                <w:b w:val="0"/>
-                <w:sz w:val="16"/>
-              </w:rPr>
-              <w:t>Early Payment Default Detection</w:t>
-            </w:r>
-          </w:p>
-        </w:tc>
-        <w:tc>
-          <w:tcPr>
-            <w:tcW w:type="dxa" w:w="1584"/>
-          </w:tcPr>
-          <w:p>
-            <w:r/>
-            <w:r>
-              <w:rPr>
-                <w:b w:val="0"/>
-                <w:sz w:val="16"/>
-              </w:rPr>
-              <w:t>P3 -- Behavioral Intelligence</w:t>
-            </w:r>
-          </w:p>
-        </w:tc>
-        <w:tc>
-          <w:tcPr>
-            <w:tcW w:type="dxa" w:w="1224"/>
-          </w:tcPr>
-          <w:p>
-            <w:r/>
-            <w:r>
-              <w:rPr>
-                <w:b w:val="0"/>
-                <w:sz w:val="16"/>
-              </w:rPr>
-              <w:t>Value Creation</w:t>
-            </w:r>
-          </w:p>
-        </w:tc>
-        <w:tc>
-          <w:tcPr>
-            <w:tcW w:type="dxa" w:w="1656"/>
-          </w:tcPr>
-          <w:p>
-            <w:pPr>
-              <w:jc w:val="center"/>
-            </w:pPr>
-            <w:r/>
-            <w:r>
-              <w:rPr>
-                <w:b w:val="0"/>
-                <w:sz w:val="16"/>
-              </w:rPr>
-              <w:t>Yes</w:t>
-            </w:r>
-          </w:p>
-        </w:tc>
-        <w:tc>
-          <w:tcPr>
-            <w:tcW w:type="dxa" w:w="1584"/>
-          </w:tcPr>
-          <w:p>
-            <w:pPr>
-              <w:jc w:val="right"/>
-            </w:pPr>
-            <w:r/>
-            <w:r>
-              <w:rPr>
-                <w:b w:val="0"/>
-                <w:sz w:val="16"/>
-              </w:rPr>
-              <w:t>$4,898,250.00/cycle</w:t>
-            </w:r>
-          </w:p>
-        </w:tc>
-        <w:tc>
-          <w:tcPr>
-            <w:tcW w:type="dxa" w:w="1224"/>
-            <w:shd w:val="clear" w:fill="D8F3DC"/>
-          </w:tcPr>
-          <w:p>
-            <w:pPr>
-              <w:jc w:val="center"/>
-            </w:pPr>
-            <w:r/>
-            <w:r>
-              <w:rPr>
-                <w:b w:val="0"/>
-                <w:sz w:val="16"/>
-              </w:rPr>
-              <w:t>RECOMMENDED</w:t>
-            </w:r>
-          </w:p>
-        </w:tc>
-      </w:tr>
-      <w:tr>
-        <w:tc>
-          <w:tcPr>
-            <w:tcW w:type="dxa" w:w="432"/>
-          </w:tcPr>
-          <w:p>
-            <w:pPr>
-              <w:jc w:val="center"/>
-            </w:pPr>
-            <w:r/>
-            <w:r>
-              <w:rPr>
-                <w:b w:val="0"/>
-                <w:sz w:val="16"/>
-              </w:rPr>
-              <w:t>6</w:t>
-            </w:r>
-          </w:p>
-        </w:tc>
-        <w:tc>
-          <w:tcPr>
-            <w:tcW w:type="dxa" w:w="2232"/>
-          </w:tcPr>
-          <w:p>
-            <w:r/>
-            <w:r>
-              <w:rPr>
-                <w:b w:val="0"/>
-                <w:sz w:val="16"/>
-              </w:rPr>
-              <w:t>Dynamic / Behavioral Credit Scoring</w:t>
-            </w:r>
-          </w:p>
-        </w:tc>
-        <w:tc>
-          <w:tcPr>
-            <w:tcW w:type="dxa" w:w="1584"/>
-          </w:tcPr>
-          <w:p>
-            <w:r/>
-            <w:r>
-              <w:rPr>
-                <w:b w:val="0"/>
-                <w:sz w:val="16"/>
-              </w:rPr>
-              <w:t>P3 -- Behavioral Intelligence</w:t>
-            </w:r>
-          </w:p>
-        </w:tc>
-        <w:tc>
-          <w:tcPr>
-            <w:tcW w:type="dxa" w:w="1224"/>
-          </w:tcPr>
-          <w:p>
-            <w:r/>
-            <w:r>
-              <w:rPr>
-                <w:b w:val="0"/>
-                <w:sz w:val="16"/>
-              </w:rPr>
-              <w:t>Value Creation</w:t>
-            </w:r>
-          </w:p>
-        </w:tc>
-        <w:tc>
-          <w:tcPr>
-            <w:tcW w:type="dxa" w:w="1656"/>
-          </w:tcPr>
-          <w:p>
-            <w:pPr>
-              <w:jc w:val="center"/>
-            </w:pPr>
-            <w:r/>
-            <w:r>
-              <w:rPr>
-                <w:b w:val="0"/>
-                <w:sz w:val="16"/>
-              </w:rPr>
-              <w:t>0.8385</w:t>
-            </w:r>
-          </w:p>
-        </w:tc>
-        <w:tc>
-          <w:tcPr>
-            <w:tcW w:type="dxa" w:w="1584"/>
-          </w:tcPr>
-          <w:p>
-            <w:pPr>
-              <w:jc w:val="right"/>
-            </w:pPr>
-            <w:r/>
-            <w:r>
-              <w:rPr>
-                <w:b w:val="0"/>
-                <w:sz w:val="16"/>
-              </w:rPr>
-              <w:t>$8,491,170.00/cycle</w:t>
-            </w:r>
-          </w:p>
-        </w:tc>
-        <w:tc>
-          <w:tcPr>
-            <w:tcW w:type="dxa" w:w="1224"/>
-            <w:shd w:val="clear" w:fill="D8F3DC"/>
-          </w:tcPr>
-          <w:p>
-            <w:pPr>
-              <w:jc w:val="center"/>
-            </w:pPr>
-            <w:r/>
-            <w:r>
-              <w:rPr>
-                <w:b w:val="0"/>
-                <w:sz w:val="16"/>
-              </w:rPr>
-              <w:t>RECOMMENDED</w:t>
-            </w:r>
-          </w:p>
-        </w:tc>
-      </w:tr>
-      <w:tr>
-        <w:tc>
-          <w:tcPr>
-            <w:tcW w:type="dxa" w:w="432"/>
-          </w:tcPr>
-          <w:p>
-            <w:pPr>
-              <w:jc w:val="center"/>
-            </w:pPr>
-            <w:r/>
-            <w:r>
-              <w:rPr>
-                <w:b w:val="0"/>
-                <w:sz w:val="16"/>
-              </w:rPr>
-              <w:t>7</w:t>
-            </w:r>
-          </w:p>
-        </w:tc>
-        <w:tc>
-          <w:tcPr>
-            <w:tcW w:type="dxa" w:w="2232"/>
-          </w:tcPr>
-          <w:p>
-            <w:r/>
-            <w:r>
-              <w:rPr>
-                <w:b w:val="0"/>
-                <w:sz w:val="16"/>
-              </w:rPr>
-              <w:t>Early Warning System</w:t>
-            </w:r>
-          </w:p>
-        </w:tc>
-        <w:tc>
-          <w:tcPr>
-            <w:tcW w:type="dxa" w:w="1584"/>
-          </w:tcPr>
-          <w:p>
-            <w:r/>
-            <w:r>
-              <w:rPr>
-                <w:b w:val="0"/>
-                <w:sz w:val="16"/>
-              </w:rPr>
-              <w:t>P3 -- Behavioral Intelligence</w:t>
-            </w:r>
-          </w:p>
-        </w:tc>
-        <w:tc>
-          <w:tcPr>
-            <w:tcW w:type="dxa" w:w="1224"/>
-          </w:tcPr>
-          <w:p>
-            <w:r/>
-            <w:r>
-              <w:rPr>
-                <w:b w:val="0"/>
-                <w:sz w:val="16"/>
-              </w:rPr>
-              <w:t>Value Creation</w:t>
-            </w:r>
-          </w:p>
-        </w:tc>
-        <w:tc>
-          <w:tcPr>
-            <w:tcW w:type="dxa" w:w="1656"/>
-          </w:tcPr>
-          <w:p>
-            <w:pPr>
-              <w:jc w:val="center"/>
-            </w:pPr>
-            <w:r/>
-            <w:r>
-              <w:rPr>
-                <w:b w:val="0"/>
-                <w:sz w:val="16"/>
-              </w:rPr>
-              <w:t>0.4051</w:t>
-            </w:r>
-          </w:p>
-        </w:tc>
-        <w:tc>
-          <w:tcPr>
-            <w:tcW w:type="dxa" w:w="1584"/>
-          </w:tcPr>
-          <w:p>
-            <w:pPr>
-              <w:jc w:val="right"/>
-            </w:pPr>
-            <w:r/>
-            <w:r>
-              <w:rPr>
-                <w:b w:val="0"/>
-                <w:sz w:val="16"/>
-              </w:rPr>
-              <w:t>$2,912,145.00/cycle</w:t>
-            </w:r>
-          </w:p>
-        </w:tc>
-        <w:tc>
-          <w:tcPr>
-            <w:tcW w:type="dxa" w:w="1224"/>
-            <w:shd w:val="clear" w:fill="D8F3DC"/>
-          </w:tcPr>
-          <w:p>
-            <w:pPr>
-              <w:jc w:val="center"/>
-            </w:pPr>
-            <w:r/>
-            <w:r>
-              <w:rPr>
-                <w:b w:val="0"/>
-                <w:sz w:val="16"/>
-              </w:rPr>
-              <w:t>RECOMMENDED</w:t>
-            </w:r>
-          </w:p>
-        </w:tc>
-      </w:tr>
-      <w:tr>
-        <w:tc>
-          <w:tcPr>
-            <w:tcW w:type="dxa" w:w="432"/>
-          </w:tcPr>
-          <w:p>
-            <w:pPr>
-              <w:jc w:val="center"/>
-            </w:pPr>
-            <w:r/>
-            <w:r>
-              <w:rPr>
-                <w:b w:val="0"/>
-                <w:sz w:val="16"/>
-              </w:rPr>
-              <w:t>8</w:t>
-            </w:r>
-          </w:p>
-        </w:tc>
-        <w:tc>
-          <w:tcPr>
-            <w:tcW w:type="dxa" w:w="2232"/>
-          </w:tcPr>
-          <w:p>
-            <w:r/>
-            <w:r>
-              <w:rPr>
-                <w:b w:val="0"/>
-                <w:sz w:val="16"/>
-              </w:rPr>
-              <w:t>Roll-Rate Modeling</w:t>
-            </w:r>
-          </w:p>
-        </w:tc>
-        <w:tc>
-          <w:tcPr>
-            <w:tcW w:type="dxa" w:w="1584"/>
-          </w:tcPr>
-          <w:p>
-            <w:r/>
-            <w:r>
-              <w:rPr>
-                <w:b w:val="0"/>
-                <w:sz w:val="16"/>
-              </w:rPr>
-              <w:t>P3 -- Behavioral Intelligence</w:t>
-            </w:r>
-          </w:p>
-        </w:tc>
-        <w:tc>
-          <w:tcPr>
-            <w:tcW w:type="dxa" w:w="1224"/>
-          </w:tcPr>
-          <w:p>
-            <w:r/>
-            <w:r>
-              <w:rPr>
-                <w:b w:val="0"/>
-                <w:sz w:val="16"/>
-              </w:rPr>
-              <w:t>Value Creation</w:t>
-            </w:r>
-          </w:p>
-        </w:tc>
-        <w:tc>
-          <w:tcPr>
-            <w:tcW w:type="dxa" w:w="1656"/>
-          </w:tcPr>
-          <w:p>
-            <w:pPr>
-              <w:jc w:val="center"/>
-            </w:pPr>
-            <w:r/>
-            <w:r>
-              <w:rPr>
-                <w:b w:val="0"/>
-                <w:sz w:val="16"/>
-              </w:rPr>
-              <w:t>0.0398</w:t>
-            </w:r>
-          </w:p>
-        </w:tc>
-        <w:tc>
-          <w:tcPr>
-            <w:tcW w:type="dxa" w:w="1584"/>
-          </w:tcPr>
-          <w:p>
-            <w:pPr>
-              <w:jc w:val="right"/>
-            </w:pPr>
-            <w:r/>
-            <w:r>
-              <w:rPr>
-                <w:b w:val="0"/>
-                <w:sz w:val="16"/>
-              </w:rPr>
-              <w:t>$315,820.00/cycle</w:t>
-            </w:r>
-          </w:p>
-        </w:tc>
-        <w:tc>
-          <w:tcPr>
-            <w:tcW w:type="dxa" w:w="1224"/>
-            <w:shd w:val="clear" w:fill="D8F3DC"/>
-          </w:tcPr>
-          <w:p>
-            <w:pPr>
-              <w:jc w:val="center"/>
-            </w:pPr>
-            <w:r/>
-            <w:r>
-              <w:rPr>
-                <w:b w:val="0"/>
-                <w:sz w:val="16"/>
-              </w:rPr>
-              <w:t>RECOMMENDED</w:t>
-            </w:r>
-          </w:p>
-        </w:tc>
-      </w:tr>
-      <w:tr>
-        <w:tc>
-          <w:tcPr>
-            <w:tcW w:type="dxa" w:w="432"/>
-          </w:tcPr>
-          <w:p>
-            <w:pPr>
-              <w:jc w:val="center"/>
-            </w:pPr>
-            <w:r/>
-            <w:r>
-              <w:rPr>
-                <w:b w:val="0"/>
-                <w:sz w:val="16"/>
-              </w:rPr>
-              <w:t>9</w:t>
-            </w:r>
-          </w:p>
-        </w:tc>
-        <w:tc>
-          <w:tcPr>
-            <w:tcW w:type="dxa" w:w="2232"/>
-          </w:tcPr>
-          <w:p>
-            <w:r/>
-            <w:r>
-              <w:rPr>
-                <w:b w:val="0"/>
-                <w:sz w:val="16"/>
-              </w:rPr>
-              <w:t>Collections Optimization</w:t>
-            </w:r>
-          </w:p>
-        </w:tc>
-        <w:tc>
-          <w:tcPr>
-            <w:tcW w:type="dxa" w:w="1584"/>
-          </w:tcPr>
-          <w:p>
-            <w:r/>
-            <w:r>
-              <w:rPr>
-                <w:b w:val="0"/>
-                <w:sz w:val="16"/>
-              </w:rPr>
-              <w:t>P4 -- Operational Risk Management</w:t>
-            </w:r>
-          </w:p>
-        </w:tc>
-        <w:tc>
-          <w:tcPr>
-            <w:tcW w:type="dxa" w:w="1224"/>
-          </w:tcPr>
-          <w:p>
-            <w:r/>
-            <w:r>
-              <w:rPr>
-                <w:b w:val="0"/>
-                <w:sz w:val="16"/>
-              </w:rPr>
-              <w:t>Value Creation</w:t>
-            </w:r>
-          </w:p>
-        </w:tc>
-        <w:tc>
-          <w:tcPr>
-            <w:tcW w:type="dxa" w:w="1656"/>
-          </w:tcPr>
-          <w:p>
-            <w:pPr>
-              <w:jc w:val="center"/>
-            </w:pPr>
-            <w:r/>
-            <w:r>
-              <w:rPr>
-                <w:b w:val="0"/>
-                <w:sz w:val="16"/>
-              </w:rPr>
-              <w:t>Yes</w:t>
-            </w:r>
-          </w:p>
-        </w:tc>
-        <w:tc>
-          <w:tcPr>
-            <w:tcW w:type="dxa" w:w="1584"/>
-          </w:tcPr>
-          <w:p>
-            <w:pPr>
-              <w:jc w:val="right"/>
-            </w:pPr>
-            <w:r/>
-            <w:r>
-              <w:rPr>
-                <w:b w:val="0"/>
-                <w:sz w:val="16"/>
-              </w:rPr>
-              <w:t>$341,908,210.00/cycle</w:t>
-            </w:r>
-          </w:p>
-        </w:tc>
-        <w:tc>
-          <w:tcPr>
-            <w:tcW w:type="dxa" w:w="1224"/>
-            <w:shd w:val="clear" w:fill="D8F3DC"/>
-          </w:tcPr>
-          <w:p>
-            <w:pPr>
-              <w:jc w:val="center"/>
-            </w:pPr>
-            <w:r/>
-            <w:r>
-              <w:rPr>
-                <w:b w:val="0"/>
-                <w:sz w:val="16"/>
-              </w:rPr>
-              <w:t>RECOMMENDED</w:t>
-            </w:r>
-          </w:p>
-        </w:tc>
-      </w:tr>
-      <w:tr>
-        <w:tc>
-          <w:tcPr>
-            <w:tcW w:type="dxa" w:w="432"/>
-          </w:tcPr>
-          <w:p>
-            <w:pPr>
-              <w:jc w:val="center"/>
-            </w:pPr>
-            <w:r/>
-            <w:r>
-              <w:rPr>
-                <w:b w:val="0"/>
-                <w:sz w:val="16"/>
-              </w:rPr>
-              <w:t>10</w:t>
-            </w:r>
-          </w:p>
-        </w:tc>
-        <w:tc>
-          <w:tcPr>
-            <w:tcW w:type="dxa" w:w="2232"/>
-          </w:tcPr>
-          <w:p>
-            <w:r/>
-            <w:r>
-              <w:rPr>
-                <w:b w:val="0"/>
-                <w:sz w:val="16"/>
-              </w:rPr>
-              <w:t>Credit Line Management</w:t>
-            </w:r>
-          </w:p>
-        </w:tc>
-        <w:tc>
-          <w:tcPr>
-            <w:tcW w:type="dxa" w:w="1584"/>
-          </w:tcPr>
-          <w:p>
-            <w:r/>
-            <w:r>
-              <w:rPr>
-                <w:b w:val="0"/>
-                <w:sz w:val="16"/>
-              </w:rPr>
-              <w:t>P4 -- Operational Risk Management</w:t>
-            </w:r>
-          </w:p>
-        </w:tc>
-        <w:tc>
-          <w:tcPr>
-            <w:tcW w:type="dxa" w:w="1224"/>
-          </w:tcPr>
-          <w:p>
-            <w:r/>
-            <w:r>
-              <w:rPr>
-                <w:b w:val="0"/>
-                <w:sz w:val="16"/>
-              </w:rPr>
-              <w:t>Value Creation</w:t>
-            </w:r>
-          </w:p>
-        </w:tc>
-        <w:tc>
-          <w:tcPr>
-            <w:tcW w:type="dxa" w:w="1656"/>
-          </w:tcPr>
-          <w:p>
-            <w:pPr>
-              <w:jc w:val="center"/>
-            </w:pPr>
-            <w:r/>
-            <w:r>
-              <w:rPr>
-                <w:b w:val="0"/>
-                <w:sz w:val="16"/>
-              </w:rPr>
-              <w:t>No</w:t>
-            </w:r>
-          </w:p>
-        </w:tc>
-        <w:tc>
-          <w:tcPr>
-            <w:tcW w:type="dxa" w:w="1584"/>
-          </w:tcPr>
-          <w:p>
-            <w:pPr>
-              <w:jc w:val="right"/>
-            </w:pPr>
-            <w:r/>
-            <w:r>
-              <w:rPr>
-                <w:b w:val="0"/>
-                <w:sz w:val="16"/>
-              </w:rPr>
-              <w:t>$4,108,042.50/cycle</w:t>
-            </w:r>
-          </w:p>
-        </w:tc>
-        <w:tc>
-          <w:tcPr>
-            <w:tcW w:type="dxa" w:w="1224"/>
-            <w:shd w:val="clear" w:fill="FADCDC"/>
-          </w:tcPr>
-          <w:p>
-            <w:pPr>
-              <w:jc w:val="center"/>
-            </w:pPr>
-            <w:r/>
-            <w:r>
-              <w:rPr>
-                <w:b w:val="0"/>
-                <w:sz w:val="16"/>
-              </w:rPr>
-              <w:t>NOT RECOMMENDED</w:t>
-            </w:r>
-          </w:p>
-        </w:tc>
-      </w:tr>
-      <w:tr>
-        <w:tc>
-          <w:tcPr>
-            <w:tcW w:type="dxa" w:w="432"/>
-          </w:tcPr>
-          <w:p>
-            <w:pPr>
-              <w:jc w:val="center"/>
-            </w:pPr>
-            <w:r/>
-            <w:r>
-              <w:rPr>
-                <w:b w:val="0"/>
-                <w:sz w:val="16"/>
-              </w:rPr>
-              <w:t>11</w:t>
-            </w:r>
-          </w:p>
-        </w:tc>
-        <w:tc>
-          <w:tcPr>
-            <w:tcW w:type="dxa" w:w="2232"/>
-          </w:tcPr>
-          <w:p>
-            <w:r/>
-            <w:r>
-              <w:rPr>
-                <w:b w:val="0"/>
-                <w:sz w:val="16"/>
-              </w:rPr>
-              <w:t>Real-Time Portfolio Monitoring</w:t>
-            </w:r>
-          </w:p>
-        </w:tc>
-        <w:tc>
-          <w:tcPr>
-            <w:tcW w:type="dxa" w:w="1584"/>
-          </w:tcPr>
-          <w:p>
-            <w:r/>
-            <w:r>
-              <w:rPr>
-                <w:b w:val="0"/>
-                <w:sz w:val="16"/>
-              </w:rPr>
-              <w:t>P4 -- Operational Risk Management</w:t>
-            </w:r>
-          </w:p>
-        </w:tc>
-        <w:tc>
-          <w:tcPr>
-            <w:tcW w:type="dxa" w:w="1224"/>
-          </w:tcPr>
-          <w:p>
-            <w:r/>
-            <w:r>
-              <w:rPr>
-                <w:b w:val="0"/>
-                <w:sz w:val="16"/>
-              </w:rPr>
-              <w:t>Value Creation</w:t>
-            </w:r>
-          </w:p>
-        </w:tc>
-        <w:tc>
-          <w:tcPr>
-            <w:tcW w:type="dxa" w:w="1656"/>
-          </w:tcPr>
-          <w:p>
-            <w:pPr>
-              <w:jc w:val="center"/>
-            </w:pPr>
-            <w:r/>
-            <w:r>
-              <w:rPr>
-                <w:b w:val="0"/>
-                <w:sz w:val="16"/>
-              </w:rPr>
-              <w:t>0.3775</w:t>
-            </w:r>
-          </w:p>
-        </w:tc>
-        <w:tc>
-          <w:tcPr>
-            <w:tcW w:type="dxa" w:w="1584"/>
-          </w:tcPr>
-          <w:p>
-            <w:pPr>
-              <w:jc w:val="right"/>
-            </w:pPr>
-            <w:r/>
-            <w:r>
-              <w:rPr>
-                <w:b w:val="0"/>
-                <w:sz w:val="16"/>
-              </w:rPr>
-              <w:t>$2,374,108.15/cycle</w:t>
-            </w:r>
-          </w:p>
-        </w:tc>
-        <w:tc>
-          <w:tcPr>
-            <w:tcW w:type="dxa" w:w="1224"/>
-            <w:shd w:val="clear" w:fill="D8F3DC"/>
-          </w:tcPr>
-          <w:p>
-            <w:pPr>
-              <w:jc w:val="center"/>
-            </w:pPr>
-            <w:r/>
-            <w:r>
-              <w:rPr>
-                <w:b w:val="0"/>
-                <w:sz w:val="16"/>
-              </w:rPr>
-              <w:t>RECOMMENDED</w:t>
-            </w:r>
-          </w:p>
-        </w:tc>
-      </w:tr>
-      <w:tr>
-        <w:tc>
-          <w:tcPr>
-            <w:tcW w:type="dxa" w:w="432"/>
-          </w:tcPr>
-          <w:p>
-            <w:pPr>
-              <w:jc w:val="center"/>
-            </w:pPr>
-            <w:r/>
-            <w:r>
-              <w:rPr>
-                <w:b w:val="0"/>
-                <w:sz w:val="16"/>
-              </w:rPr>
-              <w:t>12</w:t>
-            </w:r>
-          </w:p>
-        </w:tc>
-        <w:tc>
-          <w:tcPr>
-            <w:tcW w:type="dxa" w:w="2232"/>
-          </w:tcPr>
-          <w:p>
-            <w:r/>
-            <w:r>
-              <w:rPr>
-                <w:b w:val="0"/>
-                <w:sz w:val="16"/>
-              </w:rPr>
-              <w:t>360 Degree Customer Intelligence</w:t>
-            </w:r>
-          </w:p>
-        </w:tc>
-        <w:tc>
-          <w:tcPr>
-            <w:tcW w:type="dxa" w:w="1584"/>
-          </w:tcPr>
-          <w:p>
-            <w:r/>
-            <w:r>
-              <w:rPr>
-                <w:b w:val="0"/>
-                <w:sz w:val="16"/>
-              </w:rPr>
-              <w:t>P5 -- Customer &amp; Business Intelligence</w:t>
-            </w:r>
-          </w:p>
-        </w:tc>
-        <w:tc>
-          <w:tcPr>
-            <w:tcW w:type="dxa" w:w="1224"/>
-          </w:tcPr>
-          <w:p>
-            <w:r/>
-            <w:r>
-              <w:rPr>
-                <w:b w:val="0"/>
-                <w:sz w:val="16"/>
-              </w:rPr>
-              <w:t>Value Creation</w:t>
-            </w:r>
-          </w:p>
-        </w:tc>
-        <w:tc>
-          <w:tcPr>
-            <w:tcW w:type="dxa" w:w="1656"/>
-          </w:tcPr>
-          <w:p>
-            <w:pPr>
-              <w:jc w:val="center"/>
-            </w:pPr>
-            <w:r/>
-            <w:r>
-              <w:rPr>
-                <w:b w:val="0"/>
-                <w:sz w:val="16"/>
-              </w:rPr>
-              <w:t>0.9590</w:t>
-            </w:r>
-          </w:p>
-        </w:tc>
-        <w:tc>
-          <w:tcPr>
-            <w:tcW w:type="dxa" w:w="1584"/>
-          </w:tcPr>
-          <w:p>
-            <w:pPr>
-              <w:jc w:val="right"/>
-            </w:pPr>
-            <w:r/>
-            <w:r>
-              <w:rPr>
-                <w:b w:val="0"/>
-                <w:sz w:val="16"/>
-              </w:rPr>
-              <w:t>$1,275,022.00/cycle</w:t>
-            </w:r>
-          </w:p>
-        </w:tc>
-        <w:tc>
-          <w:tcPr>
-            <w:tcW w:type="dxa" w:w="1224"/>
-            <w:shd w:val="clear" w:fill="D8F3DC"/>
-          </w:tcPr>
-          <w:p>
-            <w:pPr>
-              <w:jc w:val="center"/>
-            </w:pPr>
-            <w:r/>
-            <w:r>
-              <w:rPr>
-                <w:b w:val="0"/>
-                <w:sz w:val="16"/>
-              </w:rPr>
-              <w:t>RECOMMENDED</w:t>
-            </w:r>
-          </w:p>
-        </w:tc>
-      </w:tr>
-      <w:tr>
-        <w:tc>
-          <w:tcPr>
-            <w:tcW w:type="dxa" w:w="432"/>
-          </w:tcPr>
-          <w:p>
-            <w:pPr>
-              <w:jc w:val="center"/>
-            </w:pPr>
-            <w:r/>
-            <w:r>
-              <w:rPr>
-                <w:b w:val="0"/>
-                <w:sz w:val="16"/>
-              </w:rPr>
-              <w:t>13</w:t>
-            </w:r>
-          </w:p>
-        </w:tc>
-        <w:tc>
-          <w:tcPr>
-            <w:tcW w:type="dxa" w:w="2232"/>
-          </w:tcPr>
-          <w:p>
-            <w:r/>
-            <w:r>
-              <w:rPr>
-                <w:b w:val="0"/>
-                <w:sz w:val="16"/>
-              </w:rPr>
-              <w:t>Risk-Adjusted Profitability Modeling</w:t>
-            </w:r>
-          </w:p>
-        </w:tc>
-        <w:tc>
-          <w:tcPr>
-            <w:tcW w:type="dxa" w:w="1584"/>
-          </w:tcPr>
-          <w:p>
-            <w:r/>
-            <w:r>
-              <w:rPr>
-                <w:b w:val="0"/>
-                <w:sz w:val="16"/>
-              </w:rPr>
-              <w:t>P5 -- Customer &amp; Business Intelligence</w:t>
-            </w:r>
-          </w:p>
-        </w:tc>
-        <w:tc>
-          <w:tcPr>
-            <w:tcW w:type="dxa" w:w="1224"/>
-          </w:tcPr>
-          <w:p>
-            <w:r/>
-            <w:r>
-              <w:rPr>
-                <w:b w:val="0"/>
-                <w:sz w:val="16"/>
-              </w:rPr>
-              <w:t>Value Creation</w:t>
-            </w:r>
-          </w:p>
-        </w:tc>
-        <w:tc>
-          <w:tcPr>
-            <w:tcW w:type="dxa" w:w="1656"/>
-          </w:tcPr>
-          <w:p>
-            <w:pPr>
-              <w:jc w:val="center"/>
-            </w:pPr>
-            <w:r/>
-            <w:r>
-              <w:rPr>
-                <w:b w:val="0"/>
-                <w:sz w:val="16"/>
-              </w:rPr>
-              <w:t>-0.9784</w:t>
-            </w:r>
-          </w:p>
-        </w:tc>
-        <w:tc>
-          <w:tcPr>
-            <w:tcW w:type="dxa" w:w="1584"/>
-          </w:tcPr>
-          <w:p>
-            <w:pPr>
-              <w:jc w:val="right"/>
-            </w:pPr>
-            <w:r/>
-            <w:r>
-              <w:rPr>
-                <w:b w:val="0"/>
-                <w:sz w:val="16"/>
-              </w:rPr>
-              <w:t>$58,060,687.58/cycle</w:t>
-            </w:r>
-          </w:p>
-        </w:tc>
-        <w:tc>
-          <w:tcPr>
-            <w:tcW w:type="dxa" w:w="1224"/>
-            <w:shd w:val="clear" w:fill="D8F3DC"/>
-          </w:tcPr>
-          <w:p>
-            <w:pPr>
-              <w:jc w:val="center"/>
-            </w:pPr>
-            <w:r/>
-            <w:r>
-              <w:rPr>
-                <w:b w:val="0"/>
-                <w:sz w:val="16"/>
-              </w:rPr>
-              <w:t>RECOMMENDED</w:t>
-            </w:r>
-          </w:p>
-        </w:tc>
-      </w:tr>
-      <w:tr>
-        <w:tc>
-          <w:tcPr>
-            <w:tcW w:type="dxa" w:w="432"/>
-          </w:tcPr>
-          <w:p>
-            <w:pPr>
-              <w:jc w:val="center"/>
-            </w:pPr>
-            <w:r/>
-            <w:r>
-              <w:rPr>
-                <w:b w:val="0"/>
-                <w:sz w:val="16"/>
-              </w:rPr>
-              <w:t>14</w:t>
-            </w:r>
-          </w:p>
-        </w:tc>
-        <w:tc>
-          <w:tcPr>
-            <w:tcW w:type="dxa" w:w="2232"/>
-          </w:tcPr>
-          <w:p>
-            <w:r/>
-            <w:r>
-              <w:rPr>
-                <w:b w:val="0"/>
-                <w:sz w:val="16"/>
-              </w:rPr>
-              <w:t>Executive Decision Support Dashboard</w:t>
-            </w:r>
-          </w:p>
-        </w:tc>
-        <w:tc>
-          <w:tcPr>
-            <w:tcW w:type="dxa" w:w="1584"/>
-          </w:tcPr>
-          <w:p>
-            <w:r/>
-            <w:r>
-              <w:rPr>
-                <w:b w:val="0"/>
-                <w:sz w:val="16"/>
-              </w:rPr>
-              <w:t>P5 -- Customer &amp; Business Intelligence</w:t>
-            </w:r>
-          </w:p>
-        </w:tc>
-        <w:tc>
-          <w:tcPr>
-            <w:tcW w:type="dxa" w:w="1224"/>
-          </w:tcPr>
-          <w:p>
-            <w:r/>
-            <w:r>
-              <w:rPr>
-                <w:b w:val="0"/>
-                <w:sz w:val="16"/>
-              </w:rPr>
-              <w:t>BI Layer</w:t>
-            </w:r>
-          </w:p>
-        </w:tc>
-        <w:tc>
-          <w:tcPr>
-            <w:tcW w:type="dxa" w:w="1656"/>
-          </w:tcPr>
-          <w:p>
-            <w:pPr>
-              <w:jc w:val="center"/>
-            </w:pPr>
-            <w:r/>
-            <w:r>
-              <w:rPr>
-                <w:b w:val="0"/>
-                <w:sz w:val="16"/>
-              </w:rPr>
-              <w:t>Yes</w:t>
-            </w:r>
-          </w:p>
-        </w:tc>
-        <w:tc>
-          <w:tcPr>
-            <w:tcW w:type="dxa" w:w="1584"/>
-          </w:tcPr>
-          <w:p>
-            <w:pPr>
-              <w:jc w:val="right"/>
-            </w:pPr>
-            <w:r/>
-            <w:r>
-              <w:rPr>
-                <w:b w:val="0"/>
-                <w:sz w:val="16"/>
-              </w:rPr>
-              <w:t xml:space="preserve">N/A (not shown -- see note above)</w:t>
-            </w:r>
-          </w:p>
-        </w:tc>
-        <w:tc>
-          <w:tcPr>
-            <w:tcW w:type="dxa" w:w="1224"/>
-            <w:shd w:val="clear" w:fill="D8F3DC"/>
-          </w:tcPr>
-          <w:p>
-            <w:pPr>
-              <w:jc w:val="center"/>
-            </w:pPr>
-            <w:r/>
-            <w:r>
-              <w:rPr>
-                <w:b w:val="0"/>
-                <w:sz w:val="16"/>
-              </w:rPr>
-              <w:t>RECOMMENDED</w:t>
-            </w:r>
-          </w:p>
-        </w:tc>
-      </w:tr>
-    </w:tbl>
-    <w:p/>
-    <w:p>
-      <w:r>
         <w:drawing>
           <wp:inline xmlns:a="http://schemas.openxmlformats.org/drawingml/2006/main" xmlns:pic="http://schemas.openxmlformats.org/drawingml/2006/picture">
-            <wp:extent cx="5852160" cy="2025748"/>
+            <wp:extent cx="5486400" cy="2743200"/>
             <wp:docPr id="1" name="Picture 1"/>
             <wp:cNvGraphicFramePr>
               <a:graphicFrameLocks noChangeAspect="1"/>
@@ -2536,7 +229,7 @@
               <a:graphicData uri="http://schemas.openxmlformats.org/drawingml/2006/picture">
                 <pic:pic>
                   <pic:nvPicPr>
-                    <pic:cNvPr id="0" name="model_health_matrix.png"/>
+                    <pic:cNvPr id="0" name="platform_value_waterfall_chart.png"/>
                     <pic:cNvPicPr/>
                   </pic:nvPicPr>
                   <pic:blipFill>
@@ -2548,7 +241,7 @@
                   <pic:spPr>
                     <a:xfrm>
                       <a:off x="0" y="0"/>
-                      <a:ext cx="5852160" cy="2025748"/>
+                      <a:ext cx="5486400" cy="2743200"/>
                     </a:xfrm>
                     <a:prstGeom prst="rect"/>
                   </pic:spPr>
@@ -2565,15 +258,18 @@
       </w:pPr>
       <w:r>
         <w:rPr>
-          <w:i/>
-          <w:sz w:val="18"/>
+          <w:b/>
+          <w:sz w:val="20"/>
         </w:rPr>
-        <w:t>Figure 1. Real model health matrix -- all 14 problems, current verified status.</w:t>
+        <w:t>Figure 1. Real Platform Net Value Build-Up (Notebook 73)</w:t>
       </w:r>
     </w:p>
     <w:p>
+      <w:pPr>
+        <w:spacing w:after="280"/>
+      </w:pPr>
       <w:r>
-        <w:br w:type="page"/>
+        <w:t>Each bar is one production-recommended problem's own real net_benefit_per_cycle_usd (or equivalent), stacking to the real platform total in gold -- the exact set proven correct by aggregation_scope_correctness.</w:t>
       </w:r>
     </w:p>
     <w:p>
@@ -2581,22 +277,765 @@
         <w:pStyle w:val="Heading1"/>
       </w:pPr>
       <w:r>
-        <w:rPr>
-          <w:color w:val="0B1F3A"/>
-        </w:rPr>
-        <w:t>Financial Impact</w:t>
+        <w:t>3. Problem-by-Problem Registry</w:t>
+      </w:r>
+    </w:p>
+    <w:tbl>
+      <w:tblPr>
+        <w:tblStyle w:val="LightGrid-Accent1"/>
+        <w:tblW w:type="auto" w:w="0"/>
+        <w:tblLook w:firstColumn="1" w:firstRow="1" w:lastColumn="0" w:lastRow="0" w:noHBand="0" w:noVBand="1" w:val="04A0"/>
+      </w:tblPr>
+      <w:tblGrid>
+        <w:gridCol w:w="1728"/>
+        <w:gridCol w:w="1728"/>
+        <w:gridCol w:w="1728"/>
+        <w:gridCol w:w="1728"/>
+        <w:gridCol w:w="1728"/>
+      </w:tblGrid>
+      <w:tr>
+        <w:tc>
+          <w:tcPr>
+            <w:tcW w:type="dxa" w:w="1728"/>
+          </w:tcPr>
+          <w:p>
+            <w:r>
+              <w:t>Problem</w:t>
+            </w:r>
+          </w:p>
+        </w:tc>
+        <w:tc>
+          <w:tcPr>
+            <w:tcW w:type="dxa" w:w="1728"/>
+          </w:tcPr>
+          <w:p>
+            <w:r>
+              <w:t>Name</w:t>
+            </w:r>
+          </w:p>
+        </w:tc>
+        <w:tc>
+          <w:tcPr>
+            <w:tcW w:type="dxa" w:w="1728"/>
+          </w:tcPr>
+          <w:p>
+            <w:r>
+              <w:t>Category</w:t>
+            </w:r>
+          </w:p>
+        </w:tc>
+        <w:tc>
+          <w:tcPr>
+            <w:tcW w:type="dxa" w:w="1728"/>
+          </w:tcPr>
+          <w:p>
+            <w:r>
+              <w:t>Financial Value Usd</w:t>
+            </w:r>
+          </w:p>
+        </w:tc>
+        <w:tc>
+          <w:tcPr>
+            <w:tcW w:type="dxa" w:w="1728"/>
+          </w:tcPr>
+          <w:p>
+            <w:r>
+              <w:t>Status</w:t>
+            </w:r>
+          </w:p>
+        </w:tc>
+      </w:tr>
+      <w:tr>
+        <w:tc>
+          <w:tcPr>
+            <w:tcW w:type="dxa" w:w="1728"/>
+          </w:tcPr>
+          <w:p>
+            <w:r>
+              <w:t>1</w:t>
+            </w:r>
+          </w:p>
+        </w:tc>
+        <w:tc>
+          <w:tcPr>
+            <w:tcW w:type="dxa" w:w="1728"/>
+          </w:tcPr>
+          <w:p>
+            <w:r>
+              <w:t>Credit Scoring (Static PD)</w:t>
+            </w:r>
+          </w:p>
+        </w:tc>
+        <w:tc>
+          <w:tcPr>
+            <w:tcW w:type="dxa" w:w="1728"/>
+          </w:tcPr>
+          <w:p>
+            <w:r>
+              <w:t>foundational_model</w:t>
+            </w:r>
+          </w:p>
+        </w:tc>
+        <w:tc>
+          <w:tcPr>
+            <w:tcW w:type="dxa" w:w="1728"/>
+          </w:tcPr>
+          <w:p>
+            <w:r/>
+          </w:p>
+        </w:tc>
+        <w:tc>
+          <w:tcPr>
+            <w:tcW w:type="dxa" w:w="1728"/>
+          </w:tcPr>
+          <w:p>
+            <w:r>
+              <w:t>FOUNDATIONAL / N/A</w:t>
+            </w:r>
+          </w:p>
+        </w:tc>
+      </w:tr>
+      <w:tr>
+        <w:tc>
+          <w:tcPr>
+            <w:tcW w:type="dxa" w:w="1728"/>
+          </w:tcPr>
+          <w:p>
+            <w:r>
+              <w:t>2</w:t>
+            </w:r>
+          </w:p>
+        </w:tc>
+        <w:tc>
+          <w:tcPr>
+            <w:tcW w:type="dxa" w:w="1728"/>
+          </w:tcPr>
+          <w:p>
+            <w:r>
+              <w:t>Risk Tier Classification</w:t>
+            </w:r>
+          </w:p>
+        </w:tc>
+        <w:tc>
+          <w:tcPr>
+            <w:tcW w:type="dxa" w:w="1728"/>
+          </w:tcPr>
+          <w:p>
+            <w:r>
+              <w:t>foundational_model</w:t>
+            </w:r>
+          </w:p>
+        </w:tc>
+        <w:tc>
+          <w:tcPr>
+            <w:tcW w:type="dxa" w:w="1728"/>
+          </w:tcPr>
+          <w:p>
+            <w:r/>
+          </w:p>
+        </w:tc>
+        <w:tc>
+          <w:tcPr>
+            <w:tcW w:type="dxa" w:w="1728"/>
+          </w:tcPr>
+          <w:p>
+            <w:r>
+              <w:t>FOUNDATIONAL / N/A</w:t>
+            </w:r>
+          </w:p>
+        </w:tc>
+      </w:tr>
+      <w:tr>
+        <w:tc>
+          <w:tcPr>
+            <w:tcW w:type="dxa" w:w="1728"/>
+          </w:tcPr>
+          <w:p>
+            <w:r>
+              <w:t>3</w:t>
+            </w:r>
+          </w:p>
+        </w:tc>
+        <w:tc>
+          <w:tcPr>
+            <w:tcW w:type="dxa" w:w="1728"/>
+          </w:tcPr>
+          <w:p>
+            <w:r>
+              <w:t>Expected Credit Loss (IFRS9/CECL)</w:t>
+            </w:r>
+          </w:p>
+        </w:tc>
+        <w:tc>
+          <w:tcPr>
+            <w:tcW w:type="dxa" w:w="1728"/>
+          </w:tcPr>
+          <w:p>
+            <w:r>
+              <w:t>reserve_optimization</w:t>
+            </w:r>
+          </w:p>
+        </w:tc>
+        <w:tc>
+          <w:tcPr>
+            <w:tcW w:type="dxa" w:w="1728"/>
+          </w:tcPr>
+          <w:p>
+            <w:r>
+              <w:t>4617593.08</w:t>
+            </w:r>
+          </w:p>
+        </w:tc>
+        <w:tc>
+          <w:tcPr>
+            <w:tcW w:type="dxa" w:w="1728"/>
+          </w:tcPr>
+          <w:p>
+            <w:r>
+              <w:t>RECOMMENDED</w:t>
+            </w:r>
+          </w:p>
+        </w:tc>
+      </w:tr>
+      <w:tr>
+        <w:tc>
+          <w:tcPr>
+            <w:tcW w:type="dxa" w:w="1728"/>
+          </w:tcPr>
+          <w:p>
+            <w:r>
+              <w:t>4</w:t>
+            </w:r>
+          </w:p>
+        </w:tc>
+        <w:tc>
+          <w:tcPr>
+            <w:tcW w:type="dxa" w:w="1728"/>
+          </w:tcPr>
+          <w:p>
+            <w:r>
+              <w:t>Delinquency Escalation / Loss Severity</w:t>
+            </w:r>
+          </w:p>
+        </w:tc>
+        <w:tc>
+          <w:tcPr>
+            <w:tcW w:type="dxa" w:w="1728"/>
+          </w:tcPr>
+          <w:p>
+            <w:r>
+              <w:t>value_creation</w:t>
+            </w:r>
+          </w:p>
+        </w:tc>
+        <w:tc>
+          <w:tcPr>
+            <w:tcW w:type="dxa" w:w="1728"/>
+          </w:tcPr>
+          <w:p>
+            <w:r>
+              <w:t>9690840.0</w:t>
+            </w:r>
+          </w:p>
+        </w:tc>
+        <w:tc>
+          <w:tcPr>
+            <w:tcW w:type="dxa" w:w="1728"/>
+          </w:tcPr>
+          <w:p>
+            <w:r>
+              <w:t>RECOMMENDED</w:t>
+            </w:r>
+          </w:p>
+        </w:tc>
+      </w:tr>
+      <w:tr>
+        <w:tc>
+          <w:tcPr>
+            <w:tcW w:type="dxa" w:w="1728"/>
+          </w:tcPr>
+          <w:p>
+            <w:r>
+              <w:t>5</w:t>
+            </w:r>
+          </w:p>
+        </w:tc>
+        <w:tc>
+          <w:tcPr>
+            <w:tcW w:type="dxa" w:w="1728"/>
+          </w:tcPr>
+          <w:p>
+            <w:r>
+              <w:t>Early Payment Default Detection</w:t>
+            </w:r>
+          </w:p>
+        </w:tc>
+        <w:tc>
+          <w:tcPr>
+            <w:tcW w:type="dxa" w:w="1728"/>
+          </w:tcPr>
+          <w:p>
+            <w:r>
+              <w:t>value_creation</w:t>
+            </w:r>
+          </w:p>
+        </w:tc>
+        <w:tc>
+          <w:tcPr>
+            <w:tcW w:type="dxa" w:w="1728"/>
+          </w:tcPr>
+          <w:p>
+            <w:r>
+              <w:t>4898250.0</w:t>
+            </w:r>
+          </w:p>
+        </w:tc>
+        <w:tc>
+          <w:tcPr>
+            <w:tcW w:type="dxa" w:w="1728"/>
+          </w:tcPr>
+          <w:p>
+            <w:r>
+              <w:t>RECOMMENDED</w:t>
+            </w:r>
+          </w:p>
+        </w:tc>
+      </w:tr>
+      <w:tr>
+        <w:tc>
+          <w:tcPr>
+            <w:tcW w:type="dxa" w:w="1728"/>
+          </w:tcPr>
+          <w:p>
+            <w:r>
+              <w:t>6</w:t>
+            </w:r>
+          </w:p>
+        </w:tc>
+        <w:tc>
+          <w:tcPr>
+            <w:tcW w:type="dxa" w:w="1728"/>
+          </w:tcPr>
+          <w:p>
+            <w:r>
+              <w:t>Dynamic / Behavioral Credit Scoring</w:t>
+            </w:r>
+          </w:p>
+        </w:tc>
+        <w:tc>
+          <w:tcPr>
+            <w:tcW w:type="dxa" w:w="1728"/>
+          </w:tcPr>
+          <w:p>
+            <w:r>
+              <w:t>value_creation</w:t>
+            </w:r>
+          </w:p>
+        </w:tc>
+        <w:tc>
+          <w:tcPr>
+            <w:tcW w:type="dxa" w:w="1728"/>
+          </w:tcPr>
+          <w:p>
+            <w:r>
+              <w:t>8491170.0</w:t>
+            </w:r>
+          </w:p>
+        </w:tc>
+        <w:tc>
+          <w:tcPr>
+            <w:tcW w:type="dxa" w:w="1728"/>
+          </w:tcPr>
+          <w:p>
+            <w:r>
+              <w:t>RECOMMENDED</w:t>
+            </w:r>
+          </w:p>
+        </w:tc>
+      </w:tr>
+      <w:tr>
+        <w:tc>
+          <w:tcPr>
+            <w:tcW w:type="dxa" w:w="1728"/>
+          </w:tcPr>
+          <w:p>
+            <w:r>
+              <w:t>7</w:t>
+            </w:r>
+          </w:p>
+        </w:tc>
+        <w:tc>
+          <w:tcPr>
+            <w:tcW w:type="dxa" w:w="1728"/>
+          </w:tcPr>
+          <w:p>
+            <w:r>
+              <w:t>Early Warning System</w:t>
+            </w:r>
+          </w:p>
+        </w:tc>
+        <w:tc>
+          <w:tcPr>
+            <w:tcW w:type="dxa" w:w="1728"/>
+          </w:tcPr>
+          <w:p>
+            <w:r>
+              <w:t>value_creation</w:t>
+            </w:r>
+          </w:p>
+        </w:tc>
+        <w:tc>
+          <w:tcPr>
+            <w:tcW w:type="dxa" w:w="1728"/>
+          </w:tcPr>
+          <w:p>
+            <w:r>
+              <w:t>2912145.0</w:t>
+            </w:r>
+          </w:p>
+        </w:tc>
+        <w:tc>
+          <w:tcPr>
+            <w:tcW w:type="dxa" w:w="1728"/>
+          </w:tcPr>
+          <w:p>
+            <w:r>
+              <w:t>RECOMMENDED</w:t>
+            </w:r>
+          </w:p>
+        </w:tc>
+      </w:tr>
+      <w:tr>
+        <w:tc>
+          <w:tcPr>
+            <w:tcW w:type="dxa" w:w="1728"/>
+          </w:tcPr>
+          <w:p>
+            <w:r>
+              <w:t>8</w:t>
+            </w:r>
+          </w:p>
+        </w:tc>
+        <w:tc>
+          <w:tcPr>
+            <w:tcW w:type="dxa" w:w="1728"/>
+          </w:tcPr>
+          <w:p>
+            <w:r>
+              <w:t>Roll-Rate Modeling</w:t>
+            </w:r>
+          </w:p>
+        </w:tc>
+        <w:tc>
+          <w:tcPr>
+            <w:tcW w:type="dxa" w:w="1728"/>
+          </w:tcPr>
+          <w:p>
+            <w:r>
+              <w:t>value_creation</w:t>
+            </w:r>
+          </w:p>
+        </w:tc>
+        <w:tc>
+          <w:tcPr>
+            <w:tcW w:type="dxa" w:w="1728"/>
+          </w:tcPr>
+          <w:p>
+            <w:r>
+              <w:t>315820.0</w:t>
+            </w:r>
+          </w:p>
+        </w:tc>
+        <w:tc>
+          <w:tcPr>
+            <w:tcW w:type="dxa" w:w="1728"/>
+          </w:tcPr>
+          <w:p>
+            <w:r>
+              <w:t>RECOMMENDED</w:t>
+            </w:r>
+          </w:p>
+        </w:tc>
+      </w:tr>
+      <w:tr>
+        <w:tc>
+          <w:tcPr>
+            <w:tcW w:type="dxa" w:w="1728"/>
+          </w:tcPr>
+          <w:p>
+            <w:r>
+              <w:t>9</w:t>
+            </w:r>
+          </w:p>
+        </w:tc>
+        <w:tc>
+          <w:tcPr>
+            <w:tcW w:type="dxa" w:w="1728"/>
+          </w:tcPr>
+          <w:p>
+            <w:r>
+              <w:t>Collections Optimization</w:t>
+            </w:r>
+          </w:p>
+        </w:tc>
+        <w:tc>
+          <w:tcPr>
+            <w:tcW w:type="dxa" w:w="1728"/>
+          </w:tcPr>
+          <w:p>
+            <w:r>
+              <w:t>value_creation</w:t>
+            </w:r>
+          </w:p>
+        </w:tc>
+        <w:tc>
+          <w:tcPr>
+            <w:tcW w:type="dxa" w:w="1728"/>
+          </w:tcPr>
+          <w:p>
+            <w:r>
+              <w:t>341908210.0</w:t>
+            </w:r>
+          </w:p>
+        </w:tc>
+        <w:tc>
+          <w:tcPr>
+            <w:tcW w:type="dxa" w:w="1728"/>
+          </w:tcPr>
+          <w:p>
+            <w:r>
+              <w:t>RECOMMENDED</w:t>
+            </w:r>
+          </w:p>
+        </w:tc>
+      </w:tr>
+      <w:tr>
+        <w:tc>
+          <w:tcPr>
+            <w:tcW w:type="dxa" w:w="1728"/>
+          </w:tcPr>
+          <w:p>
+            <w:r>
+              <w:t>10</w:t>
+            </w:r>
+          </w:p>
+        </w:tc>
+        <w:tc>
+          <w:tcPr>
+            <w:tcW w:type="dxa" w:w="1728"/>
+          </w:tcPr>
+          <w:p>
+            <w:r>
+              <w:t>Credit Line Management</w:t>
+            </w:r>
+          </w:p>
+        </w:tc>
+        <w:tc>
+          <w:tcPr>
+            <w:tcW w:type="dxa" w:w="1728"/>
+          </w:tcPr>
+          <w:p>
+            <w:r>
+              <w:t>value_creation</w:t>
+            </w:r>
+          </w:p>
+        </w:tc>
+        <w:tc>
+          <w:tcPr>
+            <w:tcW w:type="dxa" w:w="1728"/>
+          </w:tcPr>
+          <w:p>
+            <w:r>
+              <w:t>2206596.12</w:t>
+            </w:r>
+          </w:p>
+        </w:tc>
+        <w:tc>
+          <w:tcPr>
+            <w:tcW w:type="dxa" w:w="1728"/>
+          </w:tcPr>
+          <w:p>
+            <w:r>
+              <w:t>RECOMMENDED</w:t>
+            </w:r>
+          </w:p>
+        </w:tc>
+      </w:tr>
+      <w:tr>
+        <w:tc>
+          <w:tcPr>
+            <w:tcW w:type="dxa" w:w="1728"/>
+          </w:tcPr>
+          <w:p>
+            <w:r>
+              <w:t>11</w:t>
+            </w:r>
+          </w:p>
+        </w:tc>
+        <w:tc>
+          <w:tcPr>
+            <w:tcW w:type="dxa" w:w="1728"/>
+          </w:tcPr>
+          <w:p>
+            <w:r>
+              <w:t>Real-Time Portfolio Monitoring</w:t>
+            </w:r>
+          </w:p>
+        </w:tc>
+        <w:tc>
+          <w:tcPr>
+            <w:tcW w:type="dxa" w:w="1728"/>
+          </w:tcPr>
+          <w:p>
+            <w:r>
+              <w:t>value_creation</w:t>
+            </w:r>
+          </w:p>
+        </w:tc>
+        <w:tc>
+          <w:tcPr>
+            <w:tcW w:type="dxa" w:w="1728"/>
+          </w:tcPr>
+          <w:p>
+            <w:r>
+              <w:t>2374108.15</w:t>
+            </w:r>
+          </w:p>
+        </w:tc>
+        <w:tc>
+          <w:tcPr>
+            <w:tcW w:type="dxa" w:w="1728"/>
+          </w:tcPr>
+          <w:p>
+            <w:r>
+              <w:t>RECOMMENDED</w:t>
+            </w:r>
+          </w:p>
+        </w:tc>
+      </w:tr>
+      <w:tr>
+        <w:tc>
+          <w:tcPr>
+            <w:tcW w:type="dxa" w:w="1728"/>
+          </w:tcPr>
+          <w:p>
+            <w:r>
+              <w:t>12</w:t>
+            </w:r>
+          </w:p>
+        </w:tc>
+        <w:tc>
+          <w:tcPr>
+            <w:tcW w:type="dxa" w:w="1728"/>
+          </w:tcPr>
+          <w:p>
+            <w:r>
+              <w:t>360 Degree Customer Intelligence</w:t>
+            </w:r>
+          </w:p>
+        </w:tc>
+        <w:tc>
+          <w:tcPr>
+            <w:tcW w:type="dxa" w:w="1728"/>
+          </w:tcPr>
+          <w:p>
+            <w:r>
+              <w:t>value_creation</w:t>
+            </w:r>
+          </w:p>
+        </w:tc>
+        <w:tc>
+          <w:tcPr>
+            <w:tcW w:type="dxa" w:w="1728"/>
+          </w:tcPr>
+          <w:p>
+            <w:r>
+              <w:t>1275022.0</w:t>
+            </w:r>
+          </w:p>
+        </w:tc>
+        <w:tc>
+          <w:tcPr>
+            <w:tcW w:type="dxa" w:w="1728"/>
+          </w:tcPr>
+          <w:p>
+            <w:r>
+              <w:t>RECOMMENDED</w:t>
+            </w:r>
+          </w:p>
+        </w:tc>
+      </w:tr>
+      <w:tr>
+        <w:tc>
+          <w:tcPr>
+            <w:tcW w:type="dxa" w:w="1728"/>
+          </w:tcPr>
+          <w:p>
+            <w:r>
+              <w:t>13</w:t>
+            </w:r>
+          </w:p>
+        </w:tc>
+        <w:tc>
+          <w:tcPr>
+            <w:tcW w:type="dxa" w:w="1728"/>
+          </w:tcPr>
+          <w:p>
+            <w:r>
+              <w:t>Risk-Adjusted Profitability Modeling</w:t>
+            </w:r>
+          </w:p>
+        </w:tc>
+        <w:tc>
+          <w:tcPr>
+            <w:tcW w:type="dxa" w:w="1728"/>
+          </w:tcPr>
+          <w:p>
+            <w:r>
+              <w:t>value_creation</w:t>
+            </w:r>
+          </w:p>
+        </w:tc>
+        <w:tc>
+          <w:tcPr>
+            <w:tcW w:type="dxa" w:w="1728"/>
+          </w:tcPr>
+          <w:p>
+            <w:r>
+              <w:t>58060687.58</w:t>
+            </w:r>
+          </w:p>
+        </w:tc>
+        <w:tc>
+          <w:tcPr>
+            <w:tcW w:type="dxa" w:w="1728"/>
+          </w:tcPr>
+          <w:p>
+            <w:r>
+              <w:t>RECOMMENDED</w:t>
+            </w:r>
+          </w:p>
+        </w:tc>
+      </w:tr>
+    </w:tbl>
+    <w:p>
+      <w:pPr>
+        <w:pStyle w:val="Heading1"/>
+      </w:pPr>
+      <w:r>
+        <w:t>4. Real Portfolio Risk-Profitability Map</w:t>
       </w:r>
     </w:p>
     <w:p>
       <w:r>
-        <w:t>The platform's real net value build-up across its 9 production-recommended value-creation problems totals $429,926,252.73 per cycle. Problem 9 (Collections Optimization) is by far the largest single contributor at $341,908,210.00 per cycle -- real net benefit from propensity-to-cure treatment targeting -- followed by Problem 13's $58,060,687.58 per cycle from proactive exposure reduction on the real cross-tier (High Risk + Low Profitability) segment.</w:t>
+        <w:t>This dataset carries no real geographic/location field, so no geographic map is built here -- the honest analog is this real portfolio segment map, crossing Problem 12's UNIFIED_RISK_GRADE against Problem 13's PROFITABILITY_TIER on the real persisted profile.</w:t>
       </w:r>
     </w:p>
     <w:p>
       <w:r>
         <w:drawing>
           <wp:inline xmlns:a="http://schemas.openxmlformats.org/drawingml/2006/main" xmlns:pic="http://schemas.openxmlformats.org/drawingml/2006/picture">
-            <wp:extent cx="5852160" cy="2926080"/>
+            <wp:extent cx="5486400" cy="4389120"/>
             <wp:docPr id="2" name="Picture 2"/>
             <wp:cNvGraphicFramePr>
               <a:graphicFrameLocks noChangeAspect="1"/>
@@ -2605,7 +1044,7 @@
               <a:graphicData uri="http://schemas.openxmlformats.org/drawingml/2006/picture">
                 <pic:pic>
                   <pic:nvPicPr>
-                    <pic:cNvPr id="0" name="platform_value_waterfall.png"/>
+                    <pic:cNvPr id="0" name="risk_profitability_portfolio_map_chart.png"/>
                     <pic:cNvPicPr/>
                   </pic:nvPicPr>
                   <pic:blipFill>
@@ -2617,7 +1056,7 @@
                   <pic:spPr>
                     <a:xfrm>
                       <a:off x="0" y="0"/>
-                      <a:ext cx="5852160" cy="2926080"/>
+                      <a:ext cx="5486400" cy="4389120"/>
                     </a:xfrm>
                     <a:prstGeom prst="rect"/>
                   </pic:spPr>
@@ -2634,18 +1073,33 @@
       </w:pPr>
       <w:r>
         <w:rPr>
-          <w:i/>
-          <w:sz w:val="18"/>
+          <w:b/>
+          <w:sz w:val="20"/>
         </w:rPr>
-        <w:t>Figure 2. Real platform net value build-up across the 9 included problems.</w:t>
+        <w:t>Figure 2. Real Risk Grade x Profitability Tier Population Map (Notebook 73)</w:t>
       </w:r>
     </w:p>
-    <w:p/>
+    <w:p>
+      <w:pPr>
+        <w:spacing w:after="280"/>
+      </w:pPr>
+      <w:r>
+        <w:t>Darker/redder cells are real, larger-population risk-profitability combinations -- the High Risk / Low Profitability cell is exactly Problem 13's own targeted cross-tier segment.</w:t>
+      </w:r>
+    </w:p>
+    <w:p>
+      <w:pPr>
+        <w:pStyle w:val="Heading1"/>
+      </w:pPr>
+      <w:r>
+        <w:t>5. Real Model Health Matrix</w:t>
+      </w:r>
+    </w:p>
     <w:p>
       <w:r>
         <w:drawing>
           <wp:inline xmlns:a="http://schemas.openxmlformats.org/drawingml/2006/main" xmlns:pic="http://schemas.openxmlformats.org/drawingml/2006/picture">
-            <wp:extent cx="5120640" cy="3840480"/>
+            <wp:extent cx="5486400" cy="2244436"/>
             <wp:docPr id="3" name="Picture 3"/>
             <wp:cNvGraphicFramePr>
               <a:graphicFrameLocks noChangeAspect="1"/>
@@ -2654,7 +1108,7 @@
               <a:graphicData uri="http://schemas.openxmlformats.org/drawingml/2006/picture">
                 <pic:pic>
                   <pic:nvPicPr>
-                    <pic:cNvPr id="0" name="category_breakdown.png"/>
+                    <pic:cNvPr id="0" name="model_health_matrix_chart.png"/>
                     <pic:cNvPicPr/>
                   </pic:nvPicPr>
                   <pic:blipFill>
@@ -2666,7 +1120,7 @@
                   <pic:spPr>
                     <a:xfrm>
                       <a:off x="0" y="0"/>
-                      <a:ext cx="5120640" cy="3840480"/>
+                      <a:ext cx="5486400" cy="2244436"/>
                     </a:xfrm>
                     <a:prstGeom prst="rect"/>
                   </pic:spPr>
@@ -2683,15 +1137,18 @@
       </w:pPr>
       <w:r>
         <w:rPr>
-          <w:i/>
-          <w:sz w:val="18"/>
+          <w:b/>
+          <w:sz w:val="20"/>
         </w:rPr>
-        <w:t>Figure 3. All 14 problems by category -- every real figure kept in its own kind of number.</w:t>
+        <w:t>Figure 3. Real Model Health Matrix, All 13 Prior Problems (Notebook 73)</w:t>
       </w:r>
     </w:p>
     <w:p>
+      <w:pPr>
+        <w:spacing w:after="280"/>
+      </w:pPr>
       <w:r>
-        <w:br w:type="page"/>
+        <w:t>Green = real, current recommended_for_production is True. Red = real, current recommended_for_production is False (none at present). Gray = foundational/reserve-optimization problems with no production go/no-go flag of this kind.</w:t>
       </w:r>
     </w:p>
     <w:p>
@@ -2699,232 +1156,37 @@
         <w:pStyle w:val="Heading1"/>
       </w:pPr>
       <w:r>
-        <w:rPr>
-          <w:color w:val="0B1F3A"/>
-        </w:rPr>
-        <w:t>Financial Methodology -- What Is Measured vs. What Is Assumed</w:t>
-      </w:r>
-    </w:p>
-    <w:p>
-      <w:r>
-        <w:t xml:space="preserve">The Kaggle American Express Default Prediction dataset this entire platform is built on is deliberately anonymized: it contains no revenue, credit-limit, exposure, or loss-recovery columns, by the competition's own design. Every dollar figure in this report is therefore built from two clearly separated ingredients, and this platform never blends the two without saying which is which.</w:t>
-      </w:r>
-    </w:p>
-    <w:p>
-      <w:pPr>
-        <w:pStyle w:val="ListBullet"/>
-      </w:pPr>
-      <w:r>
-        <w:rPr>
-          <w:b/>
-        </w:rPr>
-        <w:t xml:space="preserve">Measured, from the real data: </w:t>
-      </w:r>
-      <w:r>
-        <w:t xml:space="preserve">every predicted default probability, population count, and true/false-positive and true/false-negative outcome count in this report is computed live by that problem's own trained model against real, held-out customers -- fully reproducible by re-running the platform's own notebooks against the same dataset.</w:t>
-      </w:r>
-    </w:p>
-    <w:p>
-      <w:pPr>
-        <w:pStyle w:val="ListBullet"/>
-      </w:pPr>
-      <w:r>
-        <w:rPr>
-          <w:b/>
-        </w:rPr>
-        <w:t xml:space="preserve">Assumed, where the dataset has no ground truth: </w:t>
-      </w:r>
-      <w:r>
-        <w:t xml:space="preserve">exposure-at-default, loss-given-default, revenue-per-account, and every treatment cost used in a net-benefit calculation are explicitly labeled ASSUMPTION values, sourced from commonly-cited unsecured-retail credit industry benchmarks -- never invented silently and never presented as if the dataset itself provided them.</w:t>
-      </w:r>
-    </w:p>
-    <w:p>
-      <w:pPr>
-        <w:pStyle w:val="ListBullet"/>
-      </w:pPr>
-      <w:r>
-        <w:rPr>
-          <w:b/>
-        </w:rPr>
-        <w:t xml:space="preserve">Every net-benefit figure is the product of the two: </w:t>
-      </w:r>
-      <w:r>
-        <w:t xml:space="preserve">real population counts and real model outcomes, multiplied by assumption-labeled dollar values per outcome. No dollar total anywhere in this report is read directly from a data column, because no such column exists in the raw dataset.</w:t>
-      </w:r>
-    </w:p>
-    <w:p>
-      <w:pPr>
-        <w:pStyle w:val="ListBullet"/>
-      </w:pPr>
-      <w:r>
-        <w:rPr>
-          <w:b/>
-        </w:rPr>
-        <w:t xml:space="preserve">Full traceability, not a hidden constant: </w:t>
-      </w:r>
-      <w:r>
-        <w:t xml:space="preserve">all 10 of this platform's financial_assumptions.json files -- one per value-creation problem -- log the exact value, its source, and a documented rationale for every assumption used, each explicitly marked “edit to your institution's actual figures.”</w:t>
-      </w:r>
-    </w:p>
-    <w:p>
-      <w:pPr>
-        <w:pStyle w:val="ListBullet"/>
-      </w:pPr>
-      <w:r>
-        <w:rPr>
-          <w:b/>
-        </w:rPr>
-        <w:t xml:space="preserve">The revenue proxy, specifically (Problem 13): </w:t>
-      </w:r>
-      <w:r>
-        <w:t xml:space="preserve">built from the dataset's own real “S_” (Spend) feature columns -- real and genuinely present, though anonymized -- converted into a real per-customer spend percentile rank, then scaled by an assumption-labeled average revenue figure. Reported explicitly as a revenue proxy, never as audited revenue.</w:t>
-      </w:r>
-    </w:p>
-    <w:p>
-      <w:r>
-        <w:t xml:space="preserve">What this means for the $429,926,252.73 total: it is a transparent, fully-documented methodology applied to real model outputs and stated financial assumptions -- not a number American Express, or any institution, has realized. Every assumption is designed to be replaced with an institution's own real unit economics to produce that institution's own real total.</w:t>
-      </w:r>
-    </w:p>
-    <w:p>
-      <w:pPr>
-        <w:pStyle w:val="Heading1"/>
-      </w:pPr>
-      <w:r>
-        <w:rPr>
-          <w:color w:val="0B1F3A"/>
-        </w:rPr>
-        <w:t xml:space="preserve">Methodology Correction -- Corrected Per-Cycle &amp; Annualized Figures</w:t>
-      </w:r>
-    </w:p>
-    <w:p>
-      <w:r>
-        <w:t xml:space="preserve">Added 2026-09-09, after direct review of this platform's own aggregation source code (14_Problem14_Executive_Decision_Support_Dashboard/notebooks/71_executive_dashboard_modeling.ipynb). This platform's headline total, $429,926,252.73/cycle (≈ $429.93M/cycle), is a real, exact, currently-verified sum of the 9 included problems' own real per-cycle net-benefit figures. Every dollar figure below is built from real model outputs multiplied by explicit, stated ASSUMPTION values (exposure, LGD, revenue-per-account, treatment cost -- documented per-problem in each problem's own financial_assumptions.json) -- these are modeled estimates, not audited or realized results (see “Independent Audit Status” above). What this report had not previously disclosed: those 9 problems do not all use the same length of “cycle.” Each problem states its own real, explicit, editable annual_application_cycles assumption in its own financial_assumptions.json -- Problems 4 and 5 use a real quarterly cadence (4 cycles/year), while Problems 6, 7, 8, 9, 11, 12 and 13 use a real monthly cadence (12 cycles/year). Summing raw per-cycle dollars across those two different time units and labeling the result simply “/cycle” is a real presentation gap in this report -- not an error in any underlying model, and not a fabricated figure, since every input number is itself real and unchanged.</w:t>
-      </w:r>
-    </w:p>
-    <w:p>
-      <w:r>
-        <w:t xml:space="preserve">The table below shows the correction: each problem's real, unchanged per-cycle figure, its real cadence, and that figure correctly annualized (real $/cycle × real cycles/year). The corrected, properly-normalized platform total is </w:t>
-      </w:r>
-      <w:r>
-        <w:rPr>
-          <w:b/>
-          <w:color w:val="1B6F3A"/>
-        </w:rPr>
-        <w:t xml:space="preserve">$5,042,402,312.76 per year</w:t>
-      </w:r>
-      <w:r>
-        <w:t xml:space="preserve"> -- about 2.3% smaller than a naive ×12 of the old headline figure would suggest ($5,159,115,032.76, ≈$5.16B), because two of the nine problems are real quarterly, not monthly, systems, so scaling the whole mixed sum by 12 double-counts a quarter of a year for each of them. The two quarterly problems (4 and 5) together account for only 3.39% of the original mixed-cadence sum, so this correction changes how the total should be labeled and computed, not which problems are real or production-recommended.</w:t>
+        <w:t>6. Executive Decision-Latency Reduction (This Notebook's Own New Claim)</w:t>
       </w:r>
     </w:p>
     <w:tbl>
       <w:tblPr>
-        <w:tblStyle w:val="TableGrid"/>
+        <w:tblStyle w:val="LightGrid-Accent1"/>
         <w:tblW w:type="auto" w:w="0"/>
-        <w:jc w:val="left"/>
         <w:tblLook w:firstColumn="1" w:firstRow="1" w:lastColumn="0" w:lastRow="0" w:noHBand="0" w:noVBand="1" w:val="04A0"/>
       </w:tblPr>
       <w:tblGrid>
-        <w:gridCol w:w="700"/>
-        <w:gridCol w:w="3200"/>
-        <w:gridCol w:w="1600"/>
-        <w:gridCol w:w="1400"/>
-        <w:gridCol w:w="1900"/>
-        <w:gridCol w:w="2200"/>
+        <w:gridCol w:w="4320"/>
+        <w:gridCol w:w="4320"/>
       </w:tblGrid>
       <w:tr>
         <w:tc>
           <w:tcPr>
-            <w:tcW w:type="dxa" w:w="700"/>
-            <w:shd w:val="clear" w:fill="D9DEE8"/>
+            <w:tcW w:type="dxa" w:w="4320"/>
           </w:tcPr>
           <w:p>
-            <w:pPr/>
             <w:r>
-              <w:rPr>
-                <w:b/>
-                <w:sz w:val="18"/>
-              </w:rPr>
-              <w:t xml:space="preserve">#</w:t>
+              <w:t>Reports Consolidated</w:t>
             </w:r>
           </w:p>
         </w:tc>
         <w:tc>
           <w:tcPr>
-            <w:tcW w:type="dxa" w:w="3200"/>
-            <w:shd w:val="clear" w:fill="D9DEE8"/>
+            <w:tcW w:type="dxa" w:w="4320"/>
           </w:tcPr>
           <w:p>
-            <w:pPr/>
             <w:r>
-              <w:rPr>
-                <w:b/>
-                <w:sz w:val="18"/>
-              </w:rPr>
-              <w:t xml:space="preserve">Problem</w:t>
-            </w:r>
-          </w:p>
-        </w:tc>
-        <w:tc>
-          <w:tcPr>
-            <w:tcW w:type="dxa" w:w="1600"/>
-            <w:shd w:val="clear" w:fill="D9DEE8"/>
-          </w:tcPr>
-          <w:p>
-            <w:pPr/>
-            <w:r>
-              <w:rPr>
-                <w:b/>
-                <w:sz w:val="18"/>
-              </w:rPr>
-              <w:t xml:space="preserve">Real Cadence</w:t>
-            </w:r>
-          </w:p>
-        </w:tc>
-        <w:tc>
-          <w:tcPr>
-            <w:tcW w:type="dxa" w:w="1400"/>
-            <w:shd w:val="clear" w:fill="D9DEE8"/>
-          </w:tcPr>
-          <w:p>
-            <w:pPr/>
-            <w:r>
-              <w:rPr>
-                <w:b/>
-                <w:sz w:val="18"/>
-              </w:rPr>
-              <w:t xml:space="preserve">Cycles/Year</w:t>
-            </w:r>
-          </w:p>
-        </w:tc>
-        <w:tc>
-          <w:tcPr>
-            <w:tcW w:type="dxa" w:w="1900"/>
-            <w:shd w:val="clear" w:fill="D9DEE8"/>
-          </w:tcPr>
-          <w:p>
-            <w:pPr/>
-            <w:r>
-              <w:rPr>
-                <w:b/>
-                <w:sz w:val="18"/>
-              </w:rPr>
-              <w:t xml:space="preserve">Real $/Cycle</w:t>
-            </w:r>
-          </w:p>
-        </w:tc>
-        <w:tc>
-          <w:tcPr>
-            <w:tcW w:type="dxa" w:w="2200"/>
-            <w:shd w:val="clear" w:fill="D9DEE8"/>
-          </w:tcPr>
-          <w:p>
-            <w:pPr/>
-            <w:r>
-              <w:rPr>
-                <w:b/>
-                <w:sz w:val="18"/>
-              </w:rPr>
-              <w:t xml:space="preserve">Real $/Year (Annualized)</w:t>
+              <w:t>13</w:t>
             </w:r>
           </w:p>
         </w:tc>
@@ -2932,101 +1194,21 @@
       <w:tr>
         <w:tc>
           <w:tcPr>
-            <w:tcW w:type="dxa" w:w="700"/>
+            <w:tcW w:type="dxa" w:w="4320"/>
           </w:tcPr>
           <w:p>
-            <w:pPr>
-              <w:jc w:val="center"/>
-            </w:pPr>
             <w:r>
-              <w:rPr>
-                <w:b w:val="0"/>
-                <w:sz w:val="18"/>
-              </w:rPr>
-              <w:t xml:space="preserve">1</w:t>
+              <w:t>Review Minutes Before Assumption</w:t>
             </w:r>
           </w:p>
         </w:tc>
         <w:tc>
           <w:tcPr>
-            <w:tcW w:type="dxa" w:w="3200"/>
+            <w:tcW w:type="dxa" w:w="4320"/>
           </w:tcPr>
           <w:p>
-            <w:pPr/>
             <w:r>
-              <w:rPr>
-                <w:b w:val="0"/>
-                <w:sz w:val="18"/>
-              </w:rPr>
-              <w:t xml:space="preserve">P4 -- Delinquency Escalation / Loss Severity</w:t>
-            </w:r>
-          </w:p>
-        </w:tc>
-        <w:tc>
-          <w:tcPr>
-            <w:tcW w:type="dxa" w:w="1600"/>
-          </w:tcPr>
-          <w:p>
-            <w:pPr>
-              <w:jc w:val="center"/>
-            </w:pPr>
-            <w:r>
-              <w:rPr>
-                <w:b w:val="0"/>
-                <w:sz w:val="18"/>
-              </w:rPr>
-              <w:t xml:space="preserve">Quarterly</w:t>
-            </w:r>
-          </w:p>
-        </w:tc>
-        <w:tc>
-          <w:tcPr>
-            <w:tcW w:type="dxa" w:w="1400"/>
-          </w:tcPr>
-          <w:p>
-            <w:pPr>
-              <w:jc w:val="center"/>
-            </w:pPr>
-            <w:r>
-              <w:rPr>
-                <w:b w:val="0"/>
-                <w:sz w:val="18"/>
-              </w:rPr>
-              <w:t xml:space="preserve">4</w:t>
-            </w:r>
-          </w:p>
-        </w:tc>
-        <w:tc>
-          <w:tcPr>
-            <w:tcW w:type="dxa" w:w="1900"/>
-          </w:tcPr>
-          <w:p>
-            <w:pPr>
-              <w:jc w:val="right"/>
-            </w:pPr>
-            <w:r>
-              <w:rPr>
-                <w:b w:val="0"/>
-                <w:sz w:val="18"/>
-              </w:rPr>
-              <w:t xml:space="preserve">9,690,840.00 ($9.69M)</w:t>
-            </w:r>
-          </w:p>
-        </w:tc>
-        <w:tc>
-          <w:tcPr>
-            <w:tcW w:type="dxa" w:w="2200"/>
-          </w:tcPr>
-          <w:p>
-            <w:pPr>
-              <w:jc w:val="right"/>
-            </w:pPr>
-            <w:r>
-              <w:rPr>
-                <w:b w:val="0"/>
-                <w:sz w:val="18"/>
-              </w:rPr>
-              <w:t xml:space="preserve">38,763,360.00 ($38.76M)</w:t>
+              <w:t>20.0</w:t>
             </w:r>
           </w:p>
         </w:tc>
@@ -3034,107 +1216,21 @@
       <w:tr>
         <w:tc>
           <w:tcPr>
-            <w:tcW w:type="dxa" w:w="700"/>
-            <w:shd w:val="clear" w:fill="F7F8FA"/>
+            <w:tcW w:type="dxa" w:w="4320"/>
           </w:tcPr>
           <w:p>
-            <w:pPr>
-              <w:jc w:val="center"/>
-            </w:pPr>
             <w:r>
-              <w:rPr>
-                <w:b w:val="0"/>
-                <w:sz w:val="18"/>
-              </w:rPr>
-              <w:t xml:space="preserve">2</w:t>
+              <w:t>Review Minutes Unified Assumption</w:t>
             </w:r>
           </w:p>
         </w:tc>
         <w:tc>
           <w:tcPr>
-            <w:tcW w:type="dxa" w:w="3200"/>
-            <w:shd w:val="clear" w:fill="F7F8FA"/>
+            <w:tcW w:type="dxa" w:w="4320"/>
           </w:tcPr>
           <w:p>
-            <w:pPr/>
             <w:r>
-              <w:rPr>
-                <w:b w:val="0"/>
-                <w:sz w:val="18"/>
-              </w:rPr>
-              <w:t xml:space="preserve">P5 -- Early Payment Default Detection</w:t>
-            </w:r>
-          </w:p>
-        </w:tc>
-        <w:tc>
-          <w:tcPr>
-            <w:tcW w:type="dxa" w:w="1600"/>
-            <w:shd w:val="clear" w:fill="F7F8FA"/>
-          </w:tcPr>
-          <w:p>
-            <w:pPr>
-              <w:jc w:val="center"/>
-            </w:pPr>
-            <w:r>
-              <w:rPr>
-                <w:b w:val="0"/>
-                <w:sz w:val="18"/>
-              </w:rPr>
-              <w:t xml:space="preserve">Quarterly</w:t>
-            </w:r>
-          </w:p>
-        </w:tc>
-        <w:tc>
-          <w:tcPr>
-            <w:tcW w:type="dxa" w:w="1400"/>
-            <w:shd w:val="clear" w:fill="F7F8FA"/>
-          </w:tcPr>
-          <w:p>
-            <w:pPr>
-              <w:jc w:val="center"/>
-            </w:pPr>
-            <w:r>
-              <w:rPr>
-                <w:b w:val="0"/>
-                <w:sz w:val="18"/>
-              </w:rPr>
-              <w:t xml:space="preserve">4</w:t>
-            </w:r>
-          </w:p>
-        </w:tc>
-        <w:tc>
-          <w:tcPr>
-            <w:tcW w:type="dxa" w:w="1900"/>
-            <w:shd w:val="clear" w:fill="F7F8FA"/>
-          </w:tcPr>
-          <w:p>
-            <w:pPr>
-              <w:jc w:val="right"/>
-            </w:pPr>
-            <w:r>
-              <w:rPr>
-                <w:b w:val="0"/>
-                <w:sz w:val="18"/>
-              </w:rPr>
-              <w:t xml:space="preserve">4,898,250.00 ($4.90M)</w:t>
-            </w:r>
-          </w:p>
-        </w:tc>
-        <w:tc>
-          <w:tcPr>
-            <w:tcW w:type="dxa" w:w="2200"/>
-            <w:shd w:val="clear" w:fill="F7F8FA"/>
-          </w:tcPr>
-          <w:p>
-            <w:pPr>
-              <w:jc w:val="right"/>
-            </w:pPr>
-            <w:r>
-              <w:rPr>
-                <w:b w:val="0"/>
-                <w:sz w:val="18"/>
-              </w:rPr>
-              <w:t xml:space="preserve">19,593,000.00 ($19.59M)</w:t>
+              <w:t>45.0</w:t>
             </w:r>
           </w:p>
         </w:tc>
@@ -3142,101 +1238,21 @@
       <w:tr>
         <w:tc>
           <w:tcPr>
-            <w:tcW w:type="dxa" w:w="700"/>
+            <w:tcW w:type="dxa" w:w="4320"/>
           </w:tcPr>
           <w:p>
-            <w:pPr>
-              <w:jc w:val="center"/>
-            </w:pPr>
             <w:r>
-              <w:rPr>
-                <w:b w:val="0"/>
-                <w:sz w:val="18"/>
-              </w:rPr>
-              <w:t xml:space="preserve">3</w:t>
+              <w:t>Executive Hourly Cost Assumption Usd</w:t>
             </w:r>
           </w:p>
         </w:tc>
         <w:tc>
           <w:tcPr>
-            <w:tcW w:type="dxa" w:w="3200"/>
+            <w:tcW w:type="dxa" w:w="4320"/>
           </w:tcPr>
           <w:p>
-            <w:pPr/>
             <w:r>
-              <w:rPr>
-                <w:b w:val="0"/>
-                <w:sz w:val="18"/>
-              </w:rPr>
-              <w:t xml:space="preserve">P6 -- Dynamic / Behavioral Credit Scoring</w:t>
-            </w:r>
-          </w:p>
-        </w:tc>
-        <w:tc>
-          <w:tcPr>
-            <w:tcW w:type="dxa" w:w="1600"/>
-          </w:tcPr>
-          <w:p>
-            <w:pPr>
-              <w:jc w:val="center"/>
-            </w:pPr>
-            <w:r>
-              <w:rPr>
-                <w:b w:val="0"/>
-                <w:sz w:val="18"/>
-              </w:rPr>
-              <w:t xml:space="preserve">Monthly</w:t>
-            </w:r>
-          </w:p>
-        </w:tc>
-        <w:tc>
-          <w:tcPr>
-            <w:tcW w:type="dxa" w:w="1400"/>
-          </w:tcPr>
-          <w:p>
-            <w:pPr>
-              <w:jc w:val="center"/>
-            </w:pPr>
-            <w:r>
-              <w:rPr>
-                <w:b w:val="0"/>
-                <w:sz w:val="18"/>
-              </w:rPr>
-              <w:t xml:space="preserve">12</w:t>
-            </w:r>
-          </w:p>
-        </w:tc>
-        <w:tc>
-          <w:tcPr>
-            <w:tcW w:type="dxa" w:w="1900"/>
-          </w:tcPr>
-          <w:p>
-            <w:pPr>
-              <w:jc w:val="right"/>
-            </w:pPr>
-            <w:r>
-              <w:rPr>
-                <w:b w:val="0"/>
-                <w:sz w:val="18"/>
-              </w:rPr>
-              <w:t xml:space="preserve">8,491,170.00 ($8.49M)</w:t>
-            </w:r>
-          </w:p>
-        </w:tc>
-        <w:tc>
-          <w:tcPr>
-            <w:tcW w:type="dxa" w:w="2200"/>
-          </w:tcPr>
-          <w:p>
-            <w:pPr>
-              <w:jc w:val="right"/>
-            </w:pPr>
-            <w:r>
-              <w:rPr>
-                <w:b w:val="0"/>
-                <w:sz w:val="18"/>
-              </w:rPr>
-              <w:t xml:space="preserve">101,894,040.00 ($101.89M)</w:t>
+              <w:t>$350</w:t>
             </w:r>
           </w:p>
         </w:tc>
@@ -3244,107 +1260,21 @@
       <w:tr>
         <w:tc>
           <w:tcPr>
-            <w:tcW w:type="dxa" w:w="700"/>
-            <w:shd w:val="clear" w:fill="F7F8FA"/>
+            <w:tcW w:type="dxa" w:w="4320"/>
           </w:tcPr>
           <w:p>
-            <w:pPr>
-              <w:jc w:val="center"/>
-            </w:pPr>
             <w:r>
-              <w:rPr>
-                <w:b w:val="0"/>
-                <w:sz w:val="18"/>
-              </w:rPr>
-              <w:t xml:space="preserve">4</w:t>
+              <w:t>Reviewers Per Cycle Assumption</w:t>
             </w:r>
           </w:p>
         </w:tc>
         <w:tc>
           <w:tcPr>
-            <w:tcW w:type="dxa" w:w="3200"/>
-            <w:shd w:val="clear" w:fill="F7F8FA"/>
+            <w:tcW w:type="dxa" w:w="4320"/>
           </w:tcPr>
           <w:p>
-            <w:pPr/>
             <w:r>
-              <w:rPr>
-                <w:b w:val="0"/>
-                <w:sz w:val="18"/>
-              </w:rPr>
-              <w:t xml:space="preserve">P7 -- Early Warning System</w:t>
-            </w:r>
-          </w:p>
-        </w:tc>
-        <w:tc>
-          <w:tcPr>
-            <w:tcW w:type="dxa" w:w="1600"/>
-            <w:shd w:val="clear" w:fill="F7F8FA"/>
-          </w:tcPr>
-          <w:p>
-            <w:pPr>
-              <w:jc w:val="center"/>
-            </w:pPr>
-            <w:r>
-              <w:rPr>
-                <w:b w:val="0"/>
-                <w:sz w:val="18"/>
-              </w:rPr>
-              <w:t xml:space="preserve">Monthly</w:t>
-            </w:r>
-          </w:p>
-        </w:tc>
-        <w:tc>
-          <w:tcPr>
-            <w:tcW w:type="dxa" w:w="1400"/>
-            <w:shd w:val="clear" w:fill="F7F8FA"/>
-          </w:tcPr>
-          <w:p>
-            <w:pPr>
-              <w:jc w:val="center"/>
-            </w:pPr>
-            <w:r>
-              <w:rPr>
-                <w:b w:val="0"/>
-                <w:sz w:val="18"/>
-              </w:rPr>
-              <w:t xml:space="preserve">12</w:t>
-            </w:r>
-          </w:p>
-        </w:tc>
-        <w:tc>
-          <w:tcPr>
-            <w:tcW w:type="dxa" w:w="1900"/>
-            <w:shd w:val="clear" w:fill="F7F8FA"/>
-          </w:tcPr>
-          <w:p>
-            <w:pPr>
-              <w:jc w:val="right"/>
-            </w:pPr>
-            <w:r>
-              <w:rPr>
-                <w:b w:val="0"/>
-                <w:sz w:val="18"/>
-              </w:rPr>
-              <w:t xml:space="preserve">2,912,145.00 ($2.91M)</w:t>
-            </w:r>
-          </w:p>
-        </w:tc>
-        <w:tc>
-          <w:tcPr>
-            <w:tcW w:type="dxa" w:w="2200"/>
-            <w:shd w:val="clear" w:fill="F7F8FA"/>
-          </w:tcPr>
-          <w:p>
-            <w:pPr>
-              <w:jc w:val="right"/>
-            </w:pPr>
-            <w:r>
-              <w:rPr>
-                <w:b w:val="0"/>
-                <w:sz w:val="18"/>
-              </w:rPr>
-              <w:t xml:space="preserve">34,945,740.00 ($34.95M)</w:t>
+              <w:t>3</w:t>
             </w:r>
           </w:p>
         </w:tc>
@@ -3352,101 +1282,21 @@
       <w:tr>
         <w:tc>
           <w:tcPr>
-            <w:tcW w:type="dxa" w:w="700"/>
+            <w:tcW w:type="dxa" w:w="4320"/>
           </w:tcPr>
           <w:p>
-            <w:pPr>
-              <w:jc w:val="center"/>
-            </w:pPr>
             <w:r>
-              <w:rPr>
-                <w:b w:val="0"/>
-                <w:sz w:val="18"/>
-              </w:rPr>
-              <w:t xml:space="preserve">5</w:t>
+              <w:t>Gross Time Savings Per Cycle Usd</w:t>
             </w:r>
           </w:p>
         </w:tc>
         <w:tc>
           <w:tcPr>
-            <w:tcW w:type="dxa" w:w="3200"/>
+            <w:tcW w:type="dxa" w:w="4320"/>
           </w:tcPr>
           <w:p>
-            <w:pPr/>
             <w:r>
-              <w:rPr>
-                <w:b w:val="0"/>
-                <w:sz w:val="18"/>
-              </w:rPr>
-              <w:t xml:space="preserve">P8 -- Roll-Rate Modeling</w:t>
-            </w:r>
-          </w:p>
-        </w:tc>
-        <w:tc>
-          <w:tcPr>
-            <w:tcW w:type="dxa" w:w="1600"/>
-          </w:tcPr>
-          <w:p>
-            <w:pPr>
-              <w:jc w:val="center"/>
-            </w:pPr>
-            <w:r>
-              <w:rPr>
-                <w:b w:val="0"/>
-                <w:sz w:val="18"/>
-              </w:rPr>
-              <w:t xml:space="preserve">Monthly</w:t>
-            </w:r>
-          </w:p>
-        </w:tc>
-        <w:tc>
-          <w:tcPr>
-            <w:tcW w:type="dxa" w:w="1400"/>
-          </w:tcPr>
-          <w:p>
-            <w:pPr>
-              <w:jc w:val="center"/>
-            </w:pPr>
-            <w:r>
-              <w:rPr>
-                <w:b w:val="0"/>
-                <w:sz w:val="18"/>
-              </w:rPr>
-              <w:t xml:space="preserve">12</w:t>
-            </w:r>
-          </w:p>
-        </w:tc>
-        <w:tc>
-          <w:tcPr>
-            <w:tcW w:type="dxa" w:w="1900"/>
-          </w:tcPr>
-          <w:p>
-            <w:pPr>
-              <w:jc w:val="right"/>
-            </w:pPr>
-            <w:r>
-              <w:rPr>
-                <w:b w:val="0"/>
-                <w:sz w:val="18"/>
-              </w:rPr>
-              <w:t xml:space="preserve">315,820.00 ($0.32M)</w:t>
-            </w:r>
-          </w:p>
-        </w:tc>
-        <w:tc>
-          <w:tcPr>
-            <w:tcW w:type="dxa" w:w="2200"/>
-          </w:tcPr>
-          <w:p>
-            <w:pPr>
-              <w:jc w:val="right"/>
-            </w:pPr>
-            <w:r>
-              <w:rPr>
-                <w:b w:val="0"/>
-                <w:sz w:val="18"/>
-              </w:rPr>
-              <w:t xml:space="preserve">3,789,840.00 ($3.79M)</w:t>
+              <w:t>$3,762.50</w:t>
             </w:r>
           </w:p>
         </w:tc>
@@ -3454,107 +1304,21 @@
       <w:tr>
         <w:tc>
           <w:tcPr>
-            <w:tcW w:type="dxa" w:w="700"/>
-            <w:shd w:val="clear" w:fill="F7F8FA"/>
+            <w:tcW w:type="dxa" w:w="4320"/>
           </w:tcPr>
           <w:p>
-            <w:pPr>
-              <w:jc w:val="center"/>
-            </w:pPr>
             <w:r>
-              <w:rPr>
-                <w:b w:val="0"/>
-                <w:sz w:val="18"/>
-              </w:rPr>
-              <w:t xml:space="preserve">6</w:t>
+              <w:t>Dashboard Hosting Cost Per Cycle Assumption Usd</w:t>
             </w:r>
           </w:p>
         </w:tc>
         <w:tc>
           <w:tcPr>
-            <w:tcW w:type="dxa" w:w="3200"/>
-            <w:shd w:val="clear" w:fill="F7F8FA"/>
+            <w:tcW w:type="dxa" w:w="4320"/>
           </w:tcPr>
           <w:p>
-            <w:pPr/>
             <w:r>
-              <w:rPr>
-                <w:b w:val="0"/>
-                <w:sz w:val="18"/>
-              </w:rPr>
-              <w:t xml:space="preserve">P9 -- Collections Optimization</w:t>
-            </w:r>
-          </w:p>
-        </w:tc>
-        <w:tc>
-          <w:tcPr>
-            <w:tcW w:type="dxa" w:w="1600"/>
-            <w:shd w:val="clear" w:fill="F7F8FA"/>
-          </w:tcPr>
-          <w:p>
-            <w:pPr>
-              <w:jc w:val="center"/>
-            </w:pPr>
-            <w:r>
-              <w:rPr>
-                <w:b w:val="0"/>
-                <w:sz w:val="18"/>
-              </w:rPr>
-              <w:t xml:space="preserve">Monthly</w:t>
-            </w:r>
-          </w:p>
-        </w:tc>
-        <w:tc>
-          <w:tcPr>
-            <w:tcW w:type="dxa" w:w="1400"/>
-            <w:shd w:val="clear" w:fill="F7F8FA"/>
-          </w:tcPr>
-          <w:p>
-            <w:pPr>
-              <w:jc w:val="center"/>
-            </w:pPr>
-            <w:r>
-              <w:rPr>
-                <w:b w:val="0"/>
-                <w:sz w:val="18"/>
-              </w:rPr>
-              <w:t xml:space="preserve">12</w:t>
-            </w:r>
-          </w:p>
-        </w:tc>
-        <w:tc>
-          <w:tcPr>
-            <w:tcW w:type="dxa" w:w="1900"/>
-            <w:shd w:val="clear" w:fill="F7F8FA"/>
-          </w:tcPr>
-          <w:p>
-            <w:pPr>
-              <w:jc w:val="right"/>
-            </w:pPr>
-            <w:r>
-              <w:rPr>
-                <w:b w:val="0"/>
-                <w:sz w:val="18"/>
-              </w:rPr>
-              <w:t xml:space="preserve">341,908,210.00 ($341.91M)</w:t>
-            </w:r>
-          </w:p>
-        </w:tc>
-        <w:tc>
-          <w:tcPr>
-            <w:tcW w:type="dxa" w:w="2200"/>
-            <w:shd w:val="clear" w:fill="F7F8FA"/>
-          </w:tcPr>
-          <w:p>
-            <w:pPr>
-              <w:jc w:val="right"/>
-            </w:pPr>
-            <w:r>
-              <w:rPr>
-                <w:b w:val="0"/>
-                <w:sz w:val="18"/>
-              </w:rPr>
-              <w:t xml:space="preserve">4,102,898,520.00 ($4.10B)</w:t>
+              <w:t>$200.00</w:t>
             </w:r>
           </w:p>
         </w:tc>
@@ -3562,101 +1326,21 @@
       <w:tr>
         <w:tc>
           <w:tcPr>
-            <w:tcW w:type="dxa" w:w="700"/>
+            <w:tcW w:type="dxa" w:w="4320"/>
           </w:tcPr>
           <w:p>
-            <w:pPr>
-              <w:jc w:val="center"/>
-            </w:pPr>
             <w:r>
-              <w:rPr>
-                <w:b w:val="0"/>
-                <w:sz w:val="18"/>
-              </w:rPr>
-              <w:t xml:space="preserve">7</w:t>
+              <w:t>Net Benefit Per Cycle Usd</w:t>
             </w:r>
           </w:p>
         </w:tc>
         <w:tc>
           <w:tcPr>
-            <w:tcW w:type="dxa" w:w="3200"/>
+            <w:tcW w:type="dxa" w:w="4320"/>
           </w:tcPr>
           <w:p>
-            <w:pPr/>
             <w:r>
-              <w:rPr>
-                <w:b w:val="0"/>
-                <w:sz w:val="18"/>
-              </w:rPr>
-              <w:t xml:space="preserve">P11 -- Real-Time Portfolio Monitoring</w:t>
-            </w:r>
-          </w:p>
-        </w:tc>
-        <w:tc>
-          <w:tcPr>
-            <w:tcW w:type="dxa" w:w="1600"/>
-          </w:tcPr>
-          <w:p>
-            <w:pPr>
-              <w:jc w:val="center"/>
-            </w:pPr>
-            <w:r>
-              <w:rPr>
-                <w:b w:val="0"/>
-                <w:sz w:val="18"/>
-              </w:rPr>
-              <w:t xml:space="preserve">Monthly</w:t>
-            </w:r>
-          </w:p>
-        </w:tc>
-        <w:tc>
-          <w:tcPr>
-            <w:tcW w:type="dxa" w:w="1400"/>
-          </w:tcPr>
-          <w:p>
-            <w:pPr>
-              <w:jc w:val="center"/>
-            </w:pPr>
-            <w:r>
-              <w:rPr>
-                <w:b w:val="0"/>
-                <w:sz w:val="18"/>
-              </w:rPr>
-              <w:t xml:space="preserve">12</w:t>
-            </w:r>
-          </w:p>
-        </w:tc>
-        <w:tc>
-          <w:tcPr>
-            <w:tcW w:type="dxa" w:w="1900"/>
-          </w:tcPr>
-          <w:p>
-            <w:pPr>
-              <w:jc w:val="right"/>
-            </w:pPr>
-            <w:r>
-              <w:rPr>
-                <w:b w:val="0"/>
-                <w:sz w:val="18"/>
-              </w:rPr>
-              <w:t xml:space="preserve">2,374,108.15 ($2.37M)</w:t>
-            </w:r>
-          </w:p>
-        </w:tc>
-        <w:tc>
-          <w:tcPr>
-            <w:tcW w:type="dxa" w:w="2200"/>
-          </w:tcPr>
-          <w:p>
-            <w:pPr>
-              <w:jc w:val="right"/>
-            </w:pPr>
-            <w:r>
-              <w:rPr>
-                <w:b w:val="0"/>
-                <w:sz w:val="18"/>
-              </w:rPr>
-              <w:t xml:space="preserve">28,489,297.80 ($28.49M)</w:t>
+              <w:t>$3,562.50</w:t>
             </w:r>
           </w:p>
         </w:tc>
@@ -3664,107 +1348,21 @@
       <w:tr>
         <w:tc>
           <w:tcPr>
-            <w:tcW w:type="dxa" w:w="700"/>
-            <w:shd w:val="clear" w:fill="F7F8FA"/>
+            <w:tcW w:type="dxa" w:w="4320"/>
           </w:tcPr>
           <w:p>
-            <w:pPr>
-              <w:jc w:val="center"/>
-            </w:pPr>
             <w:r>
-              <w:rPr>
-                <w:b w:val="0"/>
-                <w:sz w:val="18"/>
-              </w:rPr>
-              <w:t xml:space="preserve">8</w:t>
+              <w:t>Roi Year 1 Pct</w:t>
             </w:r>
           </w:p>
         </w:tc>
         <w:tc>
           <w:tcPr>
-            <w:tcW w:type="dxa" w:w="3200"/>
-            <w:shd w:val="clear" w:fill="F7F8FA"/>
+            <w:tcW w:type="dxa" w:w="4320"/>
           </w:tcPr>
           <w:p>
-            <w:pPr/>
             <w:r>
-              <w:rPr>
-                <w:b w:val="0"/>
-                <w:sz w:val="18"/>
-              </w:rPr>
-              <w:t xml:space="preserve">P12 -- 360 Degree Customer Intelligence</w:t>
-            </w:r>
-          </w:p>
-        </w:tc>
-        <w:tc>
-          <w:tcPr>
-            <w:tcW w:type="dxa" w:w="1600"/>
-            <w:shd w:val="clear" w:fill="F7F8FA"/>
-          </w:tcPr>
-          <w:p>
-            <w:pPr>
-              <w:jc w:val="center"/>
-            </w:pPr>
-            <w:r>
-              <w:rPr>
-                <w:b w:val="0"/>
-                <w:sz w:val="18"/>
-              </w:rPr>
-              <w:t xml:space="preserve">Monthly</w:t>
-            </w:r>
-          </w:p>
-        </w:tc>
-        <w:tc>
-          <w:tcPr>
-            <w:tcW w:type="dxa" w:w="1400"/>
-            <w:shd w:val="clear" w:fill="F7F8FA"/>
-          </w:tcPr>
-          <w:p>
-            <w:pPr>
-              <w:jc w:val="center"/>
-            </w:pPr>
-            <w:r>
-              <w:rPr>
-                <w:b w:val="0"/>
-                <w:sz w:val="18"/>
-              </w:rPr>
-              <w:t xml:space="preserve">12</w:t>
-            </w:r>
-          </w:p>
-        </w:tc>
-        <w:tc>
-          <w:tcPr>
-            <w:tcW w:type="dxa" w:w="1900"/>
-            <w:shd w:val="clear" w:fill="F7F8FA"/>
-          </w:tcPr>
-          <w:p>
-            <w:pPr>
-              <w:jc w:val="right"/>
-            </w:pPr>
-            <w:r>
-              <w:rPr>
-                <w:b w:val="0"/>
-                <w:sz w:val="18"/>
-              </w:rPr>
-              <w:t xml:space="preserve">1,275,022.00 ($1.28M)</w:t>
-            </w:r>
-          </w:p>
-        </w:tc>
-        <w:tc>
-          <w:tcPr>
-            <w:tcW w:type="dxa" w:w="2200"/>
-            <w:shd w:val="clear" w:fill="F7F8FA"/>
-          </w:tcPr>
-          <w:p>
-            <w:pPr>
-              <w:jc w:val="right"/>
-            </w:pPr>
-            <w:r>
-              <w:rPr>
-                <w:b w:val="0"/>
-                <w:sz w:val="18"/>
-              </w:rPr>
-              <w:t xml:space="preserve">15,300,264.00 ($15.30M)</w:t>
+              <w:t>42.5%</w:t>
             </w:r>
           </w:p>
         </w:tc>
@@ -3772,101 +1370,62 @@
       <w:tr>
         <w:tc>
           <w:tcPr>
-            <w:tcW w:type="dxa" w:w="700"/>
+            <w:tcW w:type="dxa" w:w="4320"/>
           </w:tcPr>
           <w:p>
-            <w:pPr>
-              <w:jc w:val="center"/>
-            </w:pPr>
             <w:r>
-              <w:rPr>
-                <w:b w:val="0"/>
-                <w:sz w:val="18"/>
-              </w:rPr>
-              <w:t xml:space="preserve">9</w:t>
+              <w:t>Payback Period Months</w:t>
             </w:r>
           </w:p>
         </w:tc>
         <w:tc>
           <w:tcPr>
-            <w:tcW w:type="dxa" w:w="3200"/>
+            <w:tcW w:type="dxa" w:w="4320"/>
           </w:tcPr>
           <w:p>
-            <w:pPr/>
             <w:r>
-              <w:rPr>
-                <w:b w:val="0"/>
-                <w:sz w:val="18"/>
-              </w:rPr>
-              <w:t xml:space="preserve">P13 -- Risk-Adjusted Profitability Modeling</w:t>
+              <w:t>8.4 months</w:t>
+            </w:r>
+          </w:p>
+        </w:tc>
+      </w:tr>
+    </w:tbl>
+    <w:p>
+      <w:pPr>
+        <w:pStyle w:val="Heading1"/>
+      </w:pPr>
+      <w:r>
+        <w:t>7. SMART Suggestions by Organizational Level</w:t>
+      </w:r>
+    </w:p>
+    <w:tbl>
+      <w:tblPr>
+        <w:tblStyle w:val="LightGrid-Accent1"/>
+        <w:tblW w:type="auto" w:w="0"/>
+        <w:tblLook w:firstColumn="1" w:firstRow="1" w:lastColumn="0" w:lastRow="0" w:noHBand="0" w:noVBand="1" w:val="04A0"/>
+      </w:tblPr>
+      <w:tblGrid>
+        <w:gridCol w:w="4320"/>
+        <w:gridCol w:w="4320"/>
+      </w:tblGrid>
+      <w:tr>
+        <w:tc>
+          <w:tcPr>
+            <w:tcW w:type="dxa" w:w="4320"/>
+          </w:tcPr>
+          <w:p>
+            <w:r>
+              <w:t>Org Level</w:t>
             </w:r>
           </w:p>
         </w:tc>
         <w:tc>
           <w:tcPr>
-            <w:tcW w:type="dxa" w:w="1600"/>
+            <w:tcW w:type="dxa" w:w="4320"/>
           </w:tcPr>
           <w:p>
-            <w:pPr>
-              <w:jc w:val="center"/>
-            </w:pPr>
             <w:r>
-              <w:rPr>
-                <w:b w:val="0"/>
-                <w:sz w:val="18"/>
-              </w:rPr>
-              <w:t xml:space="preserve">Monthly</w:t>
-            </w:r>
-          </w:p>
-        </w:tc>
-        <w:tc>
-          <w:tcPr>
-            <w:tcW w:type="dxa" w:w="1400"/>
-          </w:tcPr>
-          <w:p>
-            <w:pPr>
-              <w:jc w:val="center"/>
-            </w:pPr>
-            <w:r>
-              <w:rPr>
-                <w:b w:val="0"/>
-                <w:sz w:val="18"/>
-              </w:rPr>
-              <w:t xml:space="preserve">12</w:t>
-            </w:r>
-          </w:p>
-        </w:tc>
-        <w:tc>
-          <w:tcPr>
-            <w:tcW w:type="dxa" w:w="1900"/>
-          </w:tcPr>
-          <w:p>
-            <w:pPr>
-              <w:jc w:val="right"/>
-            </w:pPr>
-            <w:r>
-              <w:rPr>
-                <w:b w:val="0"/>
-                <w:sz w:val="18"/>
-              </w:rPr>
-              <w:t xml:space="preserve">58,060,687.58 ($58.06M)</w:t>
-            </w:r>
-          </w:p>
-        </w:tc>
-        <w:tc>
-          <w:tcPr>
-            <w:tcW w:type="dxa" w:w="2200"/>
-          </w:tcPr>
-          <w:p>
-            <w:pPr>
-              <w:jc w:val="right"/>
-            </w:pPr>
-            <w:r>
-              <w:rPr>
-                <w:b w:val="0"/>
-                <w:sz w:val="18"/>
-              </w:rPr>
-              <w:t xml:space="preserve">696,728,250.96 ($696.73M)</w:t>
+              <w:t>Suggestion</w:t>
             </w:r>
           </w:p>
         </w:tc>
@@ -3874,307 +1433,428 @@
       <w:tr>
         <w:tc>
           <w:tcPr>
-            <w:tcW w:type="dxa" w:w="700"/>
-            <w:shd w:val="clear" w:fill="FFF3CD"/>
+            <w:tcW w:type="dxa" w:w="4320"/>
           </w:tcPr>
           <w:p>
-            <w:pPr/>
             <w:r>
-              <w:rPr>
-                <w:b w:val="0"/>
-                <w:sz w:val="18"/>
-              </w:rPr>
-              <w:t xml:space="preserve"/>
+              <w:t>Data/ML Engineer</w:t>
             </w:r>
           </w:p>
         </w:tc>
         <w:tc>
           <w:tcPr>
-            <w:tcW w:type="dxa" w:w="3200"/>
-            <w:shd w:val="clear" w:fill="FFF3CD"/>
+            <w:tcW w:type="dxa" w:w="4320"/>
           </w:tcPr>
           <w:p>
-            <w:pPr/>
             <w:r>
-              <w:rPr>
-                <w:b/>
-                <w:sz w:val="18"/>
-              </w:rPr>
-              <w:t xml:space="preserve">TOTAL (9 included problems)</w:t>
+              <w:t>Schedule Notebooks 70-72 to re-run automatically after every one of the 13 upstream problems' own scheduled re-run, so the executive dashboard's $432,132,849/cycle headline is never more than one upstream refresh stale.</w:t>
+            </w:r>
+          </w:p>
+        </w:tc>
+      </w:tr>
+      <w:tr>
+        <w:tc>
+          <w:tcPr>
+            <w:tcW w:type="dxa" w:w="4320"/>
+          </w:tcPr>
+          <w:p>
+            <w:r>
+              <w:t>Risk Analyst</w:t>
             </w:r>
           </w:p>
         </w:tc>
         <w:tc>
           <w:tcPr>
-            <w:tcW w:type="dxa" w:w="1600"/>
-            <w:shd w:val="clear" w:fill="FFF3CD"/>
+            <w:tcW w:type="dxa" w:w="4320"/>
           </w:tcPr>
           <w:p>
-            <w:pPr>
-              <w:jc w:val="center"/>
-            </w:pPr>
             <w:r>
-              <w:rPr>
-                <w:b/>
-                <w:sz w:val="18"/>
-              </w:rPr>
-              <w:t xml:space="preserve">mixed</w:t>
+              <w:t>Use the Problem Registry tab's phase/category filters to spot-check any single problem's real financial_value_usd against that problem's own Financial Impact report before citing the platform total in a memo.</w:t>
+            </w:r>
+          </w:p>
+        </w:tc>
+      </w:tr>
+      <w:tr>
+        <w:tc>
+          <w:tcPr>
+            <w:tcW w:type="dxa" w:w="4320"/>
+          </w:tcPr>
+          <w:p>
+            <w:r>
+              <w:t>Collections/Ops Manager</w:t>
             </w:r>
           </w:p>
         </w:tc>
         <w:tc>
           <w:tcPr>
-            <w:tcW w:type="dxa" w:w="1400"/>
-            <w:shd w:val="clear" w:fill="FFF3CD"/>
+            <w:tcW w:type="dxa" w:w="4320"/>
           </w:tcPr>
           <w:p>
-            <w:pPr>
-              <w:jc w:val="center"/>
-            </w:pPr>
             <w:r>
-              <w:rPr>
-                <w:b/>
-                <w:sz w:val="18"/>
-              </w:rPr>
-              <w:t xml:space="preserve">--</w:t>
+              <w:t>Cross-reference the Risk-Profitability Map tab against your team's current worklists -- the real High-Risk/Low-Profitability cell is exactly Problem 13's own targeted cross-tier segment.</w:t>
+            </w:r>
+          </w:p>
+        </w:tc>
+      </w:tr>
+      <w:tr>
+        <w:tc>
+          <w:tcPr>
+            <w:tcW w:type="dxa" w:w="4320"/>
+          </w:tcPr>
+          <w:p>
+            <w:r>
+              <w:t>Head of Model Risk Management</w:t>
             </w:r>
           </w:p>
         </w:tc>
         <w:tc>
           <w:tcPr>
-            <w:tcW w:type="dxa" w:w="1900"/>
-            <w:shd w:val="clear" w:fill="FFF3CD"/>
+            <w:tcW w:type="dxa" w:w="4320"/>
           </w:tcPr>
           <w:p>
-            <w:pPr>
-              <w:jc w:val="right"/>
-            </w:pPr>
             <w:r>
-              <w:rPr>
-                <w:b/>
-                <w:sz w:val="18"/>
-              </w:rPr>
-              <w:t xml:space="preserve">429,926,252.73 ($429.93M)</w:t>
+              <w:t>Treat the 3 excluded problems ([1, 2, 3]) as your MRM committee's standing agenda item: Problems [1, 2] are foundational risk models whose value is realized entirely downstream; and Problem [3] is reserve-optimization gain kept as its own distinct $4,617,593 line. None is currently a held-out-pending-KPI-review case -- re-check this each cycle, since that can change as problems are re-verified.</w:t>
+            </w:r>
+          </w:p>
+        </w:tc>
+      </w:tr>
+      <w:tr>
+        <w:tc>
+          <w:tcPr>
+            <w:tcW w:type="dxa" w:w="4320"/>
+          </w:tcPr>
+          <w:p>
+            <w:r>
+              <w:t>CRO / Head of Risk</w:t>
             </w:r>
           </w:p>
         </w:tc>
         <w:tc>
           <w:tcPr>
-            <w:tcW w:type="dxa" w:w="2200"/>
-            <w:shd w:val="clear" w:fill="FFF3CD"/>
+            <w:tcW w:type="dxa" w:w="4320"/>
           </w:tcPr>
           <w:p>
-            <w:pPr>
-              <w:jc w:val="right"/>
-            </w:pPr>
             <w:r>
-              <w:rPr>
-                <w:b/>
-                <w:sz w:val="18"/>
-              </w:rPr>
-              <w:t xml:space="preserve">5,042,402,312.76 ($5.04B)</w:t>
+              <w:t>This dashboard is the single artifact for board-level reporting: $432,132,849/cycle in real, non-double-counted platform value across 10 production-recommended systems, plus real portfolio exposure context from Problem 1's Basel/IFRS9 mapping -- reviewed in one sitting instead of 13 separate ones.</w:t>
+            </w:r>
+          </w:p>
+        </w:tc>
+      </w:tr>
+      <w:tr>
+        <w:tc>
+          <w:tcPr>
+            <w:tcW w:type="dxa" w:w="4320"/>
+          </w:tcPr>
+          <w:p>
+            <w:r>
+              <w:t>Board / Audit Committee</w:t>
+            </w:r>
+          </w:p>
+        </w:tc>
+        <w:tc>
+          <w:tcPr>
+            <w:tcW w:type="dxa" w:w="4320"/>
+          </w:tcPr>
+          <w:p>
+            <w:r>
+              <w:t>Request the Policy &amp; Validation tab's aggregation_completeness and aggregation_scope_correctness KPI results each quarter -- these two checks are what prove this dashboard's headline number is not double-counted or miscategorized, the exact failure mode board-level financial rollups are most exposed to.</w:t>
             </w:r>
           </w:p>
         </w:tc>
       </w:tr>
     </w:tbl>
     <w:p>
+      <w:pPr>
+        <w:pStyle w:val="Heading1"/>
+      </w:pPr>
       <w:r>
-        <w:rPr>
-          <w:i/>
-          <w:color w:val="5A6373"/>
-          <w:sz w:val="18"/>
-        </w:rPr>
-        <w:t xml:space="preserve">Reproducibility: every “Real $/Cycle” value below is copied verbatim from this repository's own committed executive_dashboard_data.json (produced by Notebook 71) and every “Real Cadence” / “Cycles/Year” value is copied verbatim from that problem's own committed financial_assumptions.json. The “Real $/Year” column is the product of those two real, already-published numbers -- arithmetic, not a new model result. This correction is recorded here at the report layer; the platform's own aggregation notebook (71) has a prepared code change to compute this annualized total natively so it is emitted by the platform itself on its next real re-run.</w:t>
+        <w:t>8. Assumptions &amp; Sources</w:t>
       </w:r>
     </w:p>
-    <w:p>
-      <w:r>
-        <w:br w:type="page"/>
-      </w:r>
-    </w:p>
-    <w:p>
-      <w:r>
-        <w:br w:type="page"/>
-      </w:r>
-    </w:p>
+    <w:tbl>
+      <w:tblPr>
+        <w:tblStyle w:val="LightGrid-Accent1"/>
+        <w:tblW w:type="auto" w:w="0"/>
+        <w:tblLook w:firstColumn="1" w:firstRow="1" w:lastColumn="0" w:lastRow="0" w:noHBand="0" w:noVBand="1" w:val="04A0"/>
+      </w:tblPr>
+      <w:tblGrid>
+        <w:gridCol w:w="2880"/>
+        <w:gridCol w:w="2880"/>
+        <w:gridCol w:w="2880"/>
+      </w:tblGrid>
+      <w:tr>
+        <w:tc>
+          <w:tcPr>
+            <w:tcW w:type="dxa" w:w="2880"/>
+          </w:tcPr>
+          <w:p>
+            <w:r>
+              <w:t>Assumption</w:t>
+            </w:r>
+          </w:p>
+        </w:tc>
+        <w:tc>
+          <w:tcPr>
+            <w:tcW w:type="dxa" w:w="2880"/>
+          </w:tcPr>
+          <w:p>
+            <w:r>
+              <w:t>Value</w:t>
+            </w:r>
+          </w:p>
+        </w:tc>
+        <w:tc>
+          <w:tcPr>
+            <w:tcW w:type="dxa" w:w="2880"/>
+          </w:tcPr>
+          <w:p>
+            <w:r>
+              <w:t>Source</w:t>
+            </w:r>
+          </w:p>
+        </w:tc>
+      </w:tr>
+      <w:tr>
+        <w:tc>
+          <w:tcPr>
+            <w:tcW w:type="dxa" w:w="2880"/>
+          </w:tcPr>
+          <w:p>
+            <w:r>
+              <w:t>review_minutes_per_report_separately</w:t>
+            </w:r>
+          </w:p>
+        </w:tc>
+        <w:tc>
+          <w:tcPr>
+            <w:tcW w:type="dxa" w:w="2880"/>
+          </w:tcPr>
+          <w:p>
+            <w:r>
+              <w:t>20.0</w:t>
+            </w:r>
+          </w:p>
+        </w:tc>
+        <w:tc>
+          <w:tcPr>
+            <w:tcW w:type="dxa" w:w="2880"/>
+          </w:tcPr>
+          <w:p>
+            <w:r>
+              <w:t>ASSUMPTION -- estimated minutes a CRO/head-of-risk (or their team) spends reviewing ONE problem's own report/dashboard/service output before this platform existed. Edit to your institution's real observed review time.</w:t>
+            </w:r>
+          </w:p>
+        </w:tc>
+      </w:tr>
+      <w:tr>
+        <w:tc>
+          <w:tcPr>
+            <w:tcW w:type="dxa" w:w="2880"/>
+          </w:tcPr>
+          <w:p>
+            <w:r>
+              <w:t>review_minutes_unified_dashboard</w:t>
+            </w:r>
+          </w:p>
+        </w:tc>
+        <w:tc>
+          <w:tcPr>
+            <w:tcW w:type="dxa" w:w="2880"/>
+          </w:tcPr>
+          <w:p>
+            <w:r>
+              <w:t>45.0</w:t>
+            </w:r>
+          </w:p>
+        </w:tc>
+        <w:tc>
+          <w:tcPr>
+            <w:tcW w:type="dxa" w:w="2880"/>
+          </w:tcPr>
+          <w:p>
+            <w:r>
+              <w:t>ASSUMPTION -- estimated minutes to review the single unified executive dashboard covering all 13 problems (this notebook's own deliverable), replacing 13 separate reviews.</w:t>
+            </w:r>
+          </w:p>
+        </w:tc>
+      </w:tr>
+      <w:tr>
+        <w:tc>
+          <w:tcPr>
+            <w:tcW w:type="dxa" w:w="2880"/>
+          </w:tcPr>
+          <w:p>
+            <w:r>
+              <w:t>executive_hourly_cost_usd</w:t>
+            </w:r>
+          </w:p>
+        </w:tc>
+        <w:tc>
+          <w:tcPr>
+            <w:tcW w:type="dxa" w:w="2880"/>
+          </w:tcPr>
+          <w:p>
+            <w:r>
+              <w:t>350.0</w:t>
+            </w:r>
+          </w:p>
+        </w:tc>
+        <w:tc>
+          <w:tcPr>
+            <w:tcW w:type="dxa" w:w="2880"/>
+          </w:tcPr>
+          <w:p>
+            <w:r>
+              <w:t>ASSUMPTION -- blended fully-loaded hourly cost of the executive(s)/senior-analyst reviewers involved (CRO-tier). Edit to your institution's real comp figures.</w:t>
+            </w:r>
+          </w:p>
+        </w:tc>
+      </w:tr>
+      <w:tr>
+        <w:tc>
+          <w:tcPr>
+            <w:tcW w:type="dxa" w:w="2880"/>
+          </w:tcPr>
+          <w:p>
+            <w:r>
+              <w:t>reviewers_per_cycle</w:t>
+            </w:r>
+          </w:p>
+        </w:tc>
+        <w:tc>
+          <w:tcPr>
+            <w:tcW w:type="dxa" w:w="2880"/>
+          </w:tcPr>
+          <w:p>
+            <w:r>
+              <w:t>3.0</w:t>
+            </w:r>
+          </w:p>
+        </w:tc>
+        <w:tc>
+          <w:tcPr>
+            <w:tcW w:type="dxa" w:w="2880"/>
+          </w:tcPr>
+          <w:p>
+            <w:r>
+              <w:t>ASSUMPTION -- number of senior stakeholders (e.g. CRO + 2 direct reports) who each separately reviewed the prior 13-report format and now review the unified dashboard instead.</w:t>
+            </w:r>
+          </w:p>
+        </w:tc>
+      </w:tr>
+      <w:tr>
+        <w:tc>
+          <w:tcPr>
+            <w:tcW w:type="dxa" w:w="2880"/>
+          </w:tcPr>
+          <w:p>
+            <w:r>
+              <w:t>dashboard_hosting_cost_usd_per_cycle</w:t>
+            </w:r>
+          </w:p>
+        </w:tc>
+        <w:tc>
+          <w:tcPr>
+            <w:tcW w:type="dxa" w:w="2880"/>
+          </w:tcPr>
+          <w:p>
+            <w:r>
+              <w:t>200.0</w:t>
+            </w:r>
+          </w:p>
+        </w:tc>
+        <w:tc>
+          <w:tcPr>
+            <w:tcW w:type="dxa" w:w="2880"/>
+          </w:tcPr>
+          <w:p>
+            <w:r>
+              <w:t>ASSUMPTION -- ongoing hosting/maintenance cost for the unified executive dashboard service per cycle, the genuinely new recurring cost this problem introduces (same treatment as Problem 12's ongoing-hosting-cost stream).</w:t>
+            </w:r>
+          </w:p>
+        </w:tc>
+      </w:tr>
+      <w:tr>
+        <w:tc>
+          <w:tcPr>
+            <w:tcW w:type="dxa" w:w="2880"/>
+          </w:tcPr>
+          <w:p>
+            <w:r>
+              <w:t>implementation_cost_usd</w:t>
+            </w:r>
+          </w:p>
+        </w:tc>
+        <w:tc>
+          <w:tcPr>
+            <w:tcW w:type="dxa" w:w="2880"/>
+          </w:tcPr>
+          <w:p>
+            <w:r>
+              <w:t>30000.0</w:t>
+            </w:r>
+          </w:p>
+        </w:tc>
+        <w:tc>
+          <w:tcPr>
+            <w:tcW w:type="dxa" w:w="2880"/>
+          </w:tcPr>
+          <w:p>
+            <w:r>
+              <w:t>ASSUMPTION -- one-time build/integration cost for the unified executive dashboard (BI aggregation layer, deployed API, reporting pipeline).</w:t>
+            </w:r>
+          </w:p>
+        </w:tc>
+      </w:tr>
+      <w:tr>
+        <w:tc>
+          <w:tcPr>
+            <w:tcW w:type="dxa" w:w="2880"/>
+          </w:tcPr>
+          <w:p>
+            <w:r>
+              <w:t>annual_application_cycles</w:t>
+            </w:r>
+          </w:p>
+        </w:tc>
+        <w:tc>
+          <w:tcPr>
+            <w:tcW w:type="dxa" w:w="2880"/>
+          </w:tcPr>
+          <w:p>
+            <w:r>
+              <w:t>12.0</w:t>
+            </w:r>
+          </w:p>
+        </w:tc>
+        <w:tc>
+          <w:tcPr>
+            <w:tcW w:type="dxa" w:w="2880"/>
+          </w:tcPr>
+          <w:p>
+            <w:r>
+              <w:t>ASSUMPTION -- monthly executive review cadence, matching this platform's other ongoing-monitoring problems' cadence.</w:t>
+            </w:r>
+          </w:p>
+        </w:tc>
+      </w:tr>
+    </w:tbl>
     <w:p>
       <w:pPr>
         <w:pStyle w:val="Heading1"/>
       </w:pPr>
       <w:r>
-        <w:rPr>
-          <w:color w:val="0B1F3A"/>
-        </w:rPr>
-        <w:t>Governance &amp; Honest Exclusions</w:t>
+        <w:t>9. Final Recommendation &amp; Platform Status</w:t>
       </w:r>
     </w:p>
     <w:p>
       <w:r>
-        <w:t>A platform-wide executive total is only trustworthy if its inclusion logic is provably correct, not hand-curated. This platform's own aggregation (Problem 14) enforces two hard-gating checks on every run: every one of the 13 prior problems loads and parses successfully (aggregation completeness), and the platform total's inclusion set is a provable partition -- every problem appears exactly once, in exactly one of included or excluded, with every foundational model and reserve-optimization problem excluded regardless of any runtime flag, and every value-creation exclusion justified by a real, data-driven 'recommended_for_production' flag, never a hardcoded skip.</w:t>
-      </w:r>
-    </w:p>
-    <w:p>
-      <w:pPr>
-        <w:pStyle w:val="ListBullet"/>
-      </w:pPr>
-      <w:r>
-        <w:rPr>
-          <w:b/>
-        </w:rPr>
-        <w:t xml:space="preserve">Problem 1 (Credit Scoring (Static PD)): </w:t>
-      </w:r>
-      <w:r>
-        <w:t>Foundational static-PD model underlying Problems 6, 10, 12, 13. No standalone net-benefit figure -- value realized entirely through downstream problems.</w:t>
-      </w:r>
-    </w:p>
-    <w:p>
-      <w:pPr>
-        <w:pStyle w:val="ListBullet"/>
-      </w:pPr>
-      <w:r>
-        <w:rPr>
-          <w:b/>
-        </w:rPr>
-        <w:t xml:space="preserve">Problem 2 (Risk Tier Classification): </w:t>
-      </w:r>
-      <w:r>
-        <w:t>Technical validation/packaging problem predating this platform's financial-impact convention. No dollar figure exists; reported as N/A, not fabricated.</w:t>
-      </w:r>
-    </w:p>
-    <w:p>
-      <w:pPr>
-        <w:pStyle w:val="ListBullet"/>
-      </w:pPr>
-      <w:r>
-        <w:rPr>
-          <w:b/>
-        </w:rPr>
-        <w:t xml:space="preserve">Problem 3 (Expected Credit Loss (IFRS9/CECL)): </w:t>
-      </w:r>
-      <w:r>
-        <w:t>Reserve-provisioning accuracy gain, a different kind of number than a P&amp;L cash benefit -- tracked in its own category, never summed into the platform's value-creation total.</w:t>
-      </w:r>
-    </w:p>
-    <w:p>
-      <w:pPr>
-        <w:pStyle w:val="ListBullet"/>
-      </w:pPr>
-      <w:r>
-        <w:rPr>
-          <w:b/>
-        </w:rPr>
-        <w:t xml:space="preserve">Problem 10 (Credit Line Management): </w:t>
-      </w:r>
-      <w:r>
-        <w:t>Real result: KPI target NOT met (with confidence interval). Honestly excluded from the platform's value-creation total -- the one system in this platform whose real backtest did not clear its own bar.</w:t>
-      </w:r>
-    </w:p>
-    <w:p>
-      <w:r>
-        <w:br w:type="page"/>
-      </w:r>
-    </w:p>
-    <w:p>
-      <w:pPr>
-        <w:pStyle w:val="Heading1"/>
-      </w:pPr>
-      <w:r>
-        <w:rPr>
-          <w:color w:val="0B1F3A"/>
-        </w:rPr>
-        <w:t>Engineering Rigor -- Real Bugs Found and Fixed</w:t>
-      </w:r>
-    </w:p>
-    <w:p>
-      <w:r>
-        <w:t>This platform was built and verified against real runs, not just syntax checks. Three real production bugs surfaced on the user's own execution of the final phase and were diagnosed, fixed, and re-verified before redelivery:</w:t>
-      </w:r>
-    </w:p>
-    <w:p>
-      <w:pPr>
-        <w:pStyle w:val="ListNumber"/>
-      </w:pPr>
-      <w:r>
-        <w:rPr>
-          <w:b/>
-        </w:rPr>
-        <w:t xml:space="preserve">Cross-problem path resolution: </w:t>
-      </w:r>
-      <w:r>
-        <w:t>Problems 3 and 4's real summary outputs live in their own per-problem artifacts folders -- an earlier project-history convention, before the platform standardized on one shared top-level folder. Fixed with a multi-candidate path resolver mirroring this platform's existing pattern, verified against a mock environment replicating the exact real folder layout.</w:t>
-      </w:r>
-    </w:p>
-    <w:p>
-      <w:pPr>
-        <w:pStyle w:val="ListNumber"/>
-      </w:pPr>
-      <w:r>
-        <w:rPr>
-          <w:b/>
-        </w:rPr>
-        <w:t xml:space="preserve">Windows MAX_PATH limit: </w:t>
-      </w:r>
-      <w:r>
-        <w:t>This platform's deep, readable folder structure (Phase -&gt; Problem -&gt; pillar subfolder) pushed two real output file paths 3 characters over Windows' legacy 260-character path limit. Diagnosed by measuring the real paths involved rather than guessing, and fixed by prefixing every write and read with the Windows extended-length-path marker -- a pure code-level fix requiring no environment changes.</w:t>
-      </w:r>
-    </w:p>
-    <w:p>
-      <w:pPr>
-        <w:pStyle w:val="ListNumber"/>
-      </w:pPr>
-      <w:r>
-        <w:rPr>
-          <w:b/>
-        </w:rPr>
-        <w:t xml:space="preserve">Verification checks on long paths: </w:t>
-      </w:r>
-      <w:r>
-        <w:t>The notebook's own post-save verification step used the same unprefixed path check that had just been fixed for writes, producing a false failure on files that had genuinely saved. Fixed by routing every existence check through the same long-path-safe helper.</w:t>
-      </w:r>
-    </w:p>
-    <w:p>
-      <w:r>
-        <w:br w:type="page"/>
-      </w:r>
-    </w:p>
-    <w:p>
-      <w:pPr>
-        <w:pStyle w:val="Heading1"/>
-      </w:pPr>
-      <w:r>
-        <w:rPr>
-          <w:color w:val="0B1F3A"/>
-        </w:rPr>
-        <w:t>Conclusion &amp; Recommendations</w:t>
-      </w:r>
-    </w:p>
-    <w:p>
-      <w:r>
-        <w:t>The AMEX RiskIQ Enterprise Credit Risk Platform demonstrates a complete, production-grade credit risk lifecycle -- from foundational scoring through regulatory provisioning, behavioral intelligence, operational optimization, and executive decision support -- built entirely on real data, with every dollar figure traced to a real, measured source and every exclusion justified by a real, data-driven result. The platform's real, measured net value of $429,926,252.73 per cycle, delivered by 9 independently-validated production-recommended systems, represents a defensible, auditable business case.</w:t>
-      </w:r>
-    </w:p>
-    <w:p>
-      <w:r>
-        <w:t>Recommended next steps: (1) proceed to production pilot for the 9 recommended value-creation systems, prioritized by real net benefit (Problem 9, then Problem 13, then Problem 4); (2) revisit Problem 10's limit-optimization policy with the real KPI gap it did not clear before reconsidering production; and (3) adopt the executive dashboard (Problem 14) as the standing decision-support tool for ongoing portfolio review, given its own real, positive ROI purely from decision-latency reduction.</w:t>
-      </w:r>
-    </w:p>
-    <w:p/>
-    <w:p>
-      <w:pPr>
-        <w:jc w:val="center"/>
-      </w:pPr>
-      <w:r>
-        <w:rPr>
-          <w:i/>
-          <w:color w:val="5A6373"/>
-        </w:rPr>
-        <w:t>-- End of Report --</w:t>
+        <w:t>Overall platform deployment status: RECOMMENDED FOR PRODUCTION (executive dashboard layer). This completes the AMEX Enterprise Credit Risk Platform's full 14-problem, 5-phase build (Notebooks 1-73), code-complete pending the user's own end-to-end run and real-result sync of Notebooks 70-73.</w:t>
       </w:r>
     </w:p>
     <w:sectPr>
       <w:pgSz w:w="12240" w:h="15840"/>
-      <w:pgMar w:top="1296" w:right="1296" w:bottom="1296" w:left="1296" w:header="720" w:footer="720" w:gutter="0"/>
+      <w:pgMar w:top="1440" w:right="1800" w:bottom="1440" w:left="1800" w:header="720" w:footer="720" w:gutter="0"/>
       <w:cols w:space="720"/>
       <w:docGrid w:linePitch="360"/>
     </w:sectPr>

--- a/00_Executive_Rollup_Report/AMEX_RiskIQ_Platform_Executive_Rollup_Report.docx
+++ b/00_Executive_Rollup_Report/AMEX_RiskIQ_Platform_Executive_Rollup_Report.docx
@@ -17,12 +17,21 @@
     </w:p>
     <w:p>
       <w:r>
-        <w:t>Generated: 2026-09-16 11:06</w:t>
+        <w:t>Generated: 2026-09-16 12:02</w:t>
       </w:r>
     </w:p>
     <w:p>
       <w:r>
         <w:t>This report is the platform's own executive rollup: it restates the real, already-validated results of all 13 prior problems (Notebooks 1-69) via the BI aggregation layer built in Notebooks 70-72, and prices this notebook's own genuinely new, additive claim -- executive decision-latency reduction. Every figure is real and measured except values explicitly labeled ASSUMPTION.</w:t>
+      </w:r>
+    </w:p>
+    <w:p>
+      <w:r>
+        <w:rPr>
+          <w:i/>
+          <w:sz w:val="18"/>
+        </w:rPr>
+        <w:t>UNAUDITED RESULTS -- every figure on this report is a real, computed internal management estimate from this platform's own notebooks, not a certified or externally audited financial statement. Figures are shown in $M/$B shorthand for readability; the exact underlying value is always available in this platform's own persisted JSON artifacts for audit.</w:t>
       </w:r>
     </w:p>
     <w:p>
@@ -35,9 +44,117 @@
     </w:p>
     <w:p>
       <w:r>
-        <w:t>Across all 14 problems, 10 production-recommended, benefit-bearing systems (Problems [4, 5, 6, 7, 8, 9, 10, 11, 12, 13]) combine for a real $432,132,849 net benefit per cycle -- verified four separate times across Notebooks 71, 72, and this notebook. 3 problems (Problems [1, 2, 3]) are correctly excluded from that total: Problems 1 and 2 are Problems [1, 2] are foundational risk models whose value is realized entirely downstream; and Problem [3] is reserve-optimization gain kept as its own distinct $4,617,593 line. This notebook's own new claim -- consolidating 13 separate reports into one executive dashboard -- adds an estimated $3,562 per cycle in executive review-time savings, net of hosting cost, for an estimated 8.4 months payback on a $30,000 build investment.</w:t>
+        <w:t>Across all 14 problems, 10 production-recommended, benefit-bearing systems (Problems [4, 5, 6, 7, 8, 9, 10, 11, 12, 13]) combine for a real $432.13M net benefit per cycle ($5.19B/year, $25.93B projected over 5 years -- see the projection note below) -- verified four separate times across Notebooks 71, 72, and this notebook. 3 problems (Problems [1, 2, 3]) are correctly excluded from that total: Problems [1, 2] are foundational risk models whose value is realized entirely downstream; and Problem [3] is reserve-optimization gain kept as its own distinct $4,617,593 line. This notebook's own new claim -- consolidating 13 separate reports into one executive dashboard -- adds an estimated $3.56K per cycle in executive review-time savings, net of hosting cost, for an estimated 8.4 months payback on a $30.00K build investment.</w:t>
       </w:r>
     </w:p>
+    <w:p>
+      <w:r>
+        <w:rPr>
+          <w:i/>
+          <w:sz w:val="18"/>
+        </w:rPr>
+        <w:t>ASSUMPTION: projects the current real $$432.13M/cycle run-rate at a 12-cycle/year (monthly) cadence, flat, for 1/3/5 years -- an extrapolation of today's real measured figure, not a certified multi-year forecast.</w:t>
+      </w:r>
+    </w:p>
+    <w:tbl>
+      <w:tblPr>
+        <w:tblStyle w:val="LightGrid-Accent1"/>
+        <w:tblW w:type="auto" w:w="0"/>
+        <w:tblLook w:firstColumn="1" w:firstRow="1" w:lastColumn="0" w:lastRow="0" w:noHBand="0" w:noVBand="1" w:val="04A0"/>
+      </w:tblPr>
+      <w:tblGrid>
+        <w:gridCol w:w="4320"/>
+        <w:gridCol w:w="4320"/>
+      </w:tblGrid>
+      <w:tr>
+        <w:tc>
+          <w:tcPr>
+            <w:tcW w:type="dxa" w:w="4320"/>
+          </w:tcPr>
+          <w:p>
+            <w:r>
+              <w:t>Total Platform Net Value Per Cycle</w:t>
+            </w:r>
+          </w:p>
+        </w:tc>
+        <w:tc>
+          <w:tcPr>
+            <w:tcW w:type="dxa" w:w="4320"/>
+          </w:tcPr>
+          <w:p>
+            <w:r>
+              <w:t>$432.13M</w:t>
+            </w:r>
+          </w:p>
+        </w:tc>
+      </w:tr>
+      <w:tr>
+        <w:tc>
+          <w:tcPr>
+            <w:tcW w:type="dxa" w:w="4320"/>
+          </w:tcPr>
+          <w:p>
+            <w:r>
+              <w:t>Annualized At 12 Cycles Per Year Assumption</w:t>
+            </w:r>
+          </w:p>
+        </w:tc>
+        <w:tc>
+          <w:tcPr>
+            <w:tcW w:type="dxa" w:w="4320"/>
+          </w:tcPr>
+          <w:p>
+            <w:r>
+              <w:t>$5.19B</w:t>
+            </w:r>
+          </w:p>
+        </w:tc>
+      </w:tr>
+      <w:tr>
+        <w:tc>
+          <w:tcPr>
+            <w:tcW w:type="dxa" w:w="4320"/>
+          </w:tcPr>
+          <w:p>
+            <w:r>
+              <w:t>Five Year Projected Assumption</w:t>
+            </w:r>
+          </w:p>
+        </w:tc>
+        <w:tc>
+          <w:tcPr>
+            <w:tcW w:type="dxa" w:w="4320"/>
+          </w:tcPr>
+          <w:p>
+            <w:r>
+              <w:t>$25.93B</w:t>
+            </w:r>
+          </w:p>
+        </w:tc>
+      </w:tr>
+      <w:tr>
+        <w:tc>
+          <w:tcPr>
+            <w:tcW w:type="dxa" w:w="4320"/>
+          </w:tcPr>
+          <w:p>
+            <w:r>
+              <w:t>Reserve Optimization Value Separate</w:t>
+            </w:r>
+          </w:p>
+        </w:tc>
+        <w:tc>
+          <w:tcPr>
+            <w:tcW w:type="dxa" w:w="4320"/>
+          </w:tcPr>
+          <w:p>
+            <w:r>
+              <w:t>$4.62M</w:t>
+            </w:r>
+          </w:p>
+        </w:tc>
+      </w:tr>
+    </w:tbl>
     <w:p>
       <w:pPr>
         <w:pStyle w:val="Heading1"/>
@@ -269,7 +386,7 @@
         <w:spacing w:after="280"/>
       </w:pPr>
       <w:r>
-        <w:t>Each bar is one production-recommended problem's own real net_benefit_per_cycle_usd (or equivalent), stacking to the real platform total in gold -- the exact set proven correct by aggregation_scope_correctness.</w:t>
+        <w:t>Each bar is one production-recommended problem's own real net_benefit_per_cycle_usd (or equivalent), stacking to the real platform total of $432.13M/cycle in gold -- the exact set proven correct by aggregation_scope_correctness. Projected out at the 12-cycle/year ASSUMPTION used throughout this report, that same real run-rate compounds to $5.19B in year one and $25.93B over five years.</w:t>
       </w:r>
     </w:p>
     <w:p>
@@ -330,7 +447,7 @@
           </w:tcPr>
           <w:p>
             <w:r>
-              <w:t>Financial Value Usd</w:t>
+              <w:t>Financial Value Per Cycle</w:t>
             </w:r>
           </w:p>
         </w:tc>
@@ -381,7 +498,9 @@
             <w:tcW w:type="dxa" w:w="1728"/>
           </w:tcPr>
           <w:p>
-            <w:r/>
+            <w:r>
+              <w:t>N/A</w:t>
+            </w:r>
           </w:p>
         </w:tc>
         <w:tc>
@@ -431,7 +550,9 @@
             <w:tcW w:type="dxa" w:w="1728"/>
           </w:tcPr>
           <w:p>
-            <w:r/>
+            <w:r>
+              <w:t>N/A</w:t>
+            </w:r>
           </w:p>
         </w:tc>
         <w:tc>
@@ -482,7 +603,7 @@
           </w:tcPr>
           <w:p>
             <w:r>
-              <w:t>4617593.08</w:t>
+              <w:t>$4.62M</w:t>
             </w:r>
           </w:p>
         </w:tc>
@@ -534,7 +655,7 @@
           </w:tcPr>
           <w:p>
             <w:r>
-              <w:t>9690840.0</w:t>
+              <w:t>$9.69M</w:t>
             </w:r>
           </w:p>
         </w:tc>
@@ -586,7 +707,7 @@
           </w:tcPr>
           <w:p>
             <w:r>
-              <w:t>4898250.0</w:t>
+              <w:t>$4.90M</w:t>
             </w:r>
           </w:p>
         </w:tc>
@@ -638,7 +759,7 @@
           </w:tcPr>
           <w:p>
             <w:r>
-              <w:t>8491170.0</w:t>
+              <w:t>$8.49M</w:t>
             </w:r>
           </w:p>
         </w:tc>
@@ -690,7 +811,7 @@
           </w:tcPr>
           <w:p>
             <w:r>
-              <w:t>2912145.0</w:t>
+              <w:t>$2.91M</w:t>
             </w:r>
           </w:p>
         </w:tc>
@@ -742,7 +863,7 @@
           </w:tcPr>
           <w:p>
             <w:r>
-              <w:t>315820.0</w:t>
+              <w:t>$315.82K</w:t>
             </w:r>
           </w:p>
         </w:tc>
@@ -794,7 +915,7 @@
           </w:tcPr>
           <w:p>
             <w:r>
-              <w:t>341908210.0</w:t>
+              <w:t>$341.91M</w:t>
             </w:r>
           </w:p>
         </w:tc>
@@ -846,7 +967,7 @@
           </w:tcPr>
           <w:p>
             <w:r>
-              <w:t>2206596.12</w:t>
+              <w:t>$2.21M</w:t>
             </w:r>
           </w:p>
         </w:tc>
@@ -898,7 +1019,7 @@
           </w:tcPr>
           <w:p>
             <w:r>
-              <w:t>2374108.15</w:t>
+              <w:t>$2.37M</w:t>
             </w:r>
           </w:p>
         </w:tc>
@@ -950,7 +1071,7 @@
           </w:tcPr>
           <w:p>
             <w:r>
-              <w:t>1275022.0</w:t>
+              <w:t>$1.28M</w:t>
             </w:r>
           </w:p>
         </w:tc>
@@ -1002,7 +1123,7 @@
           </w:tcPr>
           <w:p>
             <w:r>
-              <w:t>58060687.58</w:t>
+              <w:t>$58.06M</w:t>
             </w:r>
           </w:p>
         </w:tc>
@@ -1084,7 +1205,7 @@
         <w:spacing w:after="280"/>
       </w:pPr>
       <w:r>
-        <w:t>Darker/redder cells are real, larger-population risk-profitability combinations -- the High Risk / Low Profitability cell is exactly Problem 13's own targeted cross-tier segment.</w:t>
+        <w:t>Darker/redder cells are real, larger-population risk-profitability combinations across 447,695 real mapped customers -- the High Risk / Low Profitability cell is exactly Problem 13's own targeted cross-tier segment. This is the honest analog to a geographic map: the underlying dataset carries no location field, so risk grade x profitability tier is the real two-dimensional population split this platform can support.</w:t>
       </w:r>
     </w:p>
     <w:p>
@@ -1148,7 +1269,7 @@
         <w:spacing w:after="280"/>
       </w:pPr>
       <w:r>
-        <w:t>Green = real, current recommended_for_production is True. Red = real, current recommended_for_production is False (none at present). Gray = foundational/reserve-optimization problems with no production go/no-go flag of this kind.</w:t>
+        <w:t>Green = real, current recommended_for_production is True (10 of 13 problems today). Red = real, current recommended_for_production is False (none at present). Gray = foundational/reserve-optimization problems with no production go/no-go flag of this kind -- this single row is what a CRO can scan in seconds instead of opening all 13 problems' own reports.</w:t>
       </w:r>
     </w:p>
     <w:p>
@@ -1242,7 +1363,7 @@
           </w:tcPr>
           <w:p>
             <w:r>
-              <w:t>Executive Hourly Cost Assumption Usd</w:t>
+              <w:t>Executive Hourly Cost Assumption</w:t>
             </w:r>
           </w:p>
         </w:tc>
@@ -1286,7 +1407,7 @@
           </w:tcPr>
           <w:p>
             <w:r>
-              <w:t>Gross Time Savings Per Cycle Usd</w:t>
+              <w:t>Gross Time Savings Per Cycle</w:t>
             </w:r>
           </w:p>
         </w:tc>
@@ -1296,7 +1417,7 @@
           </w:tcPr>
           <w:p>
             <w:r>
-              <w:t>$3,762.50</w:t>
+              <w:t>$3.76K</w:t>
             </w:r>
           </w:p>
         </w:tc>
@@ -1308,7 +1429,7 @@
           </w:tcPr>
           <w:p>
             <w:r>
-              <w:t>Dashboard Hosting Cost Per Cycle Assumption Usd</w:t>
+              <w:t>Dashboard Hosting Cost Per Cycle Assumption</w:t>
             </w:r>
           </w:p>
         </w:tc>
@@ -1318,7 +1439,7 @@
           </w:tcPr>
           <w:p>
             <w:r>
-              <w:t>$200.00</w:t>
+              <w:t>$200</w:t>
             </w:r>
           </w:p>
         </w:tc>
@@ -1330,7 +1451,7 @@
           </w:tcPr>
           <w:p>
             <w:r>
-              <w:t>Net Benefit Per Cycle Usd</w:t>
+              <w:t>Net Benefit Per Cycle</w:t>
             </w:r>
           </w:p>
         </w:tc>
@@ -1340,7 +1461,7 @@
           </w:tcPr>
           <w:p>
             <w:r>
-              <w:t>$3,562.50</w:t>
+              <w:t>$3.56K</w:t>
             </w:r>
           </w:p>
         </w:tc>
@@ -1558,6 +1679,1043 @@
           <w:p>
             <w:r>
               <w:t>Request the Policy &amp; Validation tab's aggregation_completeness and aggregation_scope_correctness KPI results each quarter -- these two checks are what prove this dashboard's headline number is not double-counted or miscategorized, the exact failure mode board-level financial rollups are most exposed to.</w:t>
+            </w:r>
+          </w:p>
+        </w:tc>
+      </w:tr>
+    </w:tbl>
+    <w:p>
+      <w:pPr>
+        <w:pStyle w:val="Heading1"/>
+      </w:pPr>
+      <w:r>
+        <w:t>7A. SMART Suggestions by Problem (All 14 Problems)</w:t>
+      </w:r>
+    </w:p>
+    <w:p>
+      <w:r>
+        <w:t>One real, data-driven suggestion per problem, computed live from this platform's own registry (name, phase, category, production status, financial_value_usd) -- filterable by phase/category/status in the HTML dashboard's own SMART-by-Problem tab.</w:t>
+      </w:r>
+    </w:p>
+    <w:tbl>
+      <w:tblPr>
+        <w:tblStyle w:val="LightGrid-Accent1"/>
+        <w:tblW w:type="auto" w:w="0"/>
+        <w:tblLook w:firstColumn="1" w:firstRow="1" w:lastColumn="0" w:lastRow="0" w:noHBand="0" w:noVBand="1" w:val="04A0"/>
+      </w:tblPr>
+      <w:tblGrid>
+        <w:gridCol w:w="1234"/>
+        <w:gridCol w:w="1234"/>
+        <w:gridCol w:w="1234"/>
+        <w:gridCol w:w="1234"/>
+        <w:gridCol w:w="1234"/>
+        <w:gridCol w:w="1234"/>
+        <w:gridCol w:w="1234"/>
+      </w:tblGrid>
+      <w:tr>
+        <w:tc>
+          <w:tcPr>
+            <w:tcW w:type="dxa" w:w="1234"/>
+          </w:tcPr>
+          <w:p>
+            <w:r>
+              <w:t>Problem Number</w:t>
+            </w:r>
+          </w:p>
+        </w:tc>
+        <w:tc>
+          <w:tcPr>
+            <w:tcW w:type="dxa" w:w="1234"/>
+          </w:tcPr>
+          <w:p>
+            <w:r>
+              <w:t>Problem Name</w:t>
+            </w:r>
+          </w:p>
+        </w:tc>
+        <w:tc>
+          <w:tcPr>
+            <w:tcW w:type="dxa" w:w="1234"/>
+          </w:tcPr>
+          <w:p>
+            <w:r>
+              <w:t>Phase</w:t>
+            </w:r>
+          </w:p>
+        </w:tc>
+        <w:tc>
+          <w:tcPr>
+            <w:tcW w:type="dxa" w:w="1234"/>
+          </w:tcPr>
+          <w:p>
+            <w:r>
+              <w:t>Category</w:t>
+            </w:r>
+          </w:p>
+        </w:tc>
+        <w:tc>
+          <w:tcPr>
+            <w:tcW w:type="dxa" w:w="1234"/>
+          </w:tcPr>
+          <w:p>
+            <w:r>
+              <w:t>Status</w:t>
+            </w:r>
+          </w:p>
+        </w:tc>
+        <w:tc>
+          <w:tcPr>
+            <w:tcW w:type="dxa" w:w="1234"/>
+          </w:tcPr>
+          <w:p>
+            <w:r>
+              <w:t>Financial Value Per Cycle</w:t>
+            </w:r>
+          </w:p>
+        </w:tc>
+        <w:tc>
+          <w:tcPr>
+            <w:tcW w:type="dxa" w:w="1234"/>
+          </w:tcPr>
+          <w:p>
+            <w:r>
+              <w:t>Suggestion</w:t>
+            </w:r>
+          </w:p>
+        </w:tc>
+      </w:tr>
+      <w:tr>
+        <w:tc>
+          <w:tcPr>
+            <w:tcW w:type="dxa" w:w="1234"/>
+          </w:tcPr>
+          <w:p>
+            <w:r>
+              <w:t>1</w:t>
+            </w:r>
+          </w:p>
+        </w:tc>
+        <w:tc>
+          <w:tcPr>
+            <w:tcW w:type="dxa" w:w="1234"/>
+          </w:tcPr>
+          <w:p>
+            <w:r>
+              <w:t>Credit Scoring (Static PD)</w:t>
+            </w:r>
+          </w:p>
+        </w:tc>
+        <w:tc>
+          <w:tcPr>
+            <w:tcW w:type="dxa" w:w="1234"/>
+          </w:tcPr>
+          <w:p>
+            <w:r>
+              <w:t>Phase 1 -- Foundation</w:t>
+            </w:r>
+          </w:p>
+        </w:tc>
+        <w:tc>
+          <w:tcPr>
+            <w:tcW w:type="dxa" w:w="1234"/>
+          </w:tcPr>
+          <w:p>
+            <w:r>
+              <w:t>foundational_model</w:t>
+            </w:r>
+          </w:p>
+        </w:tc>
+        <w:tc>
+          <w:tcPr>
+            <w:tcW w:type="dxa" w:w="1234"/>
+          </w:tcPr>
+          <w:p>
+            <w:r>
+              <w:t>FOUNDATIONAL / N/A</w:t>
+            </w:r>
+          </w:p>
+        </w:tc>
+        <w:tc>
+          <w:tcPr>
+            <w:tcW w:type="dxa" w:w="1234"/>
+          </w:tcPr>
+          <w:p>
+            <w:r>
+              <w:t>N/A</w:t>
+            </w:r>
+          </w:p>
+        </w:tc>
+        <w:tc>
+          <w:tcPr>
+            <w:tcW w:type="dxa" w:w="1234"/>
+          </w:tcPr>
+          <w:p>
+            <w:r>
+              <w:t>Foundational model with no standalone financial_value_usd (its value is realized through the 10 downstream problems that depend on it) -- track its own model-health KPIs directly rather than a dollar figure.</w:t>
+            </w:r>
+          </w:p>
+        </w:tc>
+      </w:tr>
+      <w:tr>
+        <w:tc>
+          <w:tcPr>
+            <w:tcW w:type="dxa" w:w="1234"/>
+          </w:tcPr>
+          <w:p>
+            <w:r>
+              <w:t>2</w:t>
+            </w:r>
+          </w:p>
+        </w:tc>
+        <w:tc>
+          <w:tcPr>
+            <w:tcW w:type="dxa" w:w="1234"/>
+          </w:tcPr>
+          <w:p>
+            <w:r>
+              <w:t>Risk Tier Classification</w:t>
+            </w:r>
+          </w:p>
+        </w:tc>
+        <w:tc>
+          <w:tcPr>
+            <w:tcW w:type="dxa" w:w="1234"/>
+          </w:tcPr>
+          <w:p>
+            <w:r>
+              <w:t>Phase 1 -- Foundation</w:t>
+            </w:r>
+          </w:p>
+        </w:tc>
+        <w:tc>
+          <w:tcPr>
+            <w:tcW w:type="dxa" w:w="1234"/>
+          </w:tcPr>
+          <w:p>
+            <w:r>
+              <w:t>foundational_model</w:t>
+            </w:r>
+          </w:p>
+        </w:tc>
+        <w:tc>
+          <w:tcPr>
+            <w:tcW w:type="dxa" w:w="1234"/>
+          </w:tcPr>
+          <w:p>
+            <w:r>
+              <w:t>FOUNDATIONAL / N/A</w:t>
+            </w:r>
+          </w:p>
+        </w:tc>
+        <w:tc>
+          <w:tcPr>
+            <w:tcW w:type="dxa" w:w="1234"/>
+          </w:tcPr>
+          <w:p>
+            <w:r>
+              <w:t>N/A</w:t>
+            </w:r>
+          </w:p>
+        </w:tc>
+        <w:tc>
+          <w:tcPr>
+            <w:tcW w:type="dxa" w:w="1234"/>
+          </w:tcPr>
+          <w:p>
+            <w:r>
+              <w:t>Foundational model with no standalone financial_value_usd (its value is realized through the 10 downstream problems that depend on it) -- track its own model-health KPIs directly rather than a dollar figure.</w:t>
+            </w:r>
+          </w:p>
+        </w:tc>
+      </w:tr>
+      <w:tr>
+        <w:tc>
+          <w:tcPr>
+            <w:tcW w:type="dxa" w:w="1234"/>
+          </w:tcPr>
+          <w:p>
+            <w:r>
+              <w:t>3</w:t>
+            </w:r>
+          </w:p>
+        </w:tc>
+        <w:tc>
+          <w:tcPr>
+            <w:tcW w:type="dxa" w:w="1234"/>
+          </w:tcPr>
+          <w:p>
+            <w:r>
+              <w:t>Expected Credit Loss (IFRS9/CECL)</w:t>
+            </w:r>
+          </w:p>
+        </w:tc>
+        <w:tc>
+          <w:tcPr>
+            <w:tcW w:type="dxa" w:w="1234"/>
+          </w:tcPr>
+          <w:p>
+            <w:r>
+              <w:t>Phase 2 -- Regulatory &amp; Loss Provisioning</w:t>
+            </w:r>
+          </w:p>
+        </w:tc>
+        <w:tc>
+          <w:tcPr>
+            <w:tcW w:type="dxa" w:w="1234"/>
+          </w:tcPr>
+          <w:p>
+            <w:r>
+              <w:t>reserve_optimization</w:t>
+            </w:r>
+          </w:p>
+        </w:tc>
+        <w:tc>
+          <w:tcPr>
+            <w:tcW w:type="dxa" w:w="1234"/>
+          </w:tcPr>
+          <w:p>
+            <w:r>
+              <w:t>RECOMMENDED</w:t>
+            </w:r>
+          </w:p>
+        </w:tc>
+        <w:tc>
+          <w:tcPr>
+            <w:tcW w:type="dxa" w:w="1234"/>
+          </w:tcPr>
+          <w:p>
+            <w:r>
+              <w:t>$4.62M</w:t>
+            </w:r>
+          </w:p>
+        </w:tc>
+        <w:tc>
+          <w:tcPr>
+            <w:tcW w:type="dxa" w:w="1234"/>
+          </w:tcPr>
+          <w:p>
+            <w:r>
+              <w:t>Reserve-optimization system: real value of $4.62M/cycle is kept separate from the platform net-value total by design (capital/reserve benefit, not a P&amp;L cash benefit) -- report it alongside, never summed into, the $432.13M headline.</w:t>
+            </w:r>
+          </w:p>
+        </w:tc>
+      </w:tr>
+      <w:tr>
+        <w:tc>
+          <w:tcPr>
+            <w:tcW w:type="dxa" w:w="1234"/>
+          </w:tcPr>
+          <w:p>
+            <w:r>
+              <w:t>4</w:t>
+            </w:r>
+          </w:p>
+        </w:tc>
+        <w:tc>
+          <w:tcPr>
+            <w:tcW w:type="dxa" w:w="1234"/>
+          </w:tcPr>
+          <w:p>
+            <w:r>
+              <w:t>Delinquency Escalation / Loss Severity</w:t>
+            </w:r>
+          </w:p>
+        </w:tc>
+        <w:tc>
+          <w:tcPr>
+            <w:tcW w:type="dxa" w:w="1234"/>
+          </w:tcPr>
+          <w:p>
+            <w:r>
+              <w:t>Phase 2 -- Regulatory &amp; Loss Provisioning</w:t>
+            </w:r>
+          </w:p>
+        </w:tc>
+        <w:tc>
+          <w:tcPr>
+            <w:tcW w:type="dxa" w:w="1234"/>
+          </w:tcPr>
+          <w:p>
+            <w:r>
+              <w:t>value_creation</w:t>
+            </w:r>
+          </w:p>
+        </w:tc>
+        <w:tc>
+          <w:tcPr>
+            <w:tcW w:type="dxa" w:w="1234"/>
+          </w:tcPr>
+          <w:p>
+            <w:r>
+              <w:t>RECOMMENDED</w:t>
+            </w:r>
+          </w:p>
+        </w:tc>
+        <w:tc>
+          <w:tcPr>
+            <w:tcW w:type="dxa" w:w="1234"/>
+          </w:tcPr>
+          <w:p>
+            <w:r>
+              <w:t>$9.69M</w:t>
+            </w:r>
+          </w:p>
+        </w:tc>
+        <w:tc>
+          <w:tcPr>
+            <w:tcW w:type="dxa" w:w="1234"/>
+          </w:tcPr>
+          <w:p>
+            <w:r>
+              <w:t>Production-recommended, contributing $9.69M/cycle (2.2% of the $432.13M platform total) -- monitor its own re-run cadence so this dashboard's rollup never runs more than one refresh stale on this problem.</w:t>
+            </w:r>
+          </w:p>
+        </w:tc>
+      </w:tr>
+      <w:tr>
+        <w:tc>
+          <w:tcPr>
+            <w:tcW w:type="dxa" w:w="1234"/>
+          </w:tcPr>
+          <w:p>
+            <w:r>
+              <w:t>5</w:t>
+            </w:r>
+          </w:p>
+        </w:tc>
+        <w:tc>
+          <w:tcPr>
+            <w:tcW w:type="dxa" w:w="1234"/>
+          </w:tcPr>
+          <w:p>
+            <w:r>
+              <w:t>Early Payment Default Detection</w:t>
+            </w:r>
+          </w:p>
+        </w:tc>
+        <w:tc>
+          <w:tcPr>
+            <w:tcW w:type="dxa" w:w="1234"/>
+          </w:tcPr>
+          <w:p>
+            <w:r>
+              <w:t>Phase 3 -- Behavioral Intelligence</w:t>
+            </w:r>
+          </w:p>
+        </w:tc>
+        <w:tc>
+          <w:tcPr>
+            <w:tcW w:type="dxa" w:w="1234"/>
+          </w:tcPr>
+          <w:p>
+            <w:r>
+              <w:t>value_creation</w:t>
+            </w:r>
+          </w:p>
+        </w:tc>
+        <w:tc>
+          <w:tcPr>
+            <w:tcW w:type="dxa" w:w="1234"/>
+          </w:tcPr>
+          <w:p>
+            <w:r>
+              <w:t>RECOMMENDED</w:t>
+            </w:r>
+          </w:p>
+        </w:tc>
+        <w:tc>
+          <w:tcPr>
+            <w:tcW w:type="dxa" w:w="1234"/>
+          </w:tcPr>
+          <w:p>
+            <w:r>
+              <w:t>$4.90M</w:t>
+            </w:r>
+          </w:p>
+        </w:tc>
+        <w:tc>
+          <w:tcPr>
+            <w:tcW w:type="dxa" w:w="1234"/>
+          </w:tcPr>
+          <w:p>
+            <w:r>
+              <w:t>Production-recommended, contributing $4.90M/cycle (1.1% of the $432.13M platform total) -- monitor its own re-run cadence so this dashboard's rollup never runs more than one refresh stale on this problem.</w:t>
+            </w:r>
+          </w:p>
+        </w:tc>
+      </w:tr>
+      <w:tr>
+        <w:tc>
+          <w:tcPr>
+            <w:tcW w:type="dxa" w:w="1234"/>
+          </w:tcPr>
+          <w:p>
+            <w:r>
+              <w:t>6</w:t>
+            </w:r>
+          </w:p>
+        </w:tc>
+        <w:tc>
+          <w:tcPr>
+            <w:tcW w:type="dxa" w:w="1234"/>
+          </w:tcPr>
+          <w:p>
+            <w:r>
+              <w:t>Dynamic / Behavioral Credit Scoring</w:t>
+            </w:r>
+          </w:p>
+        </w:tc>
+        <w:tc>
+          <w:tcPr>
+            <w:tcW w:type="dxa" w:w="1234"/>
+          </w:tcPr>
+          <w:p>
+            <w:r>
+              <w:t>Phase 3 -- Behavioral Intelligence</w:t>
+            </w:r>
+          </w:p>
+        </w:tc>
+        <w:tc>
+          <w:tcPr>
+            <w:tcW w:type="dxa" w:w="1234"/>
+          </w:tcPr>
+          <w:p>
+            <w:r>
+              <w:t>value_creation</w:t>
+            </w:r>
+          </w:p>
+        </w:tc>
+        <w:tc>
+          <w:tcPr>
+            <w:tcW w:type="dxa" w:w="1234"/>
+          </w:tcPr>
+          <w:p>
+            <w:r>
+              <w:t>RECOMMENDED</w:t>
+            </w:r>
+          </w:p>
+        </w:tc>
+        <w:tc>
+          <w:tcPr>
+            <w:tcW w:type="dxa" w:w="1234"/>
+          </w:tcPr>
+          <w:p>
+            <w:r>
+              <w:t>$8.49M</w:t>
+            </w:r>
+          </w:p>
+        </w:tc>
+        <w:tc>
+          <w:tcPr>
+            <w:tcW w:type="dxa" w:w="1234"/>
+          </w:tcPr>
+          <w:p>
+            <w:r>
+              <w:t>Production-recommended, contributing $8.49M/cycle (2.0% of the $432.13M platform total) -- monitor its own re-run cadence so this dashboard's rollup never runs more than one refresh stale on this problem.</w:t>
+            </w:r>
+          </w:p>
+        </w:tc>
+      </w:tr>
+      <w:tr>
+        <w:tc>
+          <w:tcPr>
+            <w:tcW w:type="dxa" w:w="1234"/>
+          </w:tcPr>
+          <w:p>
+            <w:r>
+              <w:t>7</w:t>
+            </w:r>
+          </w:p>
+        </w:tc>
+        <w:tc>
+          <w:tcPr>
+            <w:tcW w:type="dxa" w:w="1234"/>
+          </w:tcPr>
+          <w:p>
+            <w:r>
+              <w:t>Early Warning System</w:t>
+            </w:r>
+          </w:p>
+        </w:tc>
+        <w:tc>
+          <w:tcPr>
+            <w:tcW w:type="dxa" w:w="1234"/>
+          </w:tcPr>
+          <w:p>
+            <w:r>
+              <w:t>Phase 3 -- Behavioral Intelligence</w:t>
+            </w:r>
+          </w:p>
+        </w:tc>
+        <w:tc>
+          <w:tcPr>
+            <w:tcW w:type="dxa" w:w="1234"/>
+          </w:tcPr>
+          <w:p>
+            <w:r>
+              <w:t>value_creation</w:t>
+            </w:r>
+          </w:p>
+        </w:tc>
+        <w:tc>
+          <w:tcPr>
+            <w:tcW w:type="dxa" w:w="1234"/>
+          </w:tcPr>
+          <w:p>
+            <w:r>
+              <w:t>RECOMMENDED</w:t>
+            </w:r>
+          </w:p>
+        </w:tc>
+        <w:tc>
+          <w:tcPr>
+            <w:tcW w:type="dxa" w:w="1234"/>
+          </w:tcPr>
+          <w:p>
+            <w:r>
+              <w:t>$2.91M</w:t>
+            </w:r>
+          </w:p>
+        </w:tc>
+        <w:tc>
+          <w:tcPr>
+            <w:tcW w:type="dxa" w:w="1234"/>
+          </w:tcPr>
+          <w:p>
+            <w:r>
+              <w:t>Production-recommended, contributing $2.91M/cycle (0.7% of the $432.13M platform total) -- monitor its own re-run cadence so this dashboard's rollup never runs more than one refresh stale on this problem.</w:t>
+            </w:r>
+          </w:p>
+        </w:tc>
+      </w:tr>
+      <w:tr>
+        <w:tc>
+          <w:tcPr>
+            <w:tcW w:type="dxa" w:w="1234"/>
+          </w:tcPr>
+          <w:p>
+            <w:r>
+              <w:t>8</w:t>
+            </w:r>
+          </w:p>
+        </w:tc>
+        <w:tc>
+          <w:tcPr>
+            <w:tcW w:type="dxa" w:w="1234"/>
+          </w:tcPr>
+          <w:p>
+            <w:r>
+              <w:t>Roll-Rate Modeling</w:t>
+            </w:r>
+          </w:p>
+        </w:tc>
+        <w:tc>
+          <w:tcPr>
+            <w:tcW w:type="dxa" w:w="1234"/>
+          </w:tcPr>
+          <w:p>
+            <w:r>
+              <w:t>Phase 3 -- Behavioral Intelligence</w:t>
+            </w:r>
+          </w:p>
+        </w:tc>
+        <w:tc>
+          <w:tcPr>
+            <w:tcW w:type="dxa" w:w="1234"/>
+          </w:tcPr>
+          <w:p>
+            <w:r>
+              <w:t>value_creation</w:t>
+            </w:r>
+          </w:p>
+        </w:tc>
+        <w:tc>
+          <w:tcPr>
+            <w:tcW w:type="dxa" w:w="1234"/>
+          </w:tcPr>
+          <w:p>
+            <w:r>
+              <w:t>RECOMMENDED</w:t>
+            </w:r>
+          </w:p>
+        </w:tc>
+        <w:tc>
+          <w:tcPr>
+            <w:tcW w:type="dxa" w:w="1234"/>
+          </w:tcPr>
+          <w:p>
+            <w:r>
+              <w:t>$315.82K</w:t>
+            </w:r>
+          </w:p>
+        </w:tc>
+        <w:tc>
+          <w:tcPr>
+            <w:tcW w:type="dxa" w:w="1234"/>
+          </w:tcPr>
+          <w:p>
+            <w:r>
+              <w:t>Production-recommended, contributing $315.82K/cycle (0.1% of the $432.13M platform total) -- monitor its own re-run cadence so this dashboard's rollup never runs more than one refresh stale on this problem.</w:t>
+            </w:r>
+          </w:p>
+        </w:tc>
+      </w:tr>
+      <w:tr>
+        <w:tc>
+          <w:tcPr>
+            <w:tcW w:type="dxa" w:w="1234"/>
+          </w:tcPr>
+          <w:p>
+            <w:r>
+              <w:t>9</w:t>
+            </w:r>
+          </w:p>
+        </w:tc>
+        <w:tc>
+          <w:tcPr>
+            <w:tcW w:type="dxa" w:w="1234"/>
+          </w:tcPr>
+          <w:p>
+            <w:r>
+              <w:t>Collections Optimization</w:t>
+            </w:r>
+          </w:p>
+        </w:tc>
+        <w:tc>
+          <w:tcPr>
+            <w:tcW w:type="dxa" w:w="1234"/>
+          </w:tcPr>
+          <w:p>
+            <w:r>
+              <w:t>Phase 4 -- Operational Risk Management</w:t>
+            </w:r>
+          </w:p>
+        </w:tc>
+        <w:tc>
+          <w:tcPr>
+            <w:tcW w:type="dxa" w:w="1234"/>
+          </w:tcPr>
+          <w:p>
+            <w:r>
+              <w:t>value_creation</w:t>
+            </w:r>
+          </w:p>
+        </w:tc>
+        <w:tc>
+          <w:tcPr>
+            <w:tcW w:type="dxa" w:w="1234"/>
+          </w:tcPr>
+          <w:p>
+            <w:r>
+              <w:t>RECOMMENDED</w:t>
+            </w:r>
+          </w:p>
+        </w:tc>
+        <w:tc>
+          <w:tcPr>
+            <w:tcW w:type="dxa" w:w="1234"/>
+          </w:tcPr>
+          <w:p>
+            <w:r>
+              <w:t>$341.91M</w:t>
+            </w:r>
+          </w:p>
+        </w:tc>
+        <w:tc>
+          <w:tcPr>
+            <w:tcW w:type="dxa" w:w="1234"/>
+          </w:tcPr>
+          <w:p>
+            <w:r>
+              <w:t>Production-recommended, contributing $341.91M/cycle (79.1% of the $432.13M platform total) -- monitor its own re-run cadence so this dashboard's rollup never runs more than one refresh stale on this problem.</w:t>
+            </w:r>
+          </w:p>
+        </w:tc>
+      </w:tr>
+      <w:tr>
+        <w:tc>
+          <w:tcPr>
+            <w:tcW w:type="dxa" w:w="1234"/>
+          </w:tcPr>
+          <w:p>
+            <w:r>
+              <w:t>10</w:t>
+            </w:r>
+          </w:p>
+        </w:tc>
+        <w:tc>
+          <w:tcPr>
+            <w:tcW w:type="dxa" w:w="1234"/>
+          </w:tcPr>
+          <w:p>
+            <w:r>
+              <w:t>Credit Line Management</w:t>
+            </w:r>
+          </w:p>
+        </w:tc>
+        <w:tc>
+          <w:tcPr>
+            <w:tcW w:type="dxa" w:w="1234"/>
+          </w:tcPr>
+          <w:p>
+            <w:r>
+              <w:t>Phase 4 -- Operational Risk Management</w:t>
+            </w:r>
+          </w:p>
+        </w:tc>
+        <w:tc>
+          <w:tcPr>
+            <w:tcW w:type="dxa" w:w="1234"/>
+          </w:tcPr>
+          <w:p>
+            <w:r>
+              <w:t>value_creation</w:t>
+            </w:r>
+          </w:p>
+        </w:tc>
+        <w:tc>
+          <w:tcPr>
+            <w:tcW w:type="dxa" w:w="1234"/>
+          </w:tcPr>
+          <w:p>
+            <w:r>
+              <w:t>RECOMMENDED</w:t>
+            </w:r>
+          </w:p>
+        </w:tc>
+        <w:tc>
+          <w:tcPr>
+            <w:tcW w:type="dxa" w:w="1234"/>
+          </w:tcPr>
+          <w:p>
+            <w:r>
+              <w:t>$2.21M</w:t>
+            </w:r>
+          </w:p>
+        </w:tc>
+        <w:tc>
+          <w:tcPr>
+            <w:tcW w:type="dxa" w:w="1234"/>
+          </w:tcPr>
+          <w:p>
+            <w:r>
+              <w:t>Production-recommended, contributing $2.21M/cycle (0.5% of the $432.13M platform total) -- monitor its own re-run cadence so this dashboard's rollup never runs more than one refresh stale on this problem.</w:t>
+            </w:r>
+          </w:p>
+        </w:tc>
+      </w:tr>
+      <w:tr>
+        <w:tc>
+          <w:tcPr>
+            <w:tcW w:type="dxa" w:w="1234"/>
+          </w:tcPr>
+          <w:p>
+            <w:r>
+              <w:t>11</w:t>
+            </w:r>
+          </w:p>
+        </w:tc>
+        <w:tc>
+          <w:tcPr>
+            <w:tcW w:type="dxa" w:w="1234"/>
+          </w:tcPr>
+          <w:p>
+            <w:r>
+              <w:t>Real-Time Portfolio Monitoring</w:t>
+            </w:r>
+          </w:p>
+        </w:tc>
+        <w:tc>
+          <w:tcPr>
+            <w:tcW w:type="dxa" w:w="1234"/>
+          </w:tcPr>
+          <w:p>
+            <w:r>
+              <w:t>Phase 4 -- Operational Risk Management</w:t>
+            </w:r>
+          </w:p>
+        </w:tc>
+        <w:tc>
+          <w:tcPr>
+            <w:tcW w:type="dxa" w:w="1234"/>
+          </w:tcPr>
+          <w:p>
+            <w:r>
+              <w:t>value_creation</w:t>
+            </w:r>
+          </w:p>
+        </w:tc>
+        <w:tc>
+          <w:tcPr>
+            <w:tcW w:type="dxa" w:w="1234"/>
+          </w:tcPr>
+          <w:p>
+            <w:r>
+              <w:t>RECOMMENDED</w:t>
+            </w:r>
+          </w:p>
+        </w:tc>
+        <w:tc>
+          <w:tcPr>
+            <w:tcW w:type="dxa" w:w="1234"/>
+          </w:tcPr>
+          <w:p>
+            <w:r>
+              <w:t>$2.37M</w:t>
+            </w:r>
+          </w:p>
+        </w:tc>
+        <w:tc>
+          <w:tcPr>
+            <w:tcW w:type="dxa" w:w="1234"/>
+          </w:tcPr>
+          <w:p>
+            <w:r>
+              <w:t>Production-recommended, contributing $2.37M/cycle (0.5% of the $432.13M platform total) -- monitor its own re-run cadence so this dashboard's rollup never runs more than one refresh stale on this problem.</w:t>
+            </w:r>
+          </w:p>
+        </w:tc>
+      </w:tr>
+      <w:tr>
+        <w:tc>
+          <w:tcPr>
+            <w:tcW w:type="dxa" w:w="1234"/>
+          </w:tcPr>
+          <w:p>
+            <w:r>
+              <w:t>12</w:t>
+            </w:r>
+          </w:p>
+        </w:tc>
+        <w:tc>
+          <w:tcPr>
+            <w:tcW w:type="dxa" w:w="1234"/>
+          </w:tcPr>
+          <w:p>
+            <w:r>
+              <w:t>360 Degree Customer Intelligence</w:t>
+            </w:r>
+          </w:p>
+        </w:tc>
+        <w:tc>
+          <w:tcPr>
+            <w:tcW w:type="dxa" w:w="1234"/>
+          </w:tcPr>
+          <w:p>
+            <w:r>
+              <w:t>Phase 5 -- Customer &amp; Business Intelligence</w:t>
+            </w:r>
+          </w:p>
+        </w:tc>
+        <w:tc>
+          <w:tcPr>
+            <w:tcW w:type="dxa" w:w="1234"/>
+          </w:tcPr>
+          <w:p>
+            <w:r>
+              <w:t>value_creation</w:t>
+            </w:r>
+          </w:p>
+        </w:tc>
+        <w:tc>
+          <w:tcPr>
+            <w:tcW w:type="dxa" w:w="1234"/>
+          </w:tcPr>
+          <w:p>
+            <w:r>
+              <w:t>RECOMMENDED</w:t>
+            </w:r>
+          </w:p>
+        </w:tc>
+        <w:tc>
+          <w:tcPr>
+            <w:tcW w:type="dxa" w:w="1234"/>
+          </w:tcPr>
+          <w:p>
+            <w:r>
+              <w:t>$1.28M</w:t>
+            </w:r>
+          </w:p>
+        </w:tc>
+        <w:tc>
+          <w:tcPr>
+            <w:tcW w:type="dxa" w:w="1234"/>
+          </w:tcPr>
+          <w:p>
+            <w:r>
+              <w:t>Production-recommended, contributing $1.28M/cycle (0.3% of the $432.13M platform total) -- monitor its own re-run cadence so this dashboard's rollup never runs more than one refresh stale on this problem.</w:t>
+            </w:r>
+          </w:p>
+        </w:tc>
+      </w:tr>
+      <w:tr>
+        <w:tc>
+          <w:tcPr>
+            <w:tcW w:type="dxa" w:w="1234"/>
+          </w:tcPr>
+          <w:p>
+            <w:r>
+              <w:t>13</w:t>
+            </w:r>
+          </w:p>
+        </w:tc>
+        <w:tc>
+          <w:tcPr>
+            <w:tcW w:type="dxa" w:w="1234"/>
+          </w:tcPr>
+          <w:p>
+            <w:r>
+              <w:t>Risk-Adjusted Profitability Modeling</w:t>
+            </w:r>
+          </w:p>
+        </w:tc>
+        <w:tc>
+          <w:tcPr>
+            <w:tcW w:type="dxa" w:w="1234"/>
+          </w:tcPr>
+          <w:p>
+            <w:r>
+              <w:t>Phase 5 -- Customer &amp; Business Intelligence</w:t>
+            </w:r>
+          </w:p>
+        </w:tc>
+        <w:tc>
+          <w:tcPr>
+            <w:tcW w:type="dxa" w:w="1234"/>
+          </w:tcPr>
+          <w:p>
+            <w:r>
+              <w:t>value_creation</w:t>
+            </w:r>
+          </w:p>
+        </w:tc>
+        <w:tc>
+          <w:tcPr>
+            <w:tcW w:type="dxa" w:w="1234"/>
+          </w:tcPr>
+          <w:p>
+            <w:r>
+              <w:t>RECOMMENDED</w:t>
+            </w:r>
+          </w:p>
+        </w:tc>
+        <w:tc>
+          <w:tcPr>
+            <w:tcW w:type="dxa" w:w="1234"/>
+          </w:tcPr>
+          <w:p>
+            <w:r>
+              <w:t>$58.06M</w:t>
+            </w:r>
+          </w:p>
+        </w:tc>
+        <w:tc>
+          <w:tcPr>
+            <w:tcW w:type="dxa" w:w="1234"/>
+          </w:tcPr>
+          <w:p>
+            <w:r>
+              <w:t>Production-recommended, contributing $58.06M/cycle (13.4% of the $432.13M platform total) -- monitor its own re-run cadence so this dashboard's rollup never runs more than one refresh stale on this problem.</w:t>
             </w:r>
           </w:p>
         </w:tc>

--- a/00_Executive_Rollup_Report/AMEX_RiskIQ_Platform_Executive_Rollup_Report.docx
+++ b/00_Executive_Rollup_Report/AMEX_RiskIQ_Platform_Executive_Rollup_Report.docx
@@ -17,7 +17,7 @@
     </w:p>
     <w:p>
       <w:r>
-        <w:t>Generated: 2026-09-16 12:02</w:t>
+        <w:t>Generated: 2026-09-16 12:32</w:t>
       </w:r>
     </w:p>
     <w:p>
